--- a/대본/4부/01화_Booth_Day_One.docx
+++ b/대본/4부/01화_Booth_Day_One.docx
@@ -2,7 +2,7 @@
 <file path=word/document.xml><?xml version="1.0" encoding="utf-8"?>
 <w:document xmlns:w="http://schemas.openxmlformats.org/wordprocessingml/2006/main" xmlns:m="http://schemas.openxmlformats.org/officeDocument/2006/math" xmlns:r="http://schemas.openxmlformats.org/officeDocument/2006/relationships" xmlns:o="urn:schemas-microsoft-com:office:office" xmlns:v="urn:schemas-microsoft-com:vml" xmlns:w10="urn:schemas-microsoft-com:office:word" xmlns:a="http://schemas.openxmlformats.org/drawingml/2006/main" xmlns:pic="http://schemas.openxmlformats.org/drawingml/2006/picture" xmlns:wp="http://schemas.openxmlformats.org/drawingml/2006/wordprocessingDrawing">
   <w:body>
-    <w:bookmarkStart w:id="31" w:name="ship-it-4부-1화"/>
+    <w:bookmarkStart w:id="32" w:name="ship-it-4부-1화"/>
     <w:p>
       <w:pPr>
         <w:pStyle w:val="Heading1"/>
@@ -65,7 +65,7 @@
         <w:t xml:space="preserve"> </w:t>
       </w:r>
       <w:r>
-        <w:t xml:space="preserve">- 규칙: 지문 없음. 전 화 100% 「화자명: 대사」. 1턴 15단어 이내.</w:t>
+        <w:t xml:space="preserve">- 규칙: 지문 없음. 전 화 100% 「화자명: 대사」. 1턴 15단어 이내 + 긴 턴 10~15회(25~35단어).</w:t>
       </w:r>
       <w:r>
         <w:t xml:space="preserve"> </w:t>
@@ -405,13 +405,13 @@
         </w:numPr>
       </w:pPr>
       <w:r>
-        <w:t xml:space="preserve">ZOE: A wants a visit this month. B is interested. C just wanted a pen.</w:t>
-      </w:r>
-      <w:r>
-        <w:t xml:space="preserve"> </w:t>
-      </w:r>
-      <w:r>
-        <w:t xml:space="preserve">조이: A는 이번 달 방문을 원함. B는 관심 있음. C는 그냥 펜을 원했음.</w:t>
+        <w:t xml:space="preserve">ZOE: A means they want a visit or training this month. B means they’re interested, but not in a hurry. C means they wanted a pen. Be honest, because the follow-up team trusts your letter.</w:t>
+      </w:r>
+      <w:r>
+        <w:t xml:space="preserve"> </w:t>
+      </w:r>
+      <w:r>
+        <w:t xml:space="preserve">조이: A는 이번 달에 방문이나 교육을 원하는 사람. B는 관심은 있지만 급하지 않은 사람. C는 펜을 원했던 사람. 정직하게 써요. 후속 조치 팀은 여러분이 쓴 글자를 믿으니까요.</w:t>
       </w:r>
     </w:p>
     <w:p>
@@ -551,7 +551,7 @@
         </w:numPr>
       </w:pPr>
       <w:r>
-        <w:t xml:space="preserve">DEREK:</w:t>
+        <w:t xml:space="preserve">DEREK: Because</w:t>
       </w:r>
       <w:r>
         <w:t xml:space="preserve"> </w:t>
@@ -569,7 +569,7 @@
         <w:t xml:space="preserve"> </w:t>
       </w:r>
       <w:r>
-        <w:t xml:space="preserve">is a yes-or-no question. The answer is always no.</w:t>
+        <w:t xml:space="preserve">is a yes-or-no question, and the answer is always no. Busy doctors walk past a product name, but they stop for a question about their own patients.</w:t>
       </w:r>
       <w:r>
         <w:t xml:space="preserve"> </w:t>
@@ -590,7 +590,7 @@
         <w:t xml:space="preserve">”</w:t>
       </w:r>
       <w:r>
-        <w:t xml:space="preserve">는 예/아니요 질문이에요. 대답은 항상 아니요죠.</w:t>
+        <w:t xml:space="preserve">는 예/아니요 질문이고, 대답은 항상 아니요예요. 바쁜 의사들은 제품 이름은 그냥 지나치지만, 자기 환자에 관한 질문에는 멈춰 서요.</w:t>
       </w:r>
     </w:p>
     <w:p>
@@ -737,13 +737,13 @@
         </w:numPr>
       </w:pPr>
       <w:r>
-        <w:t xml:space="preserve">TASHA: A simulated occlusion. Open the kit. Take your first action. Can you beat two seconds?</w:t>
-      </w:r>
-      <w:r>
-        <w:t xml:space="preserve"> </w:t>
-      </w:r>
-      <w:r>
-        <w:t xml:space="preserve">타샤: 모의 혈관 폐색. 키트를 열고. 첫 행동을 하세요. 2초를 이길 수 있어요?</w:t>
+        <w:t xml:space="preserve">TASHA: It’s a simulated occlusion. You open the kit and take your first action, like you would with a real patient. The clock starts when the patient complains. Can you beat two seconds?</w:t>
+      </w:r>
+      <w:r>
+        <w:t xml:space="preserve"> </w:t>
+      </w:r>
+      <w:r>
+        <w:t xml:space="preserve">타샤: 모의 혈관 폐색이에요. 실제 환자한테 하듯이 키트를 열고 첫 행동을 하는 거예요. 시계는 환자가 통증을 호소할 때 시작돼요. 2초를 이길 수 있어요?</w:t>
       </w:r>
     </w:p>
     <w:p>
@@ -965,13 +965,13 @@
         </w:numPr>
       </w:pPr>
       <w:r>
-        <w:t xml:space="preserve">AVA: Only certified ones. Doctor or nurse. Training comes first.</w:t>
-      </w:r>
-      <w:r>
-        <w:t xml:space="preserve"> </w:t>
-      </w:r>
-      <w:r>
-        <w:t xml:space="preserve">에이바: 인증받은 분들께만요. 의사든 간호사든. 교육이 먼저예요.</w:t>
+        <w:t xml:space="preserve">AVA: Only certified ones, doctor or nurse, it doesn’t matter. Training comes first, because a filler is only as safe as the hands using it. So we teach the emergency steps before we ship a box.</w:t>
+      </w:r>
+      <w:r>
+        <w:t xml:space="preserve"> </w:t>
+      </w:r>
+      <w:r>
+        <w:t xml:space="preserve">에이바: 인증받은 분들께만요. 의사든 간호사든 상관없어요. 교육이 먼저예요. 필러는 그걸 쓰는 손만큼만 안전하니까요. 그래서 상자 하나 보내기 전에 응급 단계부터 가르쳐요.</w:t>
       </w:r>
     </w:p>
     <w:p>
@@ -1108,13 +1108,13 @@
         </w:numPr>
       </w:pPr>
       <w:r>
-        <w:t xml:space="preserve">DEREK: Next month, four hundred badges look the same. The note is the memory.</w:t>
-      </w:r>
-      <w:r>
-        <w:t xml:space="preserve"> </w:t>
-      </w:r>
-      <w:r>
-        <w:t xml:space="preserve">데릭: 다음 달이면 배지 400개가 다 똑같아 보여요. 메모가 기억이에요.</w:t>
+        <w:t xml:space="preserve">DEREK: Because next month, four hundred badges will all look the same on a spreadsheet. You won’t remember Maria’s face or her five nurses. The note is the memory, so write it now.</w:t>
+      </w:r>
+      <w:r>
+        <w:t xml:space="preserve"> </w:t>
+      </w:r>
+      <w:r>
+        <w:t xml:space="preserve">데릭: 다음 달이 되면 스프레드시트 위의 배지 400개가 다 똑같아 보이거든요. 마리아 얼굴도, 간호사 다섯 명도 기억 못 할 거예요. 메모가 기억이에요. 그러니까 지금 써요.</w:t>
       </w:r>
     </w:p>
     <w:p>
@@ -1409,13 +1409,13 @@
         </w:numPr>
       </w:pPr>
       <w:r>
-        <w:t xml:space="preserve">PIERCE: Let me be honest. I think this is a solution looking for a problem.</w:t>
-      </w:r>
-      <w:r>
-        <w:t xml:space="preserve"> </w:t>
-      </w:r>
-      <w:r>
-        <w:t xml:space="preserve">피어스: 솔직히 말하죠. 이건 문제를 찾아다니는 해결책 같아요.</w:t>
+        <w:t xml:space="preserve">PIERCE: Let me be honest with you. I think this is a solution looking for a problem. In my practice, good technique prevents most occlusions before they start.</w:t>
+      </w:r>
+      <w:r>
+        <w:t xml:space="preserve"> </w:t>
+      </w:r>
+      <w:r>
+        <w:t xml:space="preserve">피어스: 솔직히 말하죠. 이건 문제를 찾아다니는 해결책 같아요. 내 병원에선 좋은 술기가 폐색 대부분을 시작되기 전에 막아요.</w:t>
       </w:r>
     </w:p>
     <w:p>
@@ -1426,13 +1426,13 @@
         </w:numPr>
       </w:pPr>
       <w:r>
-        <w:t xml:space="preserve">ELENA: Alan, you know the numbers. Occlusions are rare. But not zero.</w:t>
-      </w:r>
-      <w:r>
-        <w:t xml:space="preserve"> </w:t>
-      </w:r>
-      <w:r>
-        <w:t xml:space="preserve">엘레나: 앨런, 숫자 알잖아요. 폐색은 드물어요. 하지만 0은 아니에요.</w:t>
+        <w:t xml:space="preserve">ELENA: Alan, you know the numbers as well as I do. Occlusions are rare, but they’re not zero, and when one happens, the first few minutes decide everything. That’s when speed matters.</w:t>
+      </w:r>
+      <w:r>
+        <w:t xml:space="preserve"> </w:t>
+      </w:r>
+      <w:r>
+        <w:t xml:space="preserve">엘레나: 앨런, 숫자는 당신도 나만큼 알잖아요. 폐색은 드물지만 0은 아니에요. 그리고 한 번 생기면 처음 몇 분이 모든 걸 결정해요. 바로 그때 속도가 중요한 거예요.</w:t>
       </w:r>
     </w:p>
     <w:p>
@@ -1562,13 +1562,13 @@
         </w:numPr>
       </w:pPr>
       <w:r>
-        <w:t xml:space="preserve">AVA: What we measured is speed. Two point eight times. Forty subjects. Blinded.</w:t>
-      </w:r>
-      <w:r>
-        <w:t xml:space="preserve"> </w:t>
-      </w:r>
-      <w:r>
-        <w:t xml:space="preserve">에이바: 저희가 측정한 건 속도예요. 2.8배. 40명. 눈가림.</w:t>
+        <w:t xml:space="preserve">AVA: What we measured is speed, and only speed. It dissolved two point eight times faster, in a blinded study with forty subjects. We don’t claim more than that, because the data doesn’t show more.</w:t>
+      </w:r>
+      <w:r>
+        <w:t xml:space="preserve"> </w:t>
+      </w:r>
+      <w:r>
+        <w:t xml:space="preserve">에이바: 저희가 측정한 건 속도, 오직 속도예요. 40명을 대상으로 한 눈가림 연구에서 2.8배 빨리 녹았어요. 그 이상은 주장하지 않아요. 데이터가 그 이상을 보여 주지 않으니까요.</w:t>
       </w:r>
     </w:p>
     <w:p>
@@ -1630,13 +1630,13 @@
         </w:numPr>
       </w:pPr>
       <w:r>
-        <w:t xml:space="preserve">NOAH: That’s fair. Can we follow up in six months? With real-world data?</w:t>
-      </w:r>
-      <w:r>
-        <w:t xml:space="preserve"> </w:t>
-      </w:r>
-      <w:r>
-        <w:t xml:space="preserve">노아: 그럴 만해요. 6개월 뒤에 다시 연락해도 될까요? 실사용 데이터를 가지고?</w:t>
+        <w:t xml:space="preserve">NOAH: That’s fair, and I wouldn’t be convinced either. Here’s the thing. Can we follow up in six months with real-world data? If the numbers don’t hold, you can tell everyone.</w:t>
+      </w:r>
+      <w:r>
+        <w:t xml:space="preserve"> </w:t>
+      </w:r>
+      <w:r>
+        <w:t xml:space="preserve">노아: 그럴 만해요. 저라도 설득되지 않았을 거예요. 이렇게 하죠. 6개월 뒤에 실사용 데이터를 가지고 다시 연락드려도 될까요? 숫자가 버티지 못하면, 모두에게 말씀하셔도 돼요.</w:t>
       </w:r>
     </w:p>
     <w:p>
@@ -1948,13 +1948,13 @@
         </w:numPr>
       </w:pPr>
       <w:r>
-        <w:t xml:space="preserve">NOAH: That’s fine, Kyle. Our list price is public. Four twenty-five. Launch price, three ninety-five.</w:t>
-      </w:r>
-      <w:r>
-        <w:t xml:space="preserve"> </w:t>
-      </w:r>
-      <w:r>
-        <w:t xml:space="preserve">노아: 괜찮아요, 카일. 정가는 공개돼 있어요. 425. 출시가 395.</w:t>
+        <w:t xml:space="preserve">NOAH: That’s fine, Kyle. Our list price is public, so I’m happy to share it. Four twenty-five per syringe, and the launch price is three ninety-five. Anyone at this show can ask.</w:t>
+      </w:r>
+      <w:r>
+        <w:t xml:space="preserve"> </w:t>
+      </w:r>
+      <w:r>
+        <w:t xml:space="preserve">노아: 괜찮아요, 카일. 정가는 공개돼 있으니 기꺼이 알려 드리죠. 주사기당 425, 출시가는 395예요. 이 전시회에 온 누구든 물어볼 수 있는 거예요.</w:t>
       </w:r>
     </w:p>
     <w:p>
@@ -2169,13 +2169,13 @@
         </w:numPr>
       </w:pPr>
       <w:r>
-        <w:t xml:space="preserve">LEO: Two hundred eighty scans. Forty-one A leads. It’s only three o’clock.</w:t>
-      </w:r>
-      <w:r>
-        <w:t xml:space="preserve"> </w:t>
-      </w:r>
-      <w:r>
-        <w:t xml:space="preserve">레오: 스캔 280건. A 리드 41건. 아직 3시밖에 안 됐어요.</w:t>
+        <w:t xml:space="preserve">LEO: Two hundred eighty scans and forty-one A leads, and it’s only three o’clock. If the drill line keeps moving like this, we’ll pass both goals before the doors close.</w:t>
+      </w:r>
+      <w:r>
+        <w:t xml:space="preserve"> </w:t>
+      </w:r>
+      <w:r>
+        <w:t xml:space="preserve">레오: 스캔 280건에 A 리드 41건, 그런데 아직 3시밖에 안 됐어요. 훈련 줄이 이렇게 계속 돌아가면, 문 닫기 전에 두 목표를 다 넘을 거예요.</w:t>
       </w:r>
     </w:p>
     <w:p>
@@ -2186,13 +2186,13 @@
         </w:numPr>
       </w:pPr>
       <w:r>
-        <w:t xml:space="preserve">ZOE: We’re going to beat the goal.</w:t>
-      </w:r>
-      <w:r>
-        <w:t xml:space="preserve"> </w:t>
-      </w:r>
-      <w:r>
-        <w:t xml:space="preserve">조이: 목표를 넘기겠어요.</w:t>
+        <w:t xml:space="preserve">ZOE: Don’t jinx it. Keep scanning.</w:t>
+      </w:r>
+      <w:r>
+        <w:t xml:space="preserve"> </w:t>
+      </w:r>
+      <w:r>
+        <w:t xml:space="preserve">조이: 부정 타요. 계속 스캔해요.</w:t>
       </w:r>
     </w:p>
     <w:p>
@@ -2358,13 +2358,13 @@
         </w:numPr>
       </w:pPr>
       <w:r>
-        <w:t xml:space="preserve">MARCUS: Goals were three hundred and fifty. We beat both. Denise would be proud.</w:t>
-      </w:r>
-      <w:r>
-        <w:t xml:space="preserve"> </w:t>
-      </w:r>
-      <w:r>
-        <w:t xml:space="preserve">마커스: 목표는 300건과 50건. 둘 다 넘었어. 데니스가 자랑스러워하겠네.</w:t>
+        <w:t xml:space="preserve">MARCUS: The goals were three hundred scans and fifty A leads, and we beat both of them. Halvern had free espresso. We had a timer. Denise would be proud of this team.</w:t>
+      </w:r>
+      <w:r>
+        <w:t xml:space="preserve"> </w:t>
+      </w:r>
+      <w:r>
+        <w:t xml:space="preserve">마커스: 목표는 스캔 300건과 A 리드 50건이었는데, 둘 다 넘었어. 할번은 공짜 에스프레소, 우린 타이머. 데니스가 이 팀을 자랑스러워하겠네.</w:t>
       </w:r>
     </w:p>
     <w:p>
@@ -2477,13 +2477,13 @@
         </w:numPr>
       </w:pPr>
       <w:r>
-        <w:t xml:space="preserve">RACHEL: Five hundred and twenty. People will stand. Some came to attack.</w:t>
-      </w:r>
-      <w:r>
-        <w:t xml:space="preserve"> </w:t>
-      </w:r>
-      <w:r>
-        <w:t xml:space="preserve">레이첼: 520명. 서서 듣는 사람도 있을 거예요. 공격하러 오는 사람도 있고요.</w:t>
+        <w:t xml:space="preserve">RACHEL: Five hundred and twenty, so people will be standing at the back. And to be honest, not everyone is coming to learn. Some of them are coming to attack.</w:t>
+      </w:r>
+      <w:r>
+        <w:t xml:space="preserve"> </w:t>
+      </w:r>
+      <w:r>
+        <w:t xml:space="preserve">레이첼: 520명이요. 그러니 뒤에 서서 듣는 사람도 있을 거예요. 그리고 솔직히, 모두가 배우러 오는 건 아니에요. 공격하러 오는 사람도 있어요.</w:t>
       </w:r>
     </w:p>
     <w:p>
@@ -2597,7 +2597,7 @@
     </w:p>
     <w:bookmarkEnd w:id="25"/>
     <w:bookmarkEnd w:id="26"/>
-    <w:bookmarkStart w:id="30" w:name="학습-부록"/>
+    <w:bookmarkStart w:id="31" w:name="학습-부록"/>
     <w:p>
       <w:pPr>
         <w:pStyle w:val="Heading2"/>
@@ -3684,8 +3684,281 @@
       </w:tr>
     </w:tbl>
     <w:bookmarkEnd w:id="29"/>
+    <w:bookmarkStart w:id="30" w:name="긴-발화-분석"/>
+    <w:p>
+      <w:pPr>
+        <w:pStyle w:val="Heading3"/>
+      </w:pPr>
+      <w:r>
+        <w:t xml:space="preserve">④ 긴 발화 분석</w:t>
+      </w:r>
+    </w:p>
+    <w:p>
+      <w:pPr>
+        <w:pStyle w:val="BlockText"/>
+      </w:pPr>
+      <w:r>
+        <w:rPr>
+          <w:bCs/>
+          <w:b/>
+        </w:rPr>
+        <w:t xml:space="preserve">46턴 DEREK:</w:t>
+      </w:r>
+      <w:r>
+        <w:t xml:space="preserve"> </w:t>
+      </w:r>
+      <w:r>
+        <w:t xml:space="preserve">“</w:t>
+      </w:r>
+      <w:r>
+        <w:t xml:space="preserve">Because next month, four hundred badges will all look the same on a spreadsheet. You won’t remember Maria’s face or her five nurses. The note is the memory, so write it now.</w:t>
+      </w:r>
+      <w:r>
+        <w:t xml:space="preserve">”</w:t>
+      </w:r>
+    </w:p>
+    <w:tbl>
+      <w:tblPr>
+        <w:tblStyle w:val="Table"/>
+        <w:tblW w:type="pct" w:w="5000"/>
+        <w:tblLook w:firstRow="1" w:lastRow="0" w:firstColumn="0" w:lastColumn="0" w:noHBand="0" w:noVBand="0" w:val="0020"/>
+        <w:jc w:val="start"/>
+      </w:tblPr>
+      <w:tblGrid>
+        <w:gridCol w:w="2640"/>
+        <w:gridCol w:w="2640"/>
+        <w:gridCol w:w="2640"/>
+      </w:tblGrid>
+      <w:tr>
+        <w:trPr>
+          <w:tblHeader w:val="true"/>
+        </w:trPr>
+        <w:tc>
+          <w:tcPr/>
+          <w:p>
+            <w:pPr>
+              <w:pStyle w:val="Compact"/>
+              <w:jc w:val="left"/>
+            </w:pPr>
+            <w:r>
+              <w:t xml:space="preserve">구조</w:t>
+            </w:r>
+          </w:p>
+        </w:tc>
+        <w:tc>
+          <w:tcPr/>
+          <w:p>
+            <w:pPr>
+              <w:pStyle w:val="Compact"/>
+              <w:jc w:val="left"/>
+            </w:pPr>
+            <w:r>
+              <w:t xml:space="preserve">영어</w:t>
+            </w:r>
+          </w:p>
+        </w:tc>
+        <w:tc>
+          <w:tcPr/>
+          <w:p>
+            <w:pPr>
+              <w:pStyle w:val="Compact"/>
+              <w:jc w:val="left"/>
+            </w:pPr>
+            <w:r>
+              <w:t xml:space="preserve">기능</w:t>
+            </w:r>
+          </w:p>
+        </w:tc>
+      </w:tr>
+      <w:tr>
+        <w:tc>
+          <w:tcPr/>
+          <w:p>
+            <w:pPr>
+              <w:pStyle w:val="Compact"/>
+              <w:jc w:val="left"/>
+            </w:pPr>
+            <w:r>
+              <w:t xml:space="preserve">① 이유(미래 상황)</w:t>
+            </w:r>
+          </w:p>
+        </w:tc>
+        <w:tc>
+          <w:tcPr/>
+          <w:p>
+            <w:pPr>
+              <w:pStyle w:val="Compact"/>
+              <w:jc w:val="left"/>
+            </w:pPr>
+            <w:r>
+              <w:t xml:space="preserve">Because next month, four hundred badges will all look the same on a spreadsheet.</w:t>
+            </w:r>
+          </w:p>
+        </w:tc>
+        <w:tc>
+          <w:tcPr/>
+          <w:p>
+            <w:pPr>
+              <w:pStyle w:val="Compact"/>
+              <w:jc w:val="left"/>
+            </w:pPr>
+            <w:r>
+              <w:t xml:space="preserve">“</w:t>
+            </w:r>
+            <w:r>
+              <w:t xml:space="preserve">왜?</w:t>
+            </w:r>
+            <w:r>
+              <w:t xml:space="preserve">”</w:t>
+            </w:r>
+            <w:r>
+              <w:t xml:space="preserve">라는 질문에 앞으로 벌어질 문제로 답함</w:t>
+            </w:r>
+          </w:p>
+        </w:tc>
+      </w:tr>
+      <w:tr>
+        <w:tc>
+          <w:tcPr/>
+          <w:p>
+            <w:pPr>
+              <w:pStyle w:val="Compact"/>
+              <w:jc w:val="left"/>
+            </w:pPr>
+            <w:r>
+              <w:t xml:space="preserve">② 구체화(실제 사례)</w:t>
+            </w:r>
+          </w:p>
+        </w:tc>
+        <w:tc>
+          <w:tcPr/>
+          <w:p>
+            <w:pPr>
+              <w:pStyle w:val="Compact"/>
+              <w:jc w:val="left"/>
+            </w:pPr>
+            <w:r>
+              <w:t xml:space="preserve">You won’t remember Maria’s face or her five nurses.</w:t>
+            </w:r>
+          </w:p>
+        </w:tc>
+        <w:tc>
+          <w:tcPr/>
+          <w:p>
+            <w:pPr>
+              <w:pStyle w:val="Compact"/>
+              <w:jc w:val="left"/>
+            </w:pPr>
+            <w:r>
+              <w:t xml:space="preserve">방금 만난 고객을 예로 들어 문제를 실감 나게</w:t>
+            </w:r>
+          </w:p>
+        </w:tc>
+      </w:tr>
+      <w:tr>
+        <w:tc>
+          <w:tcPr/>
+          <w:p>
+            <w:pPr>
+              <w:pStyle w:val="Compact"/>
+              <w:jc w:val="left"/>
+            </w:pPr>
+            <w:r>
+              <w:t xml:space="preserve">③ 결론+지시</w:t>
+            </w:r>
+          </w:p>
+        </w:tc>
+        <w:tc>
+          <w:tcPr/>
+          <w:p>
+            <w:pPr>
+              <w:pStyle w:val="Compact"/>
+              <w:jc w:val="left"/>
+            </w:pPr>
+            <w:r>
+              <w:t xml:space="preserve">The note is the memory, so write it now.</w:t>
+            </w:r>
+          </w:p>
+        </w:tc>
+        <w:tc>
+          <w:tcPr/>
+          <w:p>
+            <w:pPr>
+              <w:pStyle w:val="Compact"/>
+              <w:jc w:val="left"/>
+            </w:pPr>
+            <w:r>
+              <w:t xml:space="preserve">핵심 원칙을 한 줄로 말하고 바로 행동을 요청</w:t>
+            </w:r>
+          </w:p>
+        </w:tc>
+      </w:tr>
+    </w:tbl>
+    <w:p>
+      <w:pPr>
+        <w:pStyle w:val="BodyText"/>
+      </w:pPr>
+      <w:r>
+        <w:rPr>
+          <w:bCs/>
+          <w:b/>
+        </w:rPr>
+        <w:t xml:space="preserve">활용 패턴:</w:t>
+      </w:r>
+      <w:r>
+        <w:t xml:space="preserve"> </w:t>
+      </w:r>
+      <w:r>
+        <w:t xml:space="preserve">미래의 문제 → 구체적 사례 → 원칙 +</w:t>
+      </w:r>
+      <w:r>
+        <w:t xml:space="preserve"> </w:t>
+      </w:r>
+      <w:r>
+        <w:t xml:space="preserve">“</w:t>
+      </w:r>
+      <w:r>
+        <w:t xml:space="preserve">so, 지금 행동</w:t>
+      </w:r>
+      <w:r>
+        <w:t xml:space="preserve">”</w:t>
+      </w:r>
+      <w:r>
+        <w:t xml:space="preserve"> </w:t>
+      </w:r>
+      <w:r>
+        <w:rPr>
+          <w:bCs/>
+          <w:b/>
+        </w:rPr>
+        <w:t xml:space="preserve">연결 표현:</w:t>
+      </w:r>
+      <w:r>
+        <w:t xml:space="preserve"> </w:t>
+      </w:r>
+      <w:r>
+        <w:t xml:space="preserve">Because…(~이니까) · will all look the same(다 똑같아 보일 것이다) · so…now(그러니까 지금)</w:t>
+      </w:r>
+      <w:r>
+        <w:t xml:space="preserve"> </w:t>
+      </w:r>
+      <w:r>
+        <w:rPr>
+          <w:bCs/>
+          <w:b/>
+        </w:rPr>
+        <w:t xml:space="preserve">연습:</w:t>
+      </w:r>
+      <w:r>
+        <w:t xml:space="preserve"> </w:t>
+      </w:r>
+      <w:r>
+        <w:t xml:space="preserve">회의록을 왜 바로 써야 하냐고 묻는 신입에게 같은 구조로 30단어 안팎으로 설명해 보기.</w:t>
+      </w:r>
+    </w:p>
     <w:bookmarkEnd w:id="30"/>
     <w:bookmarkEnd w:id="31"/>
+    <w:bookmarkEnd w:id="32"/>
     <w:sectPr/>
   </w:body>
 </w:document>

--- a/대본/4부/01화_Booth_Day_One.docx
+++ b/대본/4부/01화_Booth_Day_One.docx
@@ -2,7 +2,7 @@
 <file path=word/document.xml><?xml version="1.0" encoding="utf-8"?>
 <w:document xmlns:w="http://schemas.openxmlformats.org/wordprocessingml/2006/main" xmlns:m="http://schemas.openxmlformats.org/officeDocument/2006/math" xmlns:r="http://schemas.openxmlformats.org/officeDocument/2006/relationships" xmlns:o="urn:schemas-microsoft-com:office:office" xmlns:v="urn:schemas-microsoft-com:vml" xmlns:w10="urn:schemas-microsoft-com:office:word" xmlns:a="http://schemas.openxmlformats.org/drawingml/2006/main" xmlns:pic="http://schemas.openxmlformats.org/drawingml/2006/picture" xmlns:wp="http://schemas.openxmlformats.org/drawingml/2006/wordprocessingDrawing">
   <w:body>
-    <w:bookmarkStart w:id="32" w:name="ship-it-4부-1화"/>
+    <w:bookmarkStart w:id="38" w:name="ship-it-4부-1화"/>
     <w:p>
       <w:pPr>
         <w:pStyle w:val="Heading1"/>
@@ -222,95 +222,47 @@
     </w:p>
     <w:p>
       <w:pPr>
-        <w:numPr>
-          <w:ilvl w:val="0"/>
-          <w:numId w:val="1001"/>
-        </w:numPr>
+        <w:pStyle w:val="FirstParagraph"/>
       </w:pPr>
       <w:r>
         <w:t xml:space="preserve">ZOE: Morning, team. Doors open in seventy-five minutes. Booth rules. Quickly.</w:t>
       </w:r>
-      <w:r>
-        <w:t xml:space="preserve"> </w:t>
-      </w:r>
-      <w:r>
-        <w:t xml:space="preserve">조이: 좋은 아침, 팀. 75분 뒤 문 열어요. 부스 규칙. 빠르게.</w:t>
-      </w:r>
-    </w:p>
-    <w:p>
-      <w:pPr>
-        <w:numPr>
-          <w:ilvl w:val="0"/>
-          <w:numId w:val="1001"/>
-        </w:numPr>
+    </w:p>
+    <w:p>
+      <w:pPr>
+        <w:pStyle w:val="BodyText"/>
       </w:pPr>
       <w:r>
         <w:t xml:space="preserve">TASHA: Rule one. Never stand behind the table. Tables are walls.</w:t>
       </w:r>
-      <w:r>
-        <w:t xml:space="preserve"> </w:t>
-      </w:r>
-      <w:r>
-        <w:t xml:space="preserve">타샤: 규칙 1. 절대 테이블 뒤에 서지 말 것. 테이블은 벽이에요.</w:t>
-      </w:r>
-    </w:p>
-    <w:p>
-      <w:pPr>
-        <w:numPr>
-          <w:ilvl w:val="0"/>
-          <w:numId w:val="1001"/>
-        </w:numPr>
+    </w:p>
+    <w:p>
+      <w:pPr>
+        <w:pStyle w:val="BodyText"/>
       </w:pPr>
       <w:r>
         <w:t xml:space="preserve">DEREK: Rule two. No phones. No food. No sitting. Ever.</w:t>
       </w:r>
-      <w:r>
-        <w:t xml:space="preserve"> </w:t>
-      </w:r>
-      <w:r>
-        <w:t xml:space="preserve">데릭: 규칙 2. 휴대폰 금지. 음식 금지. 앉기 금지. 절대.</w:t>
-      </w:r>
-    </w:p>
-    <w:p>
-      <w:pPr>
-        <w:numPr>
-          <w:ilvl w:val="0"/>
-          <w:numId w:val="1001"/>
-        </w:numPr>
+    </w:p>
+    <w:p>
+      <w:pPr>
+        <w:pStyle w:val="BodyText"/>
       </w:pPr>
       <w:r>
         <w:t xml:space="preserve">AVA: Not even water?</w:t>
       </w:r>
-      <w:r>
-        <w:t xml:space="preserve"> </w:t>
-      </w:r>
-      <w:r>
-        <w:t xml:space="preserve">에이바: 물도 안 돼요?</w:t>
-      </w:r>
-    </w:p>
-    <w:p>
-      <w:pPr>
-        <w:numPr>
-          <w:ilvl w:val="0"/>
-          <w:numId w:val="1001"/>
-        </w:numPr>
+    </w:p>
+    <w:p>
+      <w:pPr>
+        <w:pStyle w:val="BodyText"/>
       </w:pPr>
       <w:r>
         <w:t xml:space="preserve">DEREK: Water, yes. Behind the curtain. Thirty seconds.</w:t>
       </w:r>
-      <w:r>
-        <w:t xml:space="preserve"> </w:t>
-      </w:r>
-      <w:r>
-        <w:t xml:space="preserve">데릭: 물은 돼요. 커튼 뒤에서. 30초.</w:t>
-      </w:r>
-    </w:p>
-    <w:p>
-      <w:pPr>
-        <w:numPr>
-          <w:ilvl w:val="0"/>
-          <w:numId w:val="1001"/>
-        </w:numPr>
+    </w:p>
+    <w:p>
+      <w:pPr>
+        <w:pStyle w:val="BodyText"/>
       </w:pPr>
       <w:r>
         <w:t xml:space="preserve">ZOE: Rule three. Ask, don’t tell.</w:t>
@@ -327,176 +279,77 @@
       <w:r>
         <w:t xml:space="preserve">”</w:t>
       </w:r>
-      <w:r>
-        <w:t xml:space="preserve"> </w:t>
-      </w:r>
-      <w:r>
-        <w:t xml:space="preserve">조이: 규칙 3. 말하지 말고 물어요.</w:t>
-      </w:r>
-      <w:r>
-        <w:t xml:space="preserve"> </w:t>
-      </w:r>
-      <w:r>
-        <w:t xml:space="preserve">“</w:t>
-      </w:r>
-      <w:r>
-        <w:t xml:space="preserve">요즘 혈관 폐색은 어떻게 대응하세요?</w:t>
-      </w:r>
-      <w:r>
-        <w:t xml:space="preserve">”</w:t>
-      </w:r>
-    </w:p>
-    <w:p>
-      <w:pPr>
-        <w:numPr>
-          <w:ilvl w:val="0"/>
-          <w:numId w:val="1001"/>
-        </w:numPr>
+    </w:p>
+    <w:p>
+      <w:pPr>
+        <w:pStyle w:val="BodyText"/>
       </w:pPr>
       <w:r>
         <w:t xml:space="preserve">TASHA: Rule four. Everyone who stops gets invited to the drill.</w:t>
       </w:r>
-      <w:r>
-        <w:t xml:space="preserve"> </w:t>
-      </w:r>
-      <w:r>
-        <w:t xml:space="preserve">타샤: 규칙 4. 멈춰 서는 사람은 모두 훈련에 초대해요.</w:t>
-      </w:r>
-    </w:p>
-    <w:p>
-      <w:pPr>
-        <w:numPr>
-          <w:ilvl w:val="0"/>
-          <w:numId w:val="1001"/>
-        </w:numPr>
+    </w:p>
+    <w:p>
+      <w:pPr>
+        <w:pStyle w:val="BodyText"/>
       </w:pPr>
       <w:r>
         <w:t xml:space="preserve">ZOE: Rule five. Scan every badge. Add a note. A, B, or C.</w:t>
       </w:r>
-      <w:r>
-        <w:t xml:space="preserve"> </w:t>
-      </w:r>
-      <w:r>
-        <w:t xml:space="preserve">조이: 규칙 5. 모든 배지를 스캔해요. 메모 추가. A, B, C.</w:t>
-      </w:r>
-    </w:p>
-    <w:p>
-      <w:pPr>
-        <w:numPr>
-          <w:ilvl w:val="0"/>
-          <w:numId w:val="1001"/>
-        </w:numPr>
+    </w:p>
+    <w:p>
+      <w:pPr>
+        <w:pStyle w:val="BodyText"/>
       </w:pPr>
       <w:r>
         <w:t xml:space="preserve">AVA: What’s the difference?</w:t>
       </w:r>
-      <w:r>
-        <w:t xml:space="preserve"> </w:t>
-      </w:r>
-      <w:r>
-        <w:t xml:space="preserve">에이바: 차이가 뭐예요?</w:t>
-      </w:r>
-    </w:p>
-    <w:p>
-      <w:pPr>
-        <w:numPr>
-          <w:ilvl w:val="0"/>
-          <w:numId w:val="1001"/>
-        </w:numPr>
+    </w:p>
+    <w:p>
+      <w:pPr>
+        <w:pStyle w:val="BodyText"/>
       </w:pPr>
       <w:r>
         <w:t xml:space="preserve">ZOE: A means they want a visit or training this month. B means they’re interested, but not in a hurry. C means they wanted a pen. Be honest, because the follow-up team trusts your letter.</w:t>
       </w:r>
-      <w:r>
-        <w:t xml:space="preserve"> </w:t>
-      </w:r>
-      <w:r>
-        <w:t xml:space="preserve">조이: A는 이번 달에 방문이나 교육을 원하는 사람. B는 관심은 있지만 급하지 않은 사람. C는 펜을 원했던 사람. 정직하게 써요. 후속 조치 팀은 여러분이 쓴 글자를 믿으니까요.</w:t>
-      </w:r>
-    </w:p>
-    <w:p>
-      <w:pPr>
-        <w:numPr>
-          <w:ilvl w:val="0"/>
-          <w:numId w:val="1001"/>
-        </w:numPr>
+    </w:p>
+    <w:p>
+      <w:pPr>
+        <w:pStyle w:val="BodyText"/>
       </w:pPr>
       <w:r>
         <w:t xml:space="preserve">MARCUS: And our goal?</w:t>
       </w:r>
-      <w:r>
-        <w:t xml:space="preserve"> </w:t>
-      </w:r>
-      <w:r>
-        <w:t xml:space="preserve">마커스: 그리고 목표는?</w:t>
-      </w:r>
-    </w:p>
-    <w:p>
-      <w:pPr>
-        <w:numPr>
-          <w:ilvl w:val="0"/>
-          <w:numId w:val="1001"/>
-        </w:numPr>
+    </w:p>
+    <w:p>
+      <w:pPr>
+        <w:pStyle w:val="BodyText"/>
       </w:pPr>
       <w:r>
         <w:t xml:space="preserve">ZOE: Three hundred scans. Fifty A leads. In one day.</w:t>
       </w:r>
-      <w:r>
-        <w:t xml:space="preserve"> </w:t>
-      </w:r>
-      <w:r>
-        <w:t xml:space="preserve">조이: 스캔 300건. A 리드 50건. 하루에.</w:t>
-      </w:r>
-    </w:p>
-    <w:p>
-      <w:pPr>
-        <w:numPr>
-          <w:ilvl w:val="0"/>
-          <w:numId w:val="1001"/>
-        </w:numPr>
+    </w:p>
+    <w:p>
+      <w:pPr>
+        <w:pStyle w:val="BodyText"/>
       </w:pPr>
       <w:r>
         <w:t xml:space="preserve">LEO: Halvern’s booth already has a line. And they’re not open yet.</w:t>
       </w:r>
-      <w:r>
-        <w:t xml:space="preserve"> </w:t>
-      </w:r>
-      <w:r>
-        <w:t xml:space="preserve">레오: 할번 부스엔 벌써 줄이 있어요. 아직 안 열었는데.</w:t>
-      </w:r>
-    </w:p>
-    <w:p>
-      <w:pPr>
-        <w:numPr>
-          <w:ilvl w:val="0"/>
-          <w:numId w:val="1001"/>
-        </w:numPr>
+    </w:p>
+    <w:p>
+      <w:pPr>
+        <w:pStyle w:val="BodyText"/>
       </w:pPr>
       <w:r>
         <w:t xml:space="preserve">MARCUS: They’re giving away espresso. Free.</w:t>
       </w:r>
-      <w:r>
-        <w:t xml:space="preserve"> </w:t>
-      </w:r>
-      <w:r>
-        <w:t xml:space="preserve">마커스: 에스프레소를 공짜로 나눠 주네.</w:t>
-      </w:r>
-    </w:p>
-    <w:p>
-      <w:pPr>
-        <w:numPr>
-          <w:ilvl w:val="0"/>
-          <w:numId w:val="1001"/>
-        </w:numPr>
+    </w:p>
+    <w:p>
+      <w:pPr>
+        <w:pStyle w:val="BodyText"/>
       </w:pPr>
       <w:r>
         <w:t xml:space="preserve">NOAH: We’re giving away two seconds. Let’s see which one doctors remember.</w:t>
-      </w:r>
-      <w:r>
-        <w:t xml:space="preserve"> </w:t>
-      </w:r>
-      <w:r>
-        <w:t xml:space="preserve">노아: 우린 2초를 나눠 주죠. 의사들이 어느 쪽을 기억하는지 봅시다.</w:t>
       </w:r>
     </w:p>
     <w:bookmarkEnd w:id="21"/>
@@ -511,44 +364,23 @@
     </w:p>
     <w:p>
       <w:pPr>
-        <w:numPr>
-          <w:ilvl w:val="0"/>
-          <w:numId w:val="1002"/>
-        </w:numPr>
+        <w:pStyle w:val="FirstParagraph"/>
       </w:pPr>
       <w:r>
         <w:t xml:space="preserve">AVA: Excuse me, doctor! Have you heard about Veyra Fill?</w:t>
       </w:r>
-      <w:r>
-        <w:t xml:space="preserve"> </w:t>
-      </w:r>
-      <w:r>
-        <w:t xml:space="preserve">에이바: 실례합니다, 선생님! 베이라 필 들어 보셨어요?</w:t>
-      </w:r>
-    </w:p>
-    <w:p>
-      <w:pPr>
-        <w:numPr>
-          <w:ilvl w:val="0"/>
-          <w:numId w:val="1002"/>
-        </w:numPr>
+    </w:p>
+    <w:p>
+      <w:pPr>
+        <w:pStyle w:val="BodyText"/>
       </w:pPr>
       <w:r>
         <w:t xml:space="preserve">ZOE: Ouch. He didn’t even look at you.</w:t>
       </w:r>
-      <w:r>
-        <w:t xml:space="preserve"> </w:t>
-      </w:r>
-      <w:r>
-        <w:t xml:space="preserve">조이: 아야. 쳐다보지도 않았네요.</w:t>
-      </w:r>
-    </w:p>
-    <w:p>
-      <w:pPr>
-        <w:numPr>
-          <w:ilvl w:val="0"/>
-          <w:numId w:val="1002"/>
-        </w:numPr>
+    </w:p>
+    <w:p>
+      <w:pPr>
+        <w:pStyle w:val="BodyText"/>
       </w:pPr>
       <w:r>
         <w:t xml:space="preserve">DEREK: Because</w:t>
@@ -571,11 +403,93 @@
       <w:r>
         <w:t xml:space="preserve">is a yes-or-no question, and the answer is always no. Busy doctors walk past a product name, but they stop for a question about their own patients.</w:t>
       </w:r>
-      <w:r>
-        <w:t xml:space="preserve"> </w:t>
-      </w:r>
-      <w:r>
-        <w:t xml:space="preserve">데릭:</w:t>
+    </w:p>
+    <w:p>
+      <w:pPr>
+        <w:pStyle w:val="BodyText"/>
+      </w:pPr>
+      <w:r>
+        <w:t xml:space="preserve">AVA: So what do I say?</w:t>
+      </w:r>
+    </w:p>
+    <w:p>
+      <w:pPr>
+        <w:pStyle w:val="BodyText"/>
+      </w:pPr>
+      <w:r>
+        <w:t xml:space="preserve">ZOE: Ask about their world. Not ours. Derek, show her.</w:t>
+      </w:r>
+    </w:p>
+    <w:p>
+      <w:pPr>
+        <w:pStyle w:val="BodyText"/>
+      </w:pPr>
+      <w:r>
+        <w:t xml:space="preserve">DEREK: Doctor, quick question. How long did your last dissolve take?</w:t>
+      </w:r>
+    </w:p>
+    <w:p>
+      <w:pPr>
+        <w:pStyle w:val="BodyText"/>
+      </w:pPr>
+      <w:r>
+        <w:t xml:space="preserve">MARIA: My last one? Ugh. Almost two hours. Why?</w:t>
+      </w:r>
+    </w:p>
+    <w:p>
+      <w:pPr>
+        <w:pStyle w:val="BodyText"/>
+      </w:pPr>
+      <w:r>
+        <w:t xml:space="preserve">DEREK: Because that’s exactly what we work on. Do you have a minute?</w:t>
+      </w:r>
+    </w:p>
+    <w:p>
+      <w:pPr>
+        <w:pStyle w:val="BodyText"/>
+      </w:pPr>
+      <w:r>
+        <w:t xml:space="preserve">MARIA: One minute. I’m a nurse injector, by the way. Not a doctor.</w:t>
+      </w:r>
+    </w:p>
+    <w:p>
+      <w:pPr>
+        <w:pStyle w:val="BodyText"/>
+      </w:pPr>
+      <w:r>
+        <w:t xml:space="preserve">TASHA: Then you’re exactly who I want to meet. Maria? Try our drill?</w:t>
+      </w:r>
+    </w:p>
+    <w:p>
+      <w:pPr>
+        <w:pStyle w:val="BodyText"/>
+      </w:pPr>
+      <w:r>
+        <w:t xml:space="preserve">MARIA: What drill?</w:t>
+      </w:r>
+    </w:p>
+    <w:p>
+      <w:pPr>
+        <w:pStyle w:val="BodyText"/>
+      </w:pPr>
+      <w:r>
+        <w:t xml:space="preserve">TASHA: It’s a simulated occlusion. You open the kit and take your first action, like you would with a real patient. The clock starts when the patient complains. Can you beat two seconds?</w:t>
+      </w:r>
+    </w:p>
+    <w:p>
+      <w:pPr>
+        <w:pStyle w:val="BodyText"/>
+      </w:pPr>
+      <w:r>
+        <w:t xml:space="preserve">MARIA: Two seconds? Easy.</w:t>
+      </w:r>
+    </w:p>
+    <w:p>
+      <w:pPr>
+        <w:pStyle w:val="BodyText"/>
+      </w:pPr>
+      <w:r>
+        <w:t xml:space="preserve">TASHA: Go. The patient says,</w:t>
       </w:r>
       <w:r>
         <w:t xml:space="preserve"> </w:t>
@@ -584,194 +498,106 @@
         <w:t xml:space="preserve">“</w:t>
       </w:r>
       <w:r>
-        <w:t xml:space="preserve">들어 보셨어요</w:t>
+        <w:t xml:space="preserve">It hurts. Is my skin white?</w:t>
       </w:r>
       <w:r>
         <w:t xml:space="preserve">”</w:t>
       </w:r>
-      <w:r>
-        <w:t xml:space="preserve">는 예/아니요 질문이고, 대답은 항상 아니요예요. 바쁜 의사들은 제품 이름은 그냥 지나치지만, 자기 환자에 관한 질문에는 멈춰 서요.</w:t>
-      </w:r>
-    </w:p>
-    <w:p>
-      <w:pPr>
-        <w:numPr>
-          <w:ilvl w:val="0"/>
-          <w:numId w:val="1002"/>
-        </w:numPr>
-      </w:pPr>
-      <w:r>
-        <w:t xml:space="preserve">AVA: So what do I say?</w:t>
-      </w:r>
-      <w:r>
-        <w:t xml:space="preserve"> </w:t>
-      </w:r>
-      <w:r>
-        <w:t xml:space="preserve">에이바: 그럼 뭐라고 해요?</w:t>
-      </w:r>
-    </w:p>
-    <w:p>
-      <w:pPr>
-        <w:numPr>
-          <w:ilvl w:val="0"/>
-          <w:numId w:val="1002"/>
-        </w:numPr>
-      </w:pPr>
-      <w:r>
-        <w:t xml:space="preserve">ZOE: Ask about their world. Not ours. Derek, show her.</w:t>
-      </w:r>
-      <w:r>
-        <w:t xml:space="preserve"> </w:t>
-      </w:r>
-      <w:r>
-        <w:t xml:space="preserve">조이: 그 사람들 세계를 물어요. 우리 세계 말고. 데릭, 보여 줘요.</w:t>
-      </w:r>
-    </w:p>
-    <w:p>
-      <w:pPr>
-        <w:numPr>
-          <w:ilvl w:val="0"/>
-          <w:numId w:val="1002"/>
-        </w:numPr>
-      </w:pPr>
-      <w:r>
-        <w:t xml:space="preserve">DEREK: Doctor, quick question. How long did your last dissolve take?</w:t>
-      </w:r>
-      <w:r>
-        <w:t xml:space="preserve"> </w:t>
-      </w:r>
-      <w:r>
-        <w:t xml:space="preserve">데릭: 선생님, 짧게 하나만요. 마지막으로 녹이실 때 얼마나 걸렸어요?</w:t>
-      </w:r>
-    </w:p>
-    <w:p>
-      <w:pPr>
-        <w:numPr>
-          <w:ilvl w:val="0"/>
-          <w:numId w:val="1002"/>
-        </w:numPr>
-      </w:pPr>
-      <w:r>
-        <w:t xml:space="preserve">MARIA: My last one? Ugh. Almost two hours. Why?</w:t>
-      </w:r>
-      <w:r>
-        <w:t xml:space="preserve"> </w:t>
-      </w:r>
-      <w:r>
-        <w:t xml:space="preserve">마리아: 지난번이요? 으. 거의 두 시간. 왜요?</w:t>
-      </w:r>
-    </w:p>
-    <w:p>
-      <w:pPr>
-        <w:numPr>
-          <w:ilvl w:val="0"/>
-          <w:numId w:val="1002"/>
-        </w:numPr>
-      </w:pPr>
-      <w:r>
-        <w:t xml:space="preserve">DEREK: Because that’s exactly what we work on. Do you have a minute?</w:t>
-      </w:r>
-      <w:r>
-        <w:t xml:space="preserve"> </w:t>
-      </w:r>
-      <w:r>
-        <w:t xml:space="preserve">데릭: 바로 그게 저희가 연구하는 거라서요. 잠깐 시간 되세요?</w:t>
-      </w:r>
-    </w:p>
-    <w:p>
-      <w:pPr>
-        <w:numPr>
-          <w:ilvl w:val="0"/>
-          <w:numId w:val="1002"/>
-        </w:numPr>
-      </w:pPr>
-      <w:r>
-        <w:t xml:space="preserve">MARIA: One minute. I’m a nurse injector, by the way. Not a doctor.</w:t>
-      </w:r>
-      <w:r>
-        <w:t xml:space="preserve"> </w:t>
-      </w:r>
-      <w:r>
-        <w:t xml:space="preserve">마리아: 1분이요. 참고로 전 간호사 시술자예요. 의사 아니고.</w:t>
-      </w:r>
-    </w:p>
-    <w:p>
-      <w:pPr>
-        <w:numPr>
-          <w:ilvl w:val="0"/>
-          <w:numId w:val="1002"/>
-        </w:numPr>
-      </w:pPr>
-      <w:r>
-        <w:t xml:space="preserve">TASHA: Then you’re exactly who I want to meet. Maria? Try our drill?</w:t>
-      </w:r>
-      <w:r>
-        <w:t xml:space="preserve"> </w:t>
-      </w:r>
-      <w:r>
-        <w:t xml:space="preserve">타샤: 그럼 제가 딱 만나고 싶었던 분이에요. 마리아? 우리 훈련 해 볼래요?</w:t>
-      </w:r>
-    </w:p>
-    <w:p>
-      <w:pPr>
-        <w:numPr>
-          <w:ilvl w:val="0"/>
-          <w:numId w:val="1002"/>
-        </w:numPr>
-      </w:pPr>
-      <w:r>
-        <w:t xml:space="preserve">MARIA: What drill?</w:t>
-      </w:r>
-      <w:r>
-        <w:t xml:space="preserve"> </w:t>
-      </w:r>
-      <w:r>
-        <w:t xml:space="preserve">마리아: 무슨 훈련이요?</w:t>
-      </w:r>
-    </w:p>
-    <w:p>
-      <w:pPr>
-        <w:numPr>
-          <w:ilvl w:val="0"/>
-          <w:numId w:val="1002"/>
-        </w:numPr>
-      </w:pPr>
-      <w:r>
-        <w:t xml:space="preserve">TASHA: It’s a simulated occlusion. You open the kit and take your first action, like you would with a real patient. The clock starts when the patient complains. Can you beat two seconds?</w:t>
-      </w:r>
-      <w:r>
-        <w:t xml:space="preserve"> </w:t>
-      </w:r>
-      <w:r>
-        <w:t xml:space="preserve">타샤: 모의 혈관 폐색이에요. 실제 환자한테 하듯이 키트를 열고 첫 행동을 하는 거예요. 시계는 환자가 통증을 호소할 때 시작돼요. 2초를 이길 수 있어요?</w:t>
-      </w:r>
-    </w:p>
-    <w:p>
-      <w:pPr>
-        <w:numPr>
-          <w:ilvl w:val="0"/>
-          <w:numId w:val="1002"/>
-        </w:numPr>
-      </w:pPr>
-      <w:r>
-        <w:t xml:space="preserve">MARIA: Two seconds? Easy.</w:t>
-      </w:r>
-      <w:r>
-        <w:t xml:space="preserve"> </w:t>
-      </w:r>
-      <w:r>
-        <w:t xml:space="preserve">마리아: 2초요? 쉽죠.</w:t>
-      </w:r>
-    </w:p>
-    <w:p>
-      <w:pPr>
-        <w:numPr>
-          <w:ilvl w:val="0"/>
-          <w:numId w:val="1002"/>
-        </w:numPr>
-      </w:pPr>
-      <w:r>
-        <w:t xml:space="preserve">TASHA: Go. The patient says,</w:t>
+    </w:p>
+    <w:p>
+      <w:pPr>
+        <w:pStyle w:val="BodyText"/>
+      </w:pPr>
+      <w:r>
+        <w:t xml:space="preserve">MARIA: Stop injecting. Help! Timer… where’s the timer?</w:t>
+      </w:r>
+    </w:p>
+    <w:p>
+      <w:pPr>
+        <w:pStyle w:val="BodyText"/>
+      </w:pPr>
+      <w:r>
+        <w:t xml:space="preserve">TASHA: Time. Three point four seconds. Not bad. Most doctors take five.</w:t>
+      </w:r>
+    </w:p>
+    <w:p>
+      <w:pPr>
+        <w:pStyle w:val="BodyText"/>
+      </w:pPr>
+      <w:r>
+        <w:t xml:space="preserve">MARIA: Again. I want two.</w:t>
+      </w:r>
+    </w:p>
+    <w:p>
+      <w:pPr>
+        <w:pStyle w:val="BodyText"/>
+      </w:pPr>
+      <w:r>
+        <w:t xml:space="preserve">TASHA: That’s what everyone says. Go.</w:t>
+      </w:r>
+    </w:p>
+    <w:p>
+      <w:pPr>
+        <w:pStyle w:val="BodyText"/>
+      </w:pPr>
+      <w:r>
+        <w:t xml:space="preserve">MARIA: Stop. Help. Timer. Card. Done!</w:t>
+      </w:r>
+    </w:p>
+    <w:p>
+      <w:pPr>
+        <w:pStyle w:val="BodyText"/>
+      </w:pPr>
+      <w:r>
+        <w:t xml:space="preserve">TASHA: One point nine! New record today.</w:t>
+      </w:r>
+    </w:p>
+    <w:p>
+      <w:pPr>
+        <w:pStyle w:val="BodyText"/>
+      </w:pPr>
+      <w:r>
+        <w:t xml:space="preserve">MARIA: Ha! Can I tell my team? Five nurses in Houston.</w:t>
+      </w:r>
+    </w:p>
+    <w:p>
+      <w:pPr>
+        <w:pStyle w:val="BodyText"/>
+      </w:pPr>
+      <w:r>
+        <w:t xml:space="preserve">AVA: Of course. Can I scan your badge? I’ll send you training dates.</w:t>
+      </w:r>
+    </w:p>
+    <w:p>
+      <w:pPr>
+        <w:pStyle w:val="BodyText"/>
+      </w:pPr>
+      <w:r>
+        <w:t xml:space="preserve">MARIA: Scan it. Do you sell to nurse injectors?</w:t>
+      </w:r>
+    </w:p>
+    <w:p>
+      <w:pPr>
+        <w:pStyle w:val="BodyText"/>
+      </w:pPr>
+      <w:r>
+        <w:t xml:space="preserve">AVA: Only certified ones, doctor or nurse, it doesn’t matter. Training comes first, because a filler is only as safe as the hands using it. So we teach the emergency steps before we ship a box.</w:t>
+      </w:r>
+    </w:p>
+    <w:p>
+      <w:pPr>
+        <w:pStyle w:val="BodyText"/>
+      </w:pPr>
+      <w:r>
+        <w:t xml:space="preserve">MARIA: Finally. Someone who sells training first. Sign us up.</w:t>
+      </w:r>
+    </w:p>
+    <w:p>
+      <w:pPr>
+        <w:pStyle w:val="BodyText"/>
+      </w:pPr>
+      <w:r>
+        <w:t xml:space="preserve">AVA: Badge scanned. Note:</w:t>
       </w:r>
       <w:r>
         <w:t xml:space="preserve"> </w:t>
@@ -780,409 +606,82 @@
         <w:t xml:space="preserve">“</w:t>
       </w:r>
       <w:r>
-        <w:t xml:space="preserve">It hurts. Is my skin white?</w:t>
+        <w:t xml:space="preserve">A. Houston. Five nurses. Wants training.</w:t>
       </w:r>
       <w:r>
         <w:t xml:space="preserve">”</w:t>
       </w:r>
-      <w:r>
-        <w:t xml:space="preserve"> </w:t>
-      </w:r>
-      <w:r>
-        <w:t xml:space="preserve">타샤: 시작. 환자가 말해요.</w:t>
-      </w:r>
-      <w:r>
-        <w:t xml:space="preserve"> </w:t>
-      </w:r>
-      <w:r>
-        <w:t xml:space="preserve">“</w:t>
-      </w:r>
-      <w:r>
-        <w:t xml:space="preserve">아파요. 제 피부 하얘졌어요?</w:t>
-      </w:r>
-      <w:r>
-        <w:t xml:space="preserve">”</w:t>
-      </w:r>
-    </w:p>
-    <w:p>
-      <w:pPr>
-        <w:numPr>
-          <w:ilvl w:val="0"/>
-          <w:numId w:val="1002"/>
-        </w:numPr>
-      </w:pPr>
-      <w:r>
-        <w:t xml:space="preserve">MARIA: Stop injecting. Help! Timer… where’s the timer?</w:t>
-      </w:r>
-      <w:r>
-        <w:t xml:space="preserve"> </w:t>
-      </w:r>
-      <w:r>
-        <w:t xml:space="preserve">마리아: 주입 중단. 도와줘요! 타이머… 타이머 어디 있죠?</w:t>
-      </w:r>
-    </w:p>
-    <w:p>
-      <w:pPr>
-        <w:numPr>
-          <w:ilvl w:val="0"/>
-          <w:numId w:val="1002"/>
-        </w:numPr>
-      </w:pPr>
-      <w:r>
-        <w:t xml:space="preserve">TASHA: Time. Three point four seconds. Not bad. Most doctors take five.</w:t>
-      </w:r>
-      <w:r>
-        <w:t xml:space="preserve"> </w:t>
-      </w:r>
-      <w:r>
-        <w:t xml:space="preserve">타샤: 시간. 3.4초. 나쁘지 않아요. 의사들은 대부분 5초 걸려요.</w:t>
-      </w:r>
-    </w:p>
-    <w:p>
-      <w:pPr>
-        <w:numPr>
-          <w:ilvl w:val="0"/>
-          <w:numId w:val="1002"/>
-        </w:numPr>
-      </w:pPr>
-      <w:r>
-        <w:t xml:space="preserve">MARIA: Again. I want two.</w:t>
-      </w:r>
-      <w:r>
-        <w:t xml:space="preserve"> </w:t>
-      </w:r>
-      <w:r>
-        <w:t xml:space="preserve">마리아: 다시요. 2초 하고 싶어요.</w:t>
-      </w:r>
-    </w:p>
-    <w:p>
-      <w:pPr>
-        <w:numPr>
-          <w:ilvl w:val="0"/>
-          <w:numId w:val="1002"/>
-        </w:numPr>
-      </w:pPr>
-      <w:r>
-        <w:t xml:space="preserve">TASHA: That’s what everyone says. Go.</w:t>
-      </w:r>
-      <w:r>
-        <w:t xml:space="preserve"> </w:t>
-      </w:r>
-      <w:r>
-        <w:t xml:space="preserve">타샤: 다들 그렇게 말해요. 시작.</w:t>
-      </w:r>
-    </w:p>
-    <w:p>
-      <w:pPr>
-        <w:numPr>
-          <w:ilvl w:val="0"/>
-          <w:numId w:val="1002"/>
-        </w:numPr>
-      </w:pPr>
-      <w:r>
-        <w:t xml:space="preserve">MARIA: Stop. Help. Timer. Card. Done!</w:t>
-      </w:r>
-      <w:r>
-        <w:t xml:space="preserve"> </w:t>
-      </w:r>
-      <w:r>
-        <w:t xml:space="preserve">마리아: 멈춤. 도움. 타이머. 카드. 끝!</w:t>
-      </w:r>
-    </w:p>
-    <w:p>
-      <w:pPr>
-        <w:numPr>
-          <w:ilvl w:val="0"/>
-          <w:numId w:val="1002"/>
-        </w:numPr>
-      </w:pPr>
-      <w:r>
-        <w:t xml:space="preserve">TASHA: One point nine! New record today.</w:t>
-      </w:r>
-      <w:r>
-        <w:t xml:space="preserve"> </w:t>
-      </w:r>
-      <w:r>
-        <w:t xml:space="preserve">타샤: 1.9초! 오늘의 신기록.</w:t>
-      </w:r>
-    </w:p>
-    <w:p>
-      <w:pPr>
-        <w:numPr>
-          <w:ilvl w:val="0"/>
-          <w:numId w:val="1002"/>
-        </w:numPr>
-      </w:pPr>
-      <w:r>
-        <w:t xml:space="preserve">MARIA: Ha! Can I tell my team? Five nurses in Houston.</w:t>
-      </w:r>
-      <w:r>
-        <w:t xml:space="preserve"> </w:t>
-      </w:r>
-      <w:r>
-        <w:t xml:space="preserve">마리아: 하! 우리 팀에 말해도 돼요? 휴스턴 간호사 다섯 명.</w:t>
-      </w:r>
-    </w:p>
-    <w:p>
-      <w:pPr>
-        <w:numPr>
-          <w:ilvl w:val="0"/>
-          <w:numId w:val="1002"/>
-        </w:numPr>
-      </w:pPr>
-      <w:r>
-        <w:t xml:space="preserve">AVA: Of course. Can I scan your badge? I’ll send you training dates.</w:t>
-      </w:r>
-      <w:r>
-        <w:t xml:space="preserve"> </w:t>
-      </w:r>
-      <w:r>
-        <w:t xml:space="preserve">에이바: 물론이죠. 배지 스캔해도 될까요? 교육 날짜 보내 드릴게요.</w:t>
-      </w:r>
-    </w:p>
-    <w:p>
-      <w:pPr>
-        <w:numPr>
-          <w:ilvl w:val="0"/>
-          <w:numId w:val="1002"/>
-        </w:numPr>
-      </w:pPr>
-      <w:r>
-        <w:t xml:space="preserve">MARIA: Scan it. Do you sell to nurse injectors?</w:t>
-      </w:r>
-      <w:r>
-        <w:t xml:space="preserve"> </w:t>
-      </w:r>
-      <w:r>
-        <w:t xml:space="preserve">마리아: 스캔하세요. 간호사 시술자한테도 팔아요?</w:t>
-      </w:r>
-    </w:p>
-    <w:p>
-      <w:pPr>
-        <w:numPr>
-          <w:ilvl w:val="0"/>
-          <w:numId w:val="1002"/>
-        </w:numPr>
-      </w:pPr>
-      <w:r>
-        <w:t xml:space="preserve">AVA: Only certified ones, doctor or nurse, it doesn’t matter. Training comes first, because a filler is only as safe as the hands using it. So we teach the emergency steps before we ship a box.</w:t>
-      </w:r>
-      <w:r>
-        <w:t xml:space="preserve"> </w:t>
-      </w:r>
-      <w:r>
-        <w:t xml:space="preserve">에이바: 인증받은 분들께만요. 의사든 간호사든 상관없어요. 교육이 먼저예요. 필러는 그걸 쓰는 손만큼만 안전하니까요. 그래서 상자 하나 보내기 전에 응급 단계부터 가르쳐요.</w:t>
-      </w:r>
-    </w:p>
-    <w:p>
-      <w:pPr>
-        <w:numPr>
-          <w:ilvl w:val="0"/>
-          <w:numId w:val="1002"/>
-        </w:numPr>
-      </w:pPr>
-      <w:r>
-        <w:t xml:space="preserve">MARIA: Finally. Someone who sells training first. Sign us up.</w:t>
-      </w:r>
-      <w:r>
-        <w:t xml:space="preserve"> </w:t>
-      </w:r>
-      <w:r>
-        <w:t xml:space="preserve">마리아: 드디어. 교육을 먼저 파는 사람이네. 우리 등록해 줘요.</w:t>
-      </w:r>
-    </w:p>
-    <w:p>
-      <w:pPr>
-        <w:numPr>
-          <w:ilvl w:val="0"/>
-          <w:numId w:val="1002"/>
-        </w:numPr>
-      </w:pPr>
-      <w:r>
-        <w:t xml:space="preserve">AVA: Badge scanned. Note:</w:t>
-      </w:r>
-      <w:r>
-        <w:t xml:space="preserve"> </w:t>
-      </w:r>
-      <w:r>
-        <w:t xml:space="preserve">“</w:t>
-      </w:r>
-      <w:r>
-        <w:t xml:space="preserve">A. Houston. Five nurses. Wants training.</w:t>
-      </w:r>
-      <w:r>
-        <w:t xml:space="preserve">”</w:t>
-      </w:r>
-      <w:r>
-        <w:t xml:space="preserve"> </w:t>
-      </w:r>
-      <w:r>
-        <w:t xml:space="preserve">에이바: 배지 스캔 완료. 메모:</w:t>
-      </w:r>
-      <w:r>
-        <w:t xml:space="preserve"> </w:t>
-      </w:r>
-      <w:r>
-        <w:t xml:space="preserve">“</w:t>
-      </w:r>
-      <w:r>
-        <w:t xml:space="preserve">A. 휴스턴. 간호사 5명. 교육 원함.</w:t>
-      </w:r>
-      <w:r>
-        <w:t xml:space="preserve">”</w:t>
-      </w:r>
-    </w:p>
-    <w:p>
-      <w:pPr>
-        <w:numPr>
-          <w:ilvl w:val="0"/>
-          <w:numId w:val="1002"/>
-        </w:numPr>
+    </w:p>
+    <w:p>
+      <w:pPr>
+        <w:pStyle w:val="BodyText"/>
       </w:pPr>
       <w:r>
         <w:t xml:space="preserve">ZOE: Your first A lead! In nine minutes.</w:t>
       </w:r>
-      <w:r>
-        <w:t xml:space="preserve"> </w:t>
-      </w:r>
-      <w:r>
-        <w:t xml:space="preserve">조이: 첫 A 리드! 9분 만에.</w:t>
-      </w:r>
-    </w:p>
-    <w:p>
-      <w:pPr>
-        <w:numPr>
-          <w:ilvl w:val="0"/>
-          <w:numId w:val="1002"/>
-        </w:numPr>
+    </w:p>
+    <w:p>
+      <w:pPr>
+        <w:pStyle w:val="BodyText"/>
       </w:pPr>
       <w:r>
         <w:t xml:space="preserve">AVA: Derek did the hard part.</w:t>
       </w:r>
-      <w:r>
-        <w:t xml:space="preserve"> </w:t>
-      </w:r>
-      <w:r>
-        <w:t xml:space="preserve">에이바: 어려운 건 데릭이 했어요.</w:t>
-      </w:r>
-    </w:p>
-    <w:p>
-      <w:pPr>
-        <w:numPr>
-          <w:ilvl w:val="0"/>
-          <w:numId w:val="1002"/>
-        </w:numPr>
+    </w:p>
+    <w:p>
+      <w:pPr>
+        <w:pStyle w:val="BodyText"/>
       </w:pPr>
       <w:r>
         <w:t xml:space="preserve">DEREK: You did the important part. You wrote the note.</w:t>
       </w:r>
-      <w:r>
-        <w:t xml:space="preserve"> </w:t>
-      </w:r>
-      <w:r>
-        <w:t xml:space="preserve">데릭: 중요한 건 당신이 했어요. 메모를 남겼잖아요.</w:t>
-      </w:r>
-    </w:p>
-    <w:p>
-      <w:pPr>
-        <w:numPr>
-          <w:ilvl w:val="0"/>
-          <w:numId w:val="1002"/>
-        </w:numPr>
+    </w:p>
+    <w:p>
+      <w:pPr>
+        <w:pStyle w:val="BodyText"/>
       </w:pPr>
       <w:r>
         <w:t xml:space="preserve">AVA: Why is the note important?</w:t>
       </w:r>
-      <w:r>
-        <w:t xml:space="preserve"> </w:t>
-      </w:r>
-      <w:r>
-        <w:t xml:space="preserve">에이바: 메모가 왜 중요해요?</w:t>
-      </w:r>
-    </w:p>
-    <w:p>
-      <w:pPr>
-        <w:numPr>
-          <w:ilvl w:val="0"/>
-          <w:numId w:val="1002"/>
-        </w:numPr>
+    </w:p>
+    <w:p>
+      <w:pPr>
+        <w:pStyle w:val="BodyText"/>
       </w:pPr>
       <w:r>
         <w:t xml:space="preserve">DEREK: Because next month, four hundred badges will all look the same on a spreadsheet. You won’t remember Maria’s face or her five nurses. The note is the memory, so write it now.</w:t>
       </w:r>
-      <w:r>
-        <w:t xml:space="preserve"> </w:t>
-      </w:r>
-      <w:r>
-        <w:t xml:space="preserve">데릭: 다음 달이 되면 스프레드시트 위의 배지 400개가 다 똑같아 보이거든요. 마리아 얼굴도, 간호사 다섯 명도 기억 못 할 거예요. 메모가 기억이에요. 그러니까 지금 써요.</w:t>
-      </w:r>
-    </w:p>
-    <w:p>
-      <w:pPr>
-        <w:numPr>
-          <w:ilvl w:val="0"/>
-          <w:numId w:val="1002"/>
-        </w:numPr>
+    </w:p>
+    <w:p>
+      <w:pPr>
+        <w:pStyle w:val="BodyText"/>
       </w:pPr>
       <w:r>
         <w:t xml:space="preserve">ZOE: Look. Doctors are watching the drill. Three are waiting.</w:t>
       </w:r>
-      <w:r>
-        <w:t xml:space="preserve"> </w:t>
-      </w:r>
-      <w:r>
-        <w:t xml:space="preserve">조이: 봐요. 의사들이 훈련을 구경하고 있어요. 세 명이 기다려요.</w:t>
-      </w:r>
-    </w:p>
-    <w:p>
-      <w:pPr>
-        <w:numPr>
-          <w:ilvl w:val="0"/>
-          <w:numId w:val="1002"/>
-        </w:numPr>
+    </w:p>
+    <w:p>
+      <w:pPr>
+        <w:pStyle w:val="BodyText"/>
       </w:pPr>
       <w:r>
         <w:t xml:space="preserve">TASHA: A crowd makes a crowd. Keep it moving.</w:t>
       </w:r>
-      <w:r>
-        <w:t xml:space="preserve"> </w:t>
-      </w:r>
-      <w:r>
-        <w:t xml:space="preserve">타샤: 사람이 사람을 불러요. 계속 돌려요.</w:t>
-      </w:r>
-    </w:p>
-    <w:p>
-      <w:pPr>
-        <w:numPr>
-          <w:ilvl w:val="0"/>
-          <w:numId w:val="1002"/>
-        </w:numPr>
+    </w:p>
+    <w:p>
+      <w:pPr>
+        <w:pStyle w:val="BodyText"/>
       </w:pPr>
       <w:r>
         <w:t xml:space="preserve">NOAH: What’s the line at Halvern?</w:t>
       </w:r>
-      <w:r>
-        <w:t xml:space="preserve"> </w:t>
-      </w:r>
-      <w:r>
-        <w:t xml:space="preserve">노아: 할번 줄은요?</w:t>
-      </w:r>
-    </w:p>
-    <w:p>
-      <w:pPr>
-        <w:numPr>
-          <w:ilvl w:val="0"/>
-          <w:numId w:val="1002"/>
-        </w:numPr>
+    </w:p>
+    <w:p>
+      <w:pPr>
+        <w:pStyle w:val="BodyText"/>
       </w:pPr>
       <w:r>
         <w:t xml:space="preserve">LEO: Still long. But mostly for espresso.</w:t>
-      </w:r>
-      <w:r>
-        <w:t xml:space="preserve"> </w:t>
-      </w:r>
-      <w:r>
-        <w:t xml:space="preserve">레오: 아직 길어요. 근데 대부분 에스프레소 줄이에요.</w:t>
       </w:r>
     </w:p>
     <w:bookmarkEnd w:id="22"/>
@@ -1197,112 +696,55 @@
     </w:p>
     <w:p>
       <w:pPr>
-        <w:numPr>
-          <w:ilvl w:val="0"/>
-          <w:numId w:val="1003"/>
-        </w:numPr>
+        <w:pStyle w:val="FirstParagraph"/>
       </w:pPr>
       <w:r>
         <w:t xml:space="preserve">PIERCE: Elena Ruiz. So this is where you disappeared to.</w:t>
       </w:r>
-      <w:r>
-        <w:t xml:space="preserve"> </w:t>
-      </w:r>
-      <w:r>
-        <w:t xml:space="preserve">피어스: 엘레나 루이즈. 그러니까 여기로 사라졌군요.</w:t>
-      </w:r>
-    </w:p>
-    <w:p>
-      <w:pPr>
-        <w:numPr>
-          <w:ilvl w:val="0"/>
-          <w:numId w:val="1003"/>
-        </w:numPr>
+    </w:p>
+    <w:p>
+      <w:pPr>
+        <w:pStyle w:val="BodyText"/>
       </w:pPr>
       <w:r>
         <w:t xml:space="preserve">ELENA: Alan! Twenty years, and you still come to the first hour.</w:t>
       </w:r>
-      <w:r>
-        <w:t xml:space="preserve"> </w:t>
-      </w:r>
-      <w:r>
-        <w:t xml:space="preserve">엘레나: 앨런! 20년이 지났는데 여전히 첫 시간에 오시네요.</w:t>
-      </w:r>
-    </w:p>
-    <w:p>
-      <w:pPr>
-        <w:numPr>
-          <w:ilvl w:val="0"/>
-          <w:numId w:val="1003"/>
-        </w:numPr>
+    </w:p>
+    <w:p>
+      <w:pPr>
+        <w:pStyle w:val="BodyText"/>
       </w:pPr>
       <w:r>
         <w:t xml:space="preserve">PIERCE: The coffee’s fresh. And I like to see the new toys.</w:t>
       </w:r>
-      <w:r>
-        <w:t xml:space="preserve"> </w:t>
-      </w:r>
-      <w:r>
-        <w:t xml:space="preserve">피어스: 커피가 신선하거든요. 그리고 새 장난감 구경을 좋아하죠.</w:t>
-      </w:r>
-    </w:p>
-    <w:p>
-      <w:pPr>
-        <w:numPr>
-          <w:ilvl w:val="0"/>
-          <w:numId w:val="1003"/>
-        </w:numPr>
+    </w:p>
+    <w:p>
+      <w:pPr>
+        <w:pStyle w:val="BodyText"/>
       </w:pPr>
       <w:r>
         <w:t xml:space="preserve">ELENA: Alan, this is Noah Bennett. Our CEO.</w:t>
       </w:r>
-      <w:r>
-        <w:t xml:space="preserve"> </w:t>
-      </w:r>
-      <w:r>
-        <w:t xml:space="preserve">엘레나: 앨런, 이쪽은 노아 베넷. 우리 CEO예요.</w:t>
-      </w:r>
-    </w:p>
-    <w:p>
-      <w:pPr>
-        <w:numPr>
-          <w:ilvl w:val="0"/>
-          <w:numId w:val="1003"/>
-        </w:numPr>
+    </w:p>
+    <w:p>
+      <w:pPr>
+        <w:pStyle w:val="BodyText"/>
       </w:pPr>
       <w:r>
         <w:t xml:space="preserve">PIERCE: We’ve met. Years ago. You asked me about complications. I had none.</w:t>
       </w:r>
-      <w:r>
-        <w:t xml:space="preserve"> </w:t>
-      </w:r>
-      <w:r>
-        <w:t xml:space="preserve">피어스: 만난 적 있죠. 몇 년 전. 부작용에 대해 물었죠. 난 없었고요.</w:t>
-      </w:r>
-    </w:p>
-    <w:p>
-      <w:pPr>
-        <w:numPr>
-          <w:ilvl w:val="0"/>
-          <w:numId w:val="1003"/>
-        </w:numPr>
+    </w:p>
+    <w:p>
+      <w:pPr>
+        <w:pStyle w:val="BodyText"/>
       </w:pPr>
       <w:r>
         <w:t xml:space="preserve">NOAH: I remember. Thank you for that interview.</w:t>
       </w:r>
-      <w:r>
-        <w:t xml:space="preserve"> </w:t>
-      </w:r>
-      <w:r>
-        <w:t xml:space="preserve">노아: 기억해요. 그 인터뷰 감사했어요.</w:t>
-      </w:r>
-    </w:p>
-    <w:p>
-      <w:pPr>
-        <w:numPr>
-          <w:ilvl w:val="0"/>
-          <w:numId w:val="1003"/>
-        </w:numPr>
+    </w:p>
+    <w:p>
+      <w:pPr>
+        <w:pStyle w:val="BodyText"/>
       </w:pPr>
       <w:r>
         <w:t xml:space="preserve">PIERCE: I also remember praising a slogan.</w:t>
@@ -1325,11 +767,181 @@
       <w:r>
         <w:t xml:space="preserve">Somebody told me later.</w:t>
       </w:r>
-      <w:r>
-        <w:t xml:space="preserve"> </w:t>
-      </w:r>
-      <w:r>
-        <w:t xml:space="preserve">피어스: 슬로건을 칭찬했던 것도 기억해요.</w:t>
+    </w:p>
+    <w:p>
+      <w:pPr>
+        <w:pStyle w:val="BodyText"/>
+      </w:pPr>
+      <w:r>
+        <w:t xml:space="preserve">NOAH: Yes. I wrote it. At Halvern.</w:t>
+      </w:r>
+    </w:p>
+    <w:p>
+      <w:pPr>
+        <w:pStyle w:val="BodyText"/>
+      </w:pPr>
+      <w:r>
+        <w:t xml:space="preserve">PIERCE: And now you sell the filler you can take back. Interesting career.</w:t>
+      </w:r>
+    </w:p>
+    <w:p>
+      <w:pPr>
+        <w:pStyle w:val="BodyText"/>
+      </w:pPr>
+      <w:r>
+        <w:t xml:space="preserve">NOAH: I learned something. The slogan didn’t say everything.</w:t>
+      </w:r>
+    </w:p>
+    <w:p>
+      <w:pPr>
+        <w:pStyle w:val="BodyText"/>
+      </w:pPr>
+      <w:r>
+        <w:t xml:space="preserve">PIERCE: Let me be honest with you. I think this is a solution looking for a problem. In my practice, good technique prevents most occlusions before they start.</w:t>
+      </w:r>
+    </w:p>
+    <w:p>
+      <w:pPr>
+        <w:pStyle w:val="BodyText"/>
+      </w:pPr>
+      <w:r>
+        <w:t xml:space="preserve">ELENA: Alan, you know the numbers as well as I do. Occlusions are rare, but they’re not zero, and when one happens, the first few minutes decide everything. That’s when speed matters.</w:t>
+      </w:r>
+    </w:p>
+    <w:p>
+      <w:pPr>
+        <w:pStyle w:val="BodyText"/>
+      </w:pPr>
+      <w:r>
+        <w:t xml:space="preserve">PIERCE: In good hands, close to zero. Train people. Don’t sell gadgets.</w:t>
+      </w:r>
+    </w:p>
+    <w:p>
+      <w:pPr>
+        <w:pStyle w:val="BodyText"/>
+      </w:pPr>
+      <w:r>
+        <w:t xml:space="preserve">TASHA: We agree. That’s why training comes first. Every customer. Every time.</w:t>
+      </w:r>
+    </w:p>
+    <w:p>
+      <w:pPr>
+        <w:pStyle w:val="BodyText"/>
+      </w:pPr>
+      <w:r>
+        <w:t xml:space="preserve">PIERCE: And your own label? It says the benefit isn’t established. I read it.</w:t>
+      </w:r>
+    </w:p>
+    <w:p>
+      <w:pPr>
+        <w:pStyle w:val="BodyText"/>
+      </w:pPr>
+      <w:r>
+        <w:t xml:space="preserve">AVA: It’s on page one. We’d rather you hear it from us.</w:t>
+      </w:r>
+    </w:p>
+    <w:p>
+      <w:pPr>
+        <w:pStyle w:val="BodyText"/>
+      </w:pPr>
+      <w:r>
+        <w:t xml:space="preserve">PIERCE: Who are you?</w:t>
+      </w:r>
+    </w:p>
+    <w:p>
+      <w:pPr>
+        <w:pStyle w:val="BodyText"/>
+      </w:pPr>
+      <w:r>
+        <w:t xml:space="preserve">AVA: Ava Reed. Sales. Austin and San Antonio.</w:t>
+      </w:r>
+    </w:p>
+    <w:p>
+      <w:pPr>
+        <w:pStyle w:val="BodyText"/>
+      </w:pPr>
+      <w:r>
+        <w:t xml:space="preserve">PIERCE: A salesperson quoting her own limitations. That’s new.</w:t>
+      </w:r>
+    </w:p>
+    <w:p>
+      <w:pPr>
+        <w:pStyle w:val="BodyText"/>
+      </w:pPr>
+      <w:r>
+        <w:t xml:space="preserve">AVA: What we measured is speed, and only speed. It dissolved two point eight times faster, in a blinded study with forty subjects. We don’t claim more than that, because the data doesn’t show more.</w:t>
+      </w:r>
+    </w:p>
+    <w:p>
+      <w:pPr>
+        <w:pStyle w:val="BodyText"/>
+      </w:pPr>
+      <w:r>
+        <w:t xml:space="preserve">PIERCE: Speed in a study. Not saved faces in a clinic.</w:t>
+      </w:r>
+    </w:p>
+    <w:p>
+      <w:pPr>
+        <w:pStyle w:val="BodyText"/>
+      </w:pPr>
+      <w:r>
+        <w:t xml:space="preserve">ELENA: Correct. And we say exactly that. Out loud.</w:t>
+      </w:r>
+    </w:p>
+    <w:p>
+      <w:pPr>
+        <w:pStyle w:val="BodyText"/>
+      </w:pPr>
+      <w:r>
+        <w:t xml:space="preserve">PIERCE: Hmm. Honest. I’ll give you that. But I’m not convinced.</w:t>
+      </w:r>
+    </w:p>
+    <w:p>
+      <w:pPr>
+        <w:pStyle w:val="BodyText"/>
+      </w:pPr>
+      <w:r>
+        <w:t xml:space="preserve">NOAH: That’s fair, and I wouldn’t be convinced either. Here’s the thing. Can we follow up in six months with real-world data? If the numbers don’t hold, you can tell everyone.</w:t>
+      </w:r>
+    </w:p>
+    <w:p>
+      <w:pPr>
+        <w:pStyle w:val="BodyText"/>
+      </w:pPr>
+      <w:r>
+        <w:t xml:space="preserve">PIERCE: You can try. I post my opinions online, you know. Thirty thousand followers.</w:t>
+      </w:r>
+    </w:p>
+    <w:p>
+      <w:pPr>
+        <w:pStyle w:val="BodyText"/>
+      </w:pPr>
+      <w:r>
+        <w:t xml:space="preserve">ELENA: I know, Alan. Be fair to us.</w:t>
+      </w:r>
+    </w:p>
+    <w:p>
+      <w:pPr>
+        <w:pStyle w:val="BodyText"/>
+      </w:pPr>
+      <w:r>
+        <w:t xml:space="preserve">PIERCE: I’m always fair. I’m just not always nice.</w:t>
+      </w:r>
+    </w:p>
+    <w:p>
+      <w:pPr>
+        <w:pStyle w:val="BodyText"/>
+      </w:pPr>
+      <w:r>
+        <w:t xml:space="preserve">AVA: Can I scan your badge, Dr. Pierce?</w:t>
+      </w:r>
+    </w:p>
+    <w:p>
+      <w:pPr>
+        <w:pStyle w:val="BodyText"/>
+      </w:pPr>
+      <w:r>
+        <w:t xml:space="preserve">PIERCE: Why not. Write</w:t>
       </w:r>
       <w:r>
         <w:t xml:space="preserve"> </w:t>
@@ -1338,384 +950,18 @@
         <w:t xml:space="preserve">“</w:t>
       </w:r>
       <w:r>
-        <w:t xml:space="preserve">오래가는 결과.</w:t>
+        <w:t xml:space="preserve">C.</w:t>
       </w:r>
       <w:r>
         <w:t xml:space="preserve">”</w:t>
       </w:r>
-      <w:r>
-        <w:t xml:space="preserve"> </w:t>
-      </w:r>
-      <w:r>
-        <w:t xml:space="preserve">나중에 누가 말해 주더군요.</w:t>
-      </w:r>
-    </w:p>
-    <w:p>
-      <w:pPr>
-        <w:numPr>
-          <w:ilvl w:val="0"/>
-          <w:numId w:val="1003"/>
-        </w:numPr>
-      </w:pPr>
-      <w:r>
-        <w:t xml:space="preserve">NOAH: Yes. I wrote it. At Halvern.</w:t>
-      </w:r>
-      <w:r>
-        <w:t xml:space="preserve"> </w:t>
-      </w:r>
-      <w:r>
-        <w:t xml:space="preserve">노아: 네. 제가 썼어요. 할번에서.</w:t>
-      </w:r>
-    </w:p>
-    <w:p>
-      <w:pPr>
-        <w:numPr>
-          <w:ilvl w:val="0"/>
-          <w:numId w:val="1003"/>
-        </w:numPr>
-      </w:pPr>
-      <w:r>
-        <w:t xml:space="preserve">PIERCE: And now you sell the filler you can take back. Interesting career.</w:t>
-      </w:r>
-      <w:r>
-        <w:t xml:space="preserve"> </w:t>
-      </w:r>
-      <w:r>
-        <w:t xml:space="preserve">피어스: 그리고 이제 되돌릴 수 있는 필러를 팔고요. 흥미로운 경력이네요.</w:t>
-      </w:r>
-    </w:p>
-    <w:p>
-      <w:pPr>
-        <w:numPr>
-          <w:ilvl w:val="0"/>
-          <w:numId w:val="1003"/>
-        </w:numPr>
-      </w:pPr>
-      <w:r>
-        <w:t xml:space="preserve">NOAH: I learned something. The slogan didn’t say everything.</w:t>
-      </w:r>
-      <w:r>
-        <w:t xml:space="preserve"> </w:t>
-      </w:r>
-      <w:r>
-        <w:t xml:space="preserve">노아: 배운 게 있어서요. 그 슬로건이 전부를 말하진 않았어요.</w:t>
-      </w:r>
-    </w:p>
-    <w:p>
-      <w:pPr>
-        <w:numPr>
-          <w:ilvl w:val="0"/>
-          <w:numId w:val="1003"/>
-        </w:numPr>
-      </w:pPr>
-      <w:r>
-        <w:t xml:space="preserve">PIERCE: Let me be honest with you. I think this is a solution looking for a problem. In my practice, good technique prevents most occlusions before they start.</w:t>
-      </w:r>
-      <w:r>
-        <w:t xml:space="preserve"> </w:t>
-      </w:r>
-      <w:r>
-        <w:t xml:space="preserve">피어스: 솔직히 말하죠. 이건 문제를 찾아다니는 해결책 같아요. 내 병원에선 좋은 술기가 폐색 대부분을 시작되기 전에 막아요.</w:t>
-      </w:r>
-    </w:p>
-    <w:p>
-      <w:pPr>
-        <w:numPr>
-          <w:ilvl w:val="0"/>
-          <w:numId w:val="1003"/>
-        </w:numPr>
-      </w:pPr>
-      <w:r>
-        <w:t xml:space="preserve">ELENA: Alan, you know the numbers as well as I do. Occlusions are rare, but they’re not zero, and when one happens, the first few minutes decide everything. That’s when speed matters.</w:t>
-      </w:r>
-      <w:r>
-        <w:t xml:space="preserve"> </w:t>
-      </w:r>
-      <w:r>
-        <w:t xml:space="preserve">엘레나: 앨런, 숫자는 당신도 나만큼 알잖아요. 폐색은 드물지만 0은 아니에요. 그리고 한 번 생기면 처음 몇 분이 모든 걸 결정해요. 바로 그때 속도가 중요한 거예요.</w:t>
-      </w:r>
-    </w:p>
-    <w:p>
-      <w:pPr>
-        <w:numPr>
-          <w:ilvl w:val="0"/>
-          <w:numId w:val="1003"/>
-        </w:numPr>
-      </w:pPr>
-      <w:r>
-        <w:t xml:space="preserve">PIERCE: In good hands, close to zero. Train people. Don’t sell gadgets.</w:t>
-      </w:r>
-      <w:r>
-        <w:t xml:space="preserve"> </w:t>
-      </w:r>
-      <w:r>
-        <w:t xml:space="preserve">피어스: 좋은 손에선 거의 0이죠. 사람을 교육해요. 장치를 팔지 말고.</w:t>
-      </w:r>
-    </w:p>
-    <w:p>
-      <w:pPr>
-        <w:numPr>
-          <w:ilvl w:val="0"/>
-          <w:numId w:val="1003"/>
-        </w:numPr>
-      </w:pPr>
-      <w:r>
-        <w:t xml:space="preserve">TASHA: We agree. That’s why training comes first. Every customer. Every time.</w:t>
-      </w:r>
-      <w:r>
-        <w:t xml:space="preserve"> </w:t>
-      </w:r>
-      <w:r>
-        <w:t xml:space="preserve">타샤: 동의해요. 그래서 교육이 먼저예요. 모든 고객. 매번.</w:t>
-      </w:r>
-    </w:p>
-    <w:p>
-      <w:pPr>
-        <w:numPr>
-          <w:ilvl w:val="0"/>
-          <w:numId w:val="1003"/>
-        </w:numPr>
-      </w:pPr>
-      <w:r>
-        <w:t xml:space="preserve">PIERCE: And your own label? It says the benefit isn’t established. I read it.</w:t>
-      </w:r>
-      <w:r>
-        <w:t xml:space="preserve"> </w:t>
-      </w:r>
-      <w:r>
-        <w:t xml:space="preserve">피어스: 그리고 당신네 라벨은요? 이점이 입증되지 않았다고 돼 있던데. 읽었어요.</w:t>
-      </w:r>
-    </w:p>
-    <w:p>
-      <w:pPr>
-        <w:numPr>
-          <w:ilvl w:val="0"/>
-          <w:numId w:val="1003"/>
-        </w:numPr>
-      </w:pPr>
-      <w:r>
-        <w:t xml:space="preserve">AVA: It’s on page one. We’d rather you hear it from us.</w:t>
-      </w:r>
-      <w:r>
-        <w:t xml:space="preserve"> </w:t>
-      </w:r>
-      <w:r>
-        <w:t xml:space="preserve">에이바: 첫 페이지에 있어요. 저희한테서 들으시는 게 나아서요.</w:t>
-      </w:r>
-    </w:p>
-    <w:p>
-      <w:pPr>
-        <w:numPr>
-          <w:ilvl w:val="0"/>
-          <w:numId w:val="1003"/>
-        </w:numPr>
-      </w:pPr>
-      <w:r>
-        <w:t xml:space="preserve">PIERCE: Who are you?</w:t>
-      </w:r>
-      <w:r>
-        <w:t xml:space="preserve"> </w:t>
-      </w:r>
-      <w:r>
-        <w:t xml:space="preserve">피어스: 당신은 누구죠?</w:t>
-      </w:r>
-    </w:p>
-    <w:p>
-      <w:pPr>
-        <w:numPr>
-          <w:ilvl w:val="0"/>
-          <w:numId w:val="1003"/>
-        </w:numPr>
-      </w:pPr>
-      <w:r>
-        <w:t xml:space="preserve">AVA: Ava Reed. Sales. Austin and San Antonio.</w:t>
-      </w:r>
-      <w:r>
-        <w:t xml:space="preserve"> </w:t>
-      </w:r>
-      <w:r>
-        <w:t xml:space="preserve">에이바: 에이바 리드. 영업. 오스틴과 샌안토니오.</w:t>
-      </w:r>
-    </w:p>
-    <w:p>
-      <w:pPr>
-        <w:numPr>
-          <w:ilvl w:val="0"/>
-          <w:numId w:val="1003"/>
-        </w:numPr>
-      </w:pPr>
-      <w:r>
-        <w:t xml:space="preserve">PIERCE: A salesperson quoting her own limitations. That’s new.</w:t>
-      </w:r>
-      <w:r>
-        <w:t xml:space="preserve"> </w:t>
-      </w:r>
-      <w:r>
-        <w:t xml:space="preserve">피어스: 자기 제품 한계를 인용하는 영업 사원이라. 새롭네요.</w:t>
-      </w:r>
-    </w:p>
-    <w:p>
-      <w:pPr>
-        <w:numPr>
-          <w:ilvl w:val="0"/>
-          <w:numId w:val="1003"/>
-        </w:numPr>
-      </w:pPr>
-      <w:r>
-        <w:t xml:space="preserve">AVA: What we measured is speed, and only speed. It dissolved two point eight times faster, in a blinded study with forty subjects. We don’t claim more than that, because the data doesn’t show more.</w:t>
-      </w:r>
-      <w:r>
-        <w:t xml:space="preserve"> </w:t>
-      </w:r>
-      <w:r>
-        <w:t xml:space="preserve">에이바: 저희가 측정한 건 속도, 오직 속도예요. 40명을 대상으로 한 눈가림 연구에서 2.8배 빨리 녹았어요. 그 이상은 주장하지 않아요. 데이터가 그 이상을 보여 주지 않으니까요.</w:t>
-      </w:r>
-    </w:p>
-    <w:p>
-      <w:pPr>
-        <w:numPr>
-          <w:ilvl w:val="0"/>
-          <w:numId w:val="1003"/>
-        </w:numPr>
-      </w:pPr>
-      <w:r>
-        <w:t xml:space="preserve">PIERCE: Speed in a study. Not saved faces in a clinic.</w:t>
-      </w:r>
-      <w:r>
-        <w:t xml:space="preserve"> </w:t>
-      </w:r>
-      <w:r>
-        <w:t xml:space="preserve">피어스: 연구 속 속도죠. 병원에서 구한 얼굴이 아니라.</w:t>
-      </w:r>
-    </w:p>
-    <w:p>
-      <w:pPr>
-        <w:numPr>
-          <w:ilvl w:val="0"/>
-          <w:numId w:val="1003"/>
-        </w:numPr>
-      </w:pPr>
-      <w:r>
-        <w:t xml:space="preserve">ELENA: Correct. And we say exactly that. Out loud.</w:t>
-      </w:r>
-      <w:r>
-        <w:t xml:space="preserve"> </w:t>
-      </w:r>
-      <w:r>
-        <w:t xml:space="preserve">엘레나: 맞아요. 그리고 우린 정확히 그렇게 말해요. 소리 내서.</w:t>
-      </w:r>
-    </w:p>
-    <w:p>
-      <w:pPr>
-        <w:numPr>
-          <w:ilvl w:val="0"/>
-          <w:numId w:val="1003"/>
-        </w:numPr>
-      </w:pPr>
-      <w:r>
-        <w:t xml:space="preserve">PIERCE: Hmm. Honest. I’ll give you that. But I’m not convinced.</w:t>
-      </w:r>
-      <w:r>
-        <w:t xml:space="preserve"> </w:t>
-      </w:r>
-      <w:r>
-        <w:t xml:space="preserve">피어스: 흠. 정직하네요. 그건 인정하죠. 하지만 설득되진 않았어요.</w:t>
-      </w:r>
-    </w:p>
-    <w:p>
-      <w:pPr>
-        <w:numPr>
-          <w:ilvl w:val="0"/>
-          <w:numId w:val="1003"/>
-        </w:numPr>
-      </w:pPr>
-      <w:r>
-        <w:t xml:space="preserve">NOAH: That’s fair, and I wouldn’t be convinced either. Here’s the thing. Can we follow up in six months with real-world data? If the numbers don’t hold, you can tell everyone.</w:t>
-      </w:r>
-      <w:r>
-        <w:t xml:space="preserve"> </w:t>
-      </w:r>
-      <w:r>
-        <w:t xml:space="preserve">노아: 그럴 만해요. 저라도 설득되지 않았을 거예요. 이렇게 하죠. 6개월 뒤에 실사용 데이터를 가지고 다시 연락드려도 될까요? 숫자가 버티지 못하면, 모두에게 말씀하셔도 돼요.</w:t>
-      </w:r>
-    </w:p>
-    <w:p>
-      <w:pPr>
-        <w:numPr>
-          <w:ilvl w:val="0"/>
-          <w:numId w:val="1003"/>
-        </w:numPr>
-      </w:pPr>
-      <w:r>
-        <w:t xml:space="preserve">PIERCE: You can try. I post my opinions online, you know. Thirty thousand followers.</w:t>
-      </w:r>
-      <w:r>
-        <w:t xml:space="preserve"> </w:t>
-      </w:r>
-      <w:r>
-        <w:t xml:space="preserve">피어스: 해 보세요. 나 온라인에 의견 올리는 거 알죠. 팔로워 3만 명.</w:t>
-      </w:r>
-    </w:p>
-    <w:p>
-      <w:pPr>
-        <w:numPr>
-          <w:ilvl w:val="0"/>
-          <w:numId w:val="1003"/>
-        </w:numPr>
-      </w:pPr>
-      <w:r>
-        <w:t xml:space="preserve">ELENA: I know, Alan. Be fair to us.</w:t>
-      </w:r>
-      <w:r>
-        <w:t xml:space="preserve"> </w:t>
-      </w:r>
-      <w:r>
-        <w:t xml:space="preserve">엘레나: 알아요, 앨런. 공정하게만 해 줘요.</w:t>
-      </w:r>
-    </w:p>
-    <w:p>
-      <w:pPr>
-        <w:numPr>
-          <w:ilvl w:val="0"/>
-          <w:numId w:val="1003"/>
-        </w:numPr>
-      </w:pPr>
-      <w:r>
-        <w:t xml:space="preserve">PIERCE: I’m always fair. I’m just not always nice.</w:t>
-      </w:r>
-      <w:r>
-        <w:t xml:space="preserve"> </w:t>
-      </w:r>
-      <w:r>
-        <w:t xml:space="preserve">피어스: 난 항상 공정해요. 항상 친절하진 않을 뿐.</w:t>
-      </w:r>
-    </w:p>
-    <w:p>
-      <w:pPr>
-        <w:numPr>
-          <w:ilvl w:val="0"/>
-          <w:numId w:val="1003"/>
-        </w:numPr>
-      </w:pPr>
-      <w:r>
-        <w:t xml:space="preserve">AVA: Can I scan your badge, Dr. Pierce?</w:t>
-      </w:r>
-      <w:r>
-        <w:t xml:space="preserve"> </w:t>
-      </w:r>
-      <w:r>
-        <w:t xml:space="preserve">에이바: 배지 스캔해도 될까요, 피어스 선생님?</w:t>
-      </w:r>
-    </w:p>
-    <w:p>
-      <w:pPr>
-        <w:numPr>
-          <w:ilvl w:val="0"/>
-          <w:numId w:val="1003"/>
-        </w:numPr>
-      </w:pPr>
-      <w:r>
-        <w:t xml:space="preserve">PIERCE: Why not. Write</w:t>
+    </w:p>
+    <w:p>
+      <w:pPr>
+        <w:pStyle w:val="BodyText"/>
+      </w:pPr>
+      <w:r>
+        <w:t xml:space="preserve">AVA: I’ll write</w:t>
       </w:r>
       <w:r>
         <w:t xml:space="preserve"> </w:t>
@@ -1724,7 +970,7 @@
         <w:t xml:space="preserve">“</w:t>
       </w:r>
       <w:r>
-        <w:t xml:space="preserve">C.</w:t>
+        <w:t xml:space="preserve">B.</w:t>
       </w:r>
       <w:r>
         <w:t xml:space="preserve">”</w:t>
@@ -1733,72 +979,7 @@
         <w:t xml:space="preserve"> </w:t>
       </w:r>
       <w:r>
-        <w:t xml:space="preserve">피어스: 그러세요.</w:t>
-      </w:r>
-      <w:r>
-        <w:t xml:space="preserve"> </w:t>
-      </w:r>
-      <w:r>
-        <w:t xml:space="preserve">“</w:t>
-      </w:r>
-      <w:r>
-        <w:t xml:space="preserve">C</w:t>
-      </w:r>
-      <w:r>
-        <w:t xml:space="preserve">”</w:t>
-      </w:r>
-      <w:r>
-        <w:t xml:space="preserve">라고 써요.</w:t>
-      </w:r>
-    </w:p>
-    <w:p>
-      <w:pPr>
-        <w:numPr>
-          <w:ilvl w:val="0"/>
-          <w:numId w:val="1003"/>
-        </w:numPr>
-      </w:pPr>
-      <w:r>
-        <w:t xml:space="preserve">AVA: I’ll write</w:t>
-      </w:r>
-      <w:r>
-        <w:t xml:space="preserve"> </w:t>
-      </w:r>
-      <w:r>
-        <w:t xml:space="preserve">“</w:t>
-      </w:r>
-      <w:r>
-        <w:t xml:space="preserve">B.</w:t>
-      </w:r>
-      <w:r>
-        <w:t xml:space="preserve">”</w:t>
-      </w:r>
-      <w:r>
-        <w:t xml:space="preserve"> </w:t>
-      </w:r>
-      <w:r>
         <w:t xml:space="preserve">Respectfully.</w:t>
-      </w:r>
-      <w:r>
-        <w:t xml:space="preserve"> </w:t>
-      </w:r>
-      <w:r>
-        <w:t xml:space="preserve">에이바:</w:t>
-      </w:r>
-      <w:r>
-        <w:t xml:space="preserve"> </w:t>
-      </w:r>
-      <w:r>
-        <w:t xml:space="preserve">“</w:t>
-      </w:r>
-      <w:r>
-        <w:t xml:space="preserve">B</w:t>
-      </w:r>
-      <w:r>
-        <w:t xml:space="preserve">”</w:t>
-      </w:r>
-      <w:r>
-        <w:t xml:space="preserve">라고 쓸게요. 정중하게요.</w:t>
       </w:r>
     </w:p>
     <w:bookmarkEnd w:id="23"/>
@@ -1813,44 +994,23 @@
     </w:p>
     <w:p>
       <w:pPr>
-        <w:numPr>
-          <w:ilvl w:val="0"/>
-          <w:numId w:val="1004"/>
-        </w:numPr>
+        <w:pStyle w:val="FirstParagraph"/>
       </w:pPr>
       <w:r>
         <w:t xml:space="preserve">DEREK: Noah. Don’t turn around. The guy in the gray jacket. That’s Kyle.</w:t>
       </w:r>
-      <w:r>
-        <w:t xml:space="preserve"> </w:t>
-      </w:r>
-      <w:r>
-        <w:t xml:space="preserve">데릭: 노아. 돌아보지 마요. 회색 재킷 입은 남자. 카일이에요.</w:t>
-      </w:r>
-    </w:p>
-    <w:p>
-      <w:pPr>
-        <w:numPr>
-          <w:ilvl w:val="0"/>
-          <w:numId w:val="1004"/>
-        </w:numPr>
+    </w:p>
+    <w:p>
+      <w:pPr>
+        <w:pStyle w:val="BodyText"/>
       </w:pPr>
       <w:r>
         <w:t xml:space="preserve">NOAH: Who’s Kyle?</w:t>
       </w:r>
-      <w:r>
-        <w:t xml:space="preserve"> </w:t>
-      </w:r>
-      <w:r>
-        <w:t xml:space="preserve">노아: 카일이 누군데요?</w:t>
-      </w:r>
-    </w:p>
-    <w:p>
-      <w:pPr>
-        <w:numPr>
-          <w:ilvl w:val="0"/>
-          <w:numId w:val="1004"/>
-        </w:numPr>
+    </w:p>
+    <w:p>
+      <w:pPr>
+        <w:pStyle w:val="BodyText"/>
       </w:pPr>
       <w:r>
         <w:t xml:space="preserve">DEREK: Halvern. Southwest rep. His badge says</w:t>
@@ -1867,11 +1027,157 @@
       <w:r>
         <w:t xml:space="preserve">”</w:t>
       </w:r>
-      <w:r>
-        <w:t xml:space="preserve"> </w:t>
-      </w:r>
-      <w:r>
-        <w:t xml:space="preserve">데릭: 할번. 남서부 영업 사원. 배지엔</w:t>
+    </w:p>
+    <w:p>
+      <w:pPr>
+        <w:pStyle w:val="BodyText"/>
+      </w:pPr>
+      <w:r>
+        <w:t xml:space="preserve">KYLE: Hi there! Love the booth. What’s your price per syringe? For a big clinic?</w:t>
+      </w:r>
+    </w:p>
+    <w:p>
+      <w:pPr>
+        <w:pStyle w:val="BodyText"/>
+      </w:pPr>
+      <w:r>
+        <w:t xml:space="preserve">DEREK: Hi, Kyle. How’s Tom?</w:t>
+      </w:r>
+    </w:p>
+    <w:p>
+      <w:pPr>
+        <w:pStyle w:val="BodyText"/>
+      </w:pPr>
+      <w:r>
+        <w:t xml:space="preserve">KYLE: …Derek. Hey, man. I was just curious.</w:t>
+      </w:r>
+    </w:p>
+    <w:p>
+      <w:pPr>
+        <w:pStyle w:val="BodyText"/>
+      </w:pPr>
+      <w:r>
+        <w:t xml:space="preserve">NOAH: That’s fine, Kyle. Our list price is public, so I’m happy to share it. Four twenty-five per syringe, and the launch price is three ninety-five. Anyone at this show can ask.</w:t>
+      </w:r>
+    </w:p>
+    <w:p>
+      <w:pPr>
+        <w:pStyle w:val="BodyText"/>
+      </w:pPr>
+      <w:r>
+        <w:t xml:space="preserve">KYLE: And volume discounts?</w:t>
+      </w:r>
+    </w:p>
+    <w:p>
+      <w:pPr>
+        <w:pStyle w:val="BodyText"/>
+      </w:pPr>
+      <w:r>
+        <w:t xml:space="preserve">NOAH: Those are for customers. You’re welcome to become one.</w:t>
+      </w:r>
+    </w:p>
+    <w:p>
+      <w:pPr>
+        <w:pStyle w:val="BodyText"/>
+      </w:pPr>
+      <w:r>
+        <w:t xml:space="preserve">KYLE: Ha. Good one. Nice booth, really.</w:t>
+      </w:r>
+    </w:p>
+    <w:p>
+      <w:pPr>
+        <w:pStyle w:val="BodyText"/>
+      </w:pPr>
+      <w:r>
+        <w:t xml:space="preserve">DEREK: Tell Tom I said hi. And try the drill. You might need it.</w:t>
+      </w:r>
+    </w:p>
+    <w:p>
+      <w:pPr>
+        <w:pStyle w:val="BodyText"/>
+      </w:pPr>
+      <w:r>
+        <w:t xml:space="preserve">ZOE: Was that professional or a little mean?</w:t>
+      </w:r>
+    </w:p>
+    <w:p>
+      <w:pPr>
+        <w:pStyle w:val="BodyText"/>
+      </w:pPr>
+      <w:r>
+        <w:t xml:space="preserve">NOAH: Professional. Public price, polite door. Nothing more.</w:t>
+      </w:r>
+    </w:p>
+    <w:p>
+      <w:pPr>
+        <w:pStyle w:val="BodyText"/>
+      </w:pPr>
+      <w:r>
+        <w:t xml:space="preserve">MARCUS: Noah. Look at our booth. Look at the aisle.</w:t>
+      </w:r>
+    </w:p>
+    <w:p>
+      <w:pPr>
+        <w:pStyle w:val="BodyText"/>
+      </w:pPr>
+      <w:r>
+        <w:t xml:space="preserve">LEO: The drill line goes past our carpet. Into Halvern’s aisle.</w:t>
+      </w:r>
+    </w:p>
+    <w:p>
+      <w:pPr>
+        <w:pStyle w:val="BodyText"/>
+      </w:pPr>
+      <w:r>
+        <w:t xml:space="preserve">TASHA: Eleven people waiting. I need a second trainer.</w:t>
+      </w:r>
+    </w:p>
+    <w:p>
+      <w:pPr>
+        <w:pStyle w:val="BodyText"/>
+      </w:pPr>
+      <w:r>
+        <w:t xml:space="preserve">ELENA: I’ll do it. Second mannequin. Marcus brought two.</w:t>
+      </w:r>
+    </w:p>
+    <w:p>
+      <w:pPr>
+        <w:pStyle w:val="BodyText"/>
+      </w:pPr>
+      <w:r>
+        <w:t xml:space="preserve">MARCUS: Two is one.</w:t>
+      </w:r>
+    </w:p>
+    <w:p>
+      <w:pPr>
+        <w:pStyle w:val="BodyText"/>
+      </w:pPr>
+      <w:r>
+        <w:t xml:space="preserve">ZOE: Count check. Leo?</w:t>
+      </w:r>
+    </w:p>
+    <w:p>
+      <w:pPr>
+        <w:pStyle w:val="BodyText"/>
+      </w:pPr>
+      <w:r>
+        <w:t xml:space="preserve">LEO: Two hundred eighty scans and forty-one A leads, and it’s only three o’clock. If the drill line keeps moving like this, we’ll pass both goals before the doors close.</w:t>
+      </w:r>
+    </w:p>
+    <w:p>
+      <w:pPr>
+        <w:pStyle w:val="BodyText"/>
+      </w:pPr>
+      <w:r>
+        <w:t xml:space="preserve">ZOE: Don’t jinx it. Keep scanning.</w:t>
+      </w:r>
+    </w:p>
+    <w:p>
+      <w:pPr>
+        <w:pStyle w:val="BodyText"/>
+      </w:pPr>
+      <w:r>
+        <w:t xml:space="preserve">AVA: A doctor just asked if it works in lips. I said</w:t>
       </w:r>
       <w:r>
         <w:t xml:space="preserve"> </w:t>
@@ -1880,330 +1186,26 @@
         <w:t xml:space="preserve">“</w:t>
       </w:r>
       <w:r>
-        <w:t xml:space="preserve">카일, 개인 병원</w:t>
+        <w:t xml:space="preserve">not on our label.</w:t>
       </w:r>
       <w:r>
         <w:t xml:space="preserve">”</w:t>
       </w:r>
-      <w:r>
-        <w:t xml:space="preserve">이라고 돼 있네요.</w:t>
-      </w:r>
-    </w:p>
-    <w:p>
-      <w:pPr>
-        <w:numPr>
-          <w:ilvl w:val="0"/>
-          <w:numId w:val="1004"/>
-        </w:numPr>
-      </w:pPr>
-      <w:r>
-        <w:t xml:space="preserve">KYLE: Hi there! Love the booth. What’s your price per syringe? For a big clinic?</w:t>
-      </w:r>
-      <w:r>
-        <w:t xml:space="preserve"> </w:t>
-      </w:r>
-      <w:r>
-        <w:t xml:space="preserve">카일: 안녕하세요! 부스 멋지네요. 주사기당 가격이 얼마예요? 큰 병원 기준으로?</w:t>
-      </w:r>
-    </w:p>
-    <w:p>
-      <w:pPr>
-        <w:numPr>
-          <w:ilvl w:val="0"/>
-          <w:numId w:val="1004"/>
-        </w:numPr>
-      </w:pPr>
-      <w:r>
-        <w:t xml:space="preserve">DEREK: Hi, Kyle. How’s Tom?</w:t>
-      </w:r>
-      <w:r>
-        <w:t xml:space="preserve"> </w:t>
-      </w:r>
-      <w:r>
-        <w:t xml:space="preserve">데릭: 안녕, 카일. 톰은 잘 있어?</w:t>
-      </w:r>
-    </w:p>
-    <w:p>
-      <w:pPr>
-        <w:numPr>
-          <w:ilvl w:val="0"/>
-          <w:numId w:val="1004"/>
-        </w:numPr>
-      </w:pPr>
-      <w:r>
-        <w:t xml:space="preserve">KYLE: …Derek. Hey, man. I was just curious.</w:t>
-      </w:r>
-      <w:r>
-        <w:t xml:space="preserve"> </w:t>
-      </w:r>
-      <w:r>
-        <w:t xml:space="preserve">카일: …데릭. 어, 형. 그냥 궁금해서요.</w:t>
-      </w:r>
-    </w:p>
-    <w:p>
-      <w:pPr>
-        <w:numPr>
-          <w:ilvl w:val="0"/>
-          <w:numId w:val="1004"/>
-        </w:numPr>
-      </w:pPr>
-      <w:r>
-        <w:t xml:space="preserve">NOAH: That’s fine, Kyle. Our list price is public, so I’m happy to share it. Four twenty-five per syringe, and the launch price is three ninety-five. Anyone at this show can ask.</w:t>
-      </w:r>
-      <w:r>
-        <w:t xml:space="preserve"> </w:t>
-      </w:r>
-      <w:r>
-        <w:t xml:space="preserve">노아: 괜찮아요, 카일. 정가는 공개돼 있으니 기꺼이 알려 드리죠. 주사기당 425, 출시가는 395예요. 이 전시회에 온 누구든 물어볼 수 있는 거예요.</w:t>
-      </w:r>
-    </w:p>
-    <w:p>
-      <w:pPr>
-        <w:numPr>
-          <w:ilvl w:val="0"/>
-          <w:numId w:val="1004"/>
-        </w:numPr>
-      </w:pPr>
-      <w:r>
-        <w:t xml:space="preserve">KYLE: And volume discounts?</w:t>
-      </w:r>
-      <w:r>
-        <w:t xml:space="preserve"> </w:t>
-      </w:r>
-      <w:r>
-        <w:t xml:space="preserve">카일: 대량 할인은요?</w:t>
-      </w:r>
-    </w:p>
-    <w:p>
-      <w:pPr>
-        <w:numPr>
-          <w:ilvl w:val="0"/>
-          <w:numId w:val="1004"/>
-        </w:numPr>
-      </w:pPr>
-      <w:r>
-        <w:t xml:space="preserve">NOAH: Those are for customers. You’re welcome to become one.</w:t>
-      </w:r>
-      <w:r>
-        <w:t xml:space="preserve"> </w:t>
-      </w:r>
-      <w:r>
-        <w:t xml:space="preserve">노아: 그건 고객용이에요. 고객이 되시는 건 언제든 환영해요.</w:t>
-      </w:r>
-    </w:p>
-    <w:p>
-      <w:pPr>
-        <w:numPr>
-          <w:ilvl w:val="0"/>
-          <w:numId w:val="1004"/>
-        </w:numPr>
-      </w:pPr>
-      <w:r>
-        <w:t xml:space="preserve">KYLE: Ha. Good one. Nice booth, really.</w:t>
-      </w:r>
-      <w:r>
-        <w:t xml:space="preserve"> </w:t>
-      </w:r>
-      <w:r>
-        <w:t xml:space="preserve">카일: 하. 좋네요. 부스 정말 멋져요.</w:t>
-      </w:r>
-    </w:p>
-    <w:p>
-      <w:pPr>
-        <w:numPr>
-          <w:ilvl w:val="0"/>
-          <w:numId w:val="1004"/>
-        </w:numPr>
-      </w:pPr>
-      <w:r>
-        <w:t xml:space="preserve">DEREK: Tell Tom I said hi. And try the drill. You might need it.</w:t>
-      </w:r>
-      <w:r>
-        <w:t xml:space="preserve"> </w:t>
-      </w:r>
-      <w:r>
-        <w:t xml:space="preserve">데릭: 톰한테 안부 전해. 그리고 훈련 한번 해 봐. 필요할지도 몰라.</w:t>
-      </w:r>
-    </w:p>
-    <w:p>
-      <w:pPr>
-        <w:numPr>
-          <w:ilvl w:val="0"/>
-          <w:numId w:val="1004"/>
-        </w:numPr>
-      </w:pPr>
-      <w:r>
-        <w:t xml:space="preserve">ZOE: Was that professional or a little mean?</w:t>
-      </w:r>
-      <w:r>
-        <w:t xml:space="preserve"> </w:t>
-      </w:r>
-      <w:r>
-        <w:t xml:space="preserve">조이: 방금 프로다웠어요, 아니면 좀 못됐어요?</w:t>
-      </w:r>
-    </w:p>
-    <w:p>
-      <w:pPr>
-        <w:numPr>
-          <w:ilvl w:val="0"/>
-          <w:numId w:val="1004"/>
-        </w:numPr>
-      </w:pPr>
-      <w:r>
-        <w:t xml:space="preserve">NOAH: Professional. Public price, polite door. Nothing more.</w:t>
-      </w:r>
-      <w:r>
-        <w:t xml:space="preserve"> </w:t>
-      </w:r>
-      <w:r>
-        <w:t xml:space="preserve">노아: 프로다웠죠. 공개 가격, 정중한 문. 그 이상은 없음.</w:t>
-      </w:r>
-    </w:p>
-    <w:p>
-      <w:pPr>
-        <w:numPr>
-          <w:ilvl w:val="0"/>
-          <w:numId w:val="1004"/>
-        </w:numPr>
-      </w:pPr>
-      <w:r>
-        <w:t xml:space="preserve">MARCUS: Noah. Look at our booth. Look at the aisle.</w:t>
-      </w:r>
-      <w:r>
-        <w:t xml:space="preserve"> </w:t>
-      </w:r>
-      <w:r>
-        <w:t xml:space="preserve">마커스: 노아. 우리 부스 봐. 통로 봐.</w:t>
-      </w:r>
-    </w:p>
-    <w:p>
-      <w:pPr>
-        <w:numPr>
-          <w:ilvl w:val="0"/>
-          <w:numId w:val="1004"/>
-        </w:numPr>
-      </w:pPr>
-      <w:r>
-        <w:t xml:space="preserve">LEO: The drill line goes past our carpet. Into Halvern’s aisle.</w:t>
-      </w:r>
-      <w:r>
-        <w:t xml:space="preserve"> </w:t>
-      </w:r>
-      <w:r>
-        <w:t xml:space="preserve">레오: 훈련 줄이 우리 카펫을 넘어갔어요. 할번 통로까지.</w:t>
-      </w:r>
-    </w:p>
-    <w:p>
-      <w:pPr>
-        <w:numPr>
-          <w:ilvl w:val="0"/>
-          <w:numId w:val="1004"/>
-        </w:numPr>
-      </w:pPr>
-      <w:r>
-        <w:t xml:space="preserve">TASHA: Eleven people waiting. I need a second trainer.</w:t>
-      </w:r>
-      <w:r>
-        <w:t xml:space="preserve"> </w:t>
-      </w:r>
-      <w:r>
-        <w:t xml:space="preserve">타샤: 열한 명 대기 중. 트레이너가 하나 더 필요해요.</w:t>
-      </w:r>
-    </w:p>
-    <w:p>
-      <w:pPr>
-        <w:numPr>
-          <w:ilvl w:val="0"/>
-          <w:numId w:val="1004"/>
-        </w:numPr>
-      </w:pPr>
-      <w:r>
-        <w:t xml:space="preserve">ELENA: I’ll do it. Second mannequin. Marcus brought two.</w:t>
-      </w:r>
-      <w:r>
-        <w:t xml:space="preserve"> </w:t>
-      </w:r>
-      <w:r>
-        <w:t xml:space="preserve">엘레나: 내가 할게요. 두 번째 마네킹. 마커스가 두 개 가져왔잖아요.</w:t>
-      </w:r>
-    </w:p>
-    <w:p>
-      <w:pPr>
-        <w:numPr>
-          <w:ilvl w:val="0"/>
-          <w:numId w:val="1004"/>
-        </w:numPr>
-      </w:pPr>
-      <w:r>
-        <w:t xml:space="preserve">MARCUS: Two is one.</w:t>
-      </w:r>
-      <w:r>
-        <w:t xml:space="preserve"> </w:t>
-      </w:r>
-      <w:r>
-        <w:t xml:space="preserve">마커스: 둘은 하나.</w:t>
-      </w:r>
-    </w:p>
-    <w:p>
-      <w:pPr>
-        <w:numPr>
-          <w:ilvl w:val="0"/>
-          <w:numId w:val="1004"/>
-        </w:numPr>
-      </w:pPr>
-      <w:r>
-        <w:t xml:space="preserve">ZOE: Count check. Leo?</w:t>
-      </w:r>
-      <w:r>
-        <w:t xml:space="preserve"> </w:t>
-      </w:r>
-      <w:r>
-        <w:t xml:space="preserve">조이: 숫자 확인. 레오?</w:t>
-      </w:r>
-    </w:p>
-    <w:p>
-      <w:pPr>
-        <w:numPr>
-          <w:ilvl w:val="0"/>
-          <w:numId w:val="1004"/>
-        </w:numPr>
-      </w:pPr>
-      <w:r>
-        <w:t xml:space="preserve">LEO: Two hundred eighty scans and forty-one A leads, and it’s only three o’clock. If the drill line keeps moving like this, we’ll pass both goals before the doors close.</w:t>
-      </w:r>
-      <w:r>
-        <w:t xml:space="preserve"> </w:t>
-      </w:r>
-      <w:r>
-        <w:t xml:space="preserve">레오: 스캔 280건에 A 리드 41건, 그런데 아직 3시밖에 안 됐어요. 훈련 줄이 이렇게 계속 돌아가면, 문 닫기 전에 두 목표를 다 넘을 거예요.</w:t>
-      </w:r>
-    </w:p>
-    <w:p>
-      <w:pPr>
-        <w:numPr>
-          <w:ilvl w:val="0"/>
-          <w:numId w:val="1004"/>
-        </w:numPr>
-      </w:pPr>
-      <w:r>
-        <w:t xml:space="preserve">ZOE: Don’t jinx it. Keep scanning.</w:t>
-      </w:r>
-      <w:r>
-        <w:t xml:space="preserve"> </w:t>
-      </w:r>
-      <w:r>
-        <w:t xml:space="preserve">조이: 부정 타요. 계속 스캔해요.</w:t>
-      </w:r>
-    </w:p>
-    <w:p>
-      <w:pPr>
-        <w:numPr>
-          <w:ilvl w:val="0"/>
-          <w:numId w:val="1004"/>
-        </w:numPr>
-      </w:pPr>
-      <w:r>
-        <w:t xml:space="preserve">AVA: A doctor just asked if it works in lips. I said</w:t>
+    </w:p>
+    <w:p>
+      <w:pPr>
+        <w:pStyle w:val="BodyText"/>
+      </w:pPr>
+      <w:r>
+        <w:t xml:space="preserve">DEREK: And?</w:t>
+      </w:r>
+    </w:p>
+    <w:p>
+      <w:pPr>
+        <w:pStyle w:val="BodyText"/>
+      </w:pPr>
+      <w:r>
+        <w:t xml:space="preserve">AVA: He said,</w:t>
       </w:r>
       <w:r>
         <w:t xml:space="preserve"> </w:t>
@@ -2212,7 +1214,7 @@
         <w:t xml:space="preserve">“</w:t>
       </w:r>
       <w:r>
-        <w:t xml:space="preserve">not on our label.</w:t>
+        <w:t xml:space="preserve">Good answer. My last rep winked.</w:t>
       </w:r>
       <w:r>
         <w:t xml:space="preserve">”</w:t>
@@ -2221,106 +1223,15 @@
         <w:t xml:space="preserve"> </w:t>
       </w:r>
       <w:r>
-        <w:t xml:space="preserve">에이바: 방금 의사가 입술에 되냐고 물었어요.</w:t>
-      </w:r>
-      <w:r>
-        <w:t xml:space="preserve"> </w:t>
-      </w:r>
-      <w:r>
-        <w:t xml:space="preserve">“</w:t>
-      </w:r>
-      <w:r>
-        <w:t xml:space="preserve">라벨에 없다</w:t>
-      </w:r>
-      <w:r>
-        <w:t xml:space="preserve">”</w:t>
-      </w:r>
-      <w:r>
-        <w:t xml:space="preserve">고 했어요.</w:t>
-      </w:r>
-    </w:p>
-    <w:p>
-      <w:pPr>
-        <w:numPr>
-          <w:ilvl w:val="0"/>
-          <w:numId w:val="1004"/>
-        </w:numPr>
-      </w:pPr>
-      <w:r>
-        <w:t xml:space="preserve">DEREK: And?</w:t>
-      </w:r>
-      <w:r>
-        <w:t xml:space="preserve"> </w:t>
-      </w:r>
-      <w:r>
-        <w:t xml:space="preserve">데릭: 그래서?</w:t>
-      </w:r>
-    </w:p>
-    <w:p>
-      <w:pPr>
-        <w:numPr>
-          <w:ilvl w:val="0"/>
-          <w:numId w:val="1004"/>
-        </w:numPr>
-      </w:pPr>
-      <w:r>
-        <w:t xml:space="preserve">AVA: He said,</w:t>
-      </w:r>
-      <w:r>
-        <w:t xml:space="preserve"> </w:t>
-      </w:r>
-      <w:r>
-        <w:t xml:space="preserve">“</w:t>
-      </w:r>
-      <w:r>
-        <w:t xml:space="preserve">Good answer. My last rep winked.</w:t>
-      </w:r>
-      <w:r>
-        <w:t xml:space="preserve">”</w:t>
-      </w:r>
-      <w:r>
-        <w:t xml:space="preserve"> </w:t>
-      </w:r>
-      <w:r>
         <w:t xml:space="preserve">Then he gave me his card.</w:t>
       </w:r>
-      <w:r>
-        <w:t xml:space="preserve"> </w:t>
-      </w:r>
-      <w:r>
-        <w:t xml:space="preserve">에이바:</w:t>
-      </w:r>
-      <w:r>
-        <w:t xml:space="preserve"> </w:t>
-      </w:r>
-      <w:r>
-        <w:t xml:space="preserve">“</w:t>
-      </w:r>
-      <w:r>
-        <w:t xml:space="preserve">좋은 대답이네. 지난번 영업 사원은 윙크했는데</w:t>
-      </w:r>
-      <w:r>
-        <w:t xml:space="preserve">”</w:t>
-      </w:r>
-      <w:r>
-        <w:t xml:space="preserve">라더니. 명함을 줬어요.</w:t>
-      </w:r>
-    </w:p>
-    <w:p>
-      <w:pPr>
-        <w:numPr>
-          <w:ilvl w:val="0"/>
-          <w:numId w:val="1004"/>
-        </w:numPr>
+    </w:p>
+    <w:p>
+      <w:pPr>
+        <w:pStyle w:val="BodyText"/>
       </w:pPr>
       <w:r>
         <w:t xml:space="preserve">DEREK: …Okay. That one hurt a little. In a good way.</w:t>
-      </w:r>
-      <w:r>
-        <w:t xml:space="preserve"> </w:t>
-      </w:r>
-      <w:r>
-        <w:t xml:space="preserve">데릭: …좋아요. 그거 좀 찔리네요. 좋은 쪽으로.</w:t>
       </w:r>
     </w:p>
     <w:bookmarkEnd w:id="24"/>
@@ -2335,257 +1246,122 @@
     </w:p>
     <w:p>
       <w:pPr>
-        <w:numPr>
-          <w:ilvl w:val="0"/>
-          <w:numId w:val="1005"/>
-        </w:numPr>
+        <w:pStyle w:val="FirstParagraph"/>
       </w:pPr>
       <w:r>
         <w:t xml:space="preserve">ZOE: Final count. Four hundred twelve scans. Sixty-three A leads.</w:t>
       </w:r>
-      <w:r>
-        <w:t xml:space="preserve"> </w:t>
-      </w:r>
-      <w:r>
-        <w:t xml:space="preserve">조이: 최종 집계. 스캔 412건. A 리드 63건.</w:t>
-      </w:r>
-    </w:p>
-    <w:p>
-      <w:pPr>
-        <w:numPr>
-          <w:ilvl w:val="0"/>
-          <w:numId w:val="1005"/>
-        </w:numPr>
+    </w:p>
+    <w:p>
+      <w:pPr>
+        <w:pStyle w:val="BodyText"/>
       </w:pPr>
       <w:r>
         <w:t xml:space="preserve">MARCUS: The goals were three hundred scans and fifty A leads, and we beat both of them. Halvern had free espresso. We had a timer. Denise would be proud of this team.</w:t>
       </w:r>
-      <w:r>
-        <w:t xml:space="preserve"> </w:t>
-      </w:r>
-      <w:r>
-        <w:t xml:space="preserve">마커스: 목표는 스캔 300건과 A 리드 50건이었는데, 둘 다 넘었어. 할번은 공짜 에스프레소, 우린 타이머. 데니스가 이 팀을 자랑스러워하겠네.</w:t>
-      </w:r>
-    </w:p>
-    <w:p>
-      <w:pPr>
-        <w:numPr>
-          <w:ilvl w:val="0"/>
-          <w:numId w:val="1005"/>
-        </w:numPr>
+    </w:p>
+    <w:p>
+      <w:pPr>
+        <w:pStyle w:val="BodyText"/>
       </w:pPr>
       <w:r>
         <w:t xml:space="preserve">TASHA: Two hundred and six drills. Fastest time, one point six.</w:t>
       </w:r>
-      <w:r>
-        <w:t xml:space="preserve"> </w:t>
-      </w:r>
-      <w:r>
-        <w:t xml:space="preserve">타샤: 훈련 206회. 최고 기록 1.6초.</w:t>
-      </w:r>
-    </w:p>
-    <w:p>
-      <w:pPr>
-        <w:numPr>
-          <w:ilvl w:val="0"/>
-          <w:numId w:val="1005"/>
-        </w:numPr>
+    </w:p>
+    <w:p>
+      <w:pPr>
+        <w:pStyle w:val="BodyText"/>
       </w:pPr>
       <w:r>
         <w:t xml:space="preserve">AVA: Maria from Houston came back. She wants the record back.</w:t>
       </w:r>
-      <w:r>
-        <w:t xml:space="preserve"> </w:t>
-      </w:r>
-      <w:r>
-        <w:t xml:space="preserve">에이바: 휴스턴의 마리아가 다시 왔어요. 기록을 되찾고 싶대요.</w:t>
-      </w:r>
-    </w:p>
-    <w:p>
-      <w:pPr>
-        <w:numPr>
-          <w:ilvl w:val="0"/>
-          <w:numId w:val="1005"/>
-        </w:numPr>
+    </w:p>
+    <w:p>
+      <w:pPr>
+        <w:pStyle w:val="BodyText"/>
       </w:pPr>
       <w:r>
         <w:t xml:space="preserve">RACHEL: Noah. I heard about the line. Halvern heard too.</w:t>
       </w:r>
-      <w:r>
-        <w:t xml:space="preserve"> </w:t>
-      </w:r>
-      <w:r>
-        <w:t xml:space="preserve">레이첼: 노아. 줄 얘기 들었어요. 할번도 들었고요.</w:t>
-      </w:r>
-    </w:p>
-    <w:p>
-      <w:pPr>
-        <w:numPr>
-          <w:ilvl w:val="0"/>
-          <w:numId w:val="1005"/>
-        </w:numPr>
+    </w:p>
+    <w:p>
+      <w:pPr>
+        <w:pStyle w:val="BodyText"/>
       </w:pPr>
       <w:r>
         <w:t xml:space="preserve">NOAH: Rachel! You came to the booth.</w:t>
       </w:r>
-      <w:r>
-        <w:t xml:space="preserve"> </w:t>
-      </w:r>
-      <w:r>
-        <w:t xml:space="preserve">노아: 레이첼! 부스에 와 주셨네요.</w:t>
-      </w:r>
-    </w:p>
-    <w:p>
-      <w:pPr>
-        <w:numPr>
-          <w:ilvl w:val="0"/>
-          <w:numId w:val="1005"/>
-        </w:numPr>
+    </w:p>
+    <w:p>
+      <w:pPr>
+        <w:pStyle w:val="BodyText"/>
       </w:pPr>
       <w:r>
         <w:t xml:space="preserve">RACHEL: I came to tell you about tomorrow. The symposium room holds four hundred.</w:t>
       </w:r>
-      <w:r>
-        <w:t xml:space="preserve"> </w:t>
-      </w:r>
-      <w:r>
-        <w:t xml:space="preserve">레이첼: 내일 일 말해 주려고 왔어요. 심포지엄 홀은 400석이에요.</w:t>
-      </w:r>
-    </w:p>
-    <w:p>
-      <w:pPr>
-        <w:numPr>
-          <w:ilvl w:val="0"/>
-          <w:numId w:val="1005"/>
-        </w:numPr>
+    </w:p>
+    <w:p>
+      <w:pPr>
+        <w:pStyle w:val="BodyText"/>
       </w:pPr>
       <w:r>
         <w:t xml:space="preserve">ELENA: And how many registered?</w:t>
       </w:r>
-      <w:r>
-        <w:t xml:space="preserve"> </w:t>
-      </w:r>
-      <w:r>
-        <w:t xml:space="preserve">엘레나: 등록은 몇 명이에요?</w:t>
-      </w:r>
-    </w:p>
-    <w:p>
-      <w:pPr>
-        <w:numPr>
-          <w:ilvl w:val="0"/>
-          <w:numId w:val="1005"/>
-        </w:numPr>
+    </w:p>
+    <w:p>
+      <w:pPr>
+        <w:pStyle w:val="BodyText"/>
       </w:pPr>
       <w:r>
         <w:t xml:space="preserve">RACHEL: Five hundred and twenty, so people will be standing at the back. And to be honest, not everyone is coming to learn. Some of them are coming to attack.</w:t>
       </w:r>
-      <w:r>
-        <w:t xml:space="preserve"> </w:t>
-      </w:r>
-      <w:r>
-        <w:t xml:space="preserve">레이첼: 520명이요. 그러니 뒤에 서서 듣는 사람도 있을 거예요. 그리고 솔직히, 모두가 배우러 오는 건 아니에요. 공격하러 오는 사람도 있어요.</w:t>
-      </w:r>
-    </w:p>
-    <w:p>
-      <w:pPr>
-        <w:numPr>
-          <w:ilvl w:val="0"/>
-          <w:numId w:val="1005"/>
-        </w:numPr>
+    </w:p>
+    <w:p>
+      <w:pPr>
+        <w:pStyle w:val="BodyText"/>
       </w:pPr>
       <w:r>
         <w:t xml:space="preserve">NOAH: Attack?</w:t>
       </w:r>
-      <w:r>
-        <w:t xml:space="preserve"> </w:t>
-      </w:r>
-      <w:r>
-        <w:t xml:space="preserve">노아: 공격이요?</w:t>
-      </w:r>
-    </w:p>
-    <w:p>
-      <w:pPr>
-        <w:numPr>
-          <w:ilvl w:val="0"/>
-          <w:numId w:val="1005"/>
-        </w:numPr>
+    </w:p>
+    <w:p>
+      <w:pPr>
+        <w:pStyle w:val="BodyText"/>
       </w:pPr>
       <w:r>
         <w:t xml:space="preserve">RACHEL: Alan Pierce registered. And three Halvern advisors. Front row.</w:t>
       </w:r>
-      <w:r>
-        <w:t xml:space="preserve"> </w:t>
-      </w:r>
-      <w:r>
-        <w:t xml:space="preserve">레이첼: 앨런 피어스가 등록했어요. 그리고 할번 자문위원 셋. 맨 앞줄.</w:t>
-      </w:r>
-    </w:p>
-    <w:p>
-      <w:pPr>
-        <w:numPr>
-          <w:ilvl w:val="0"/>
-          <w:numId w:val="1005"/>
-        </w:numPr>
+    </w:p>
+    <w:p>
+      <w:pPr>
+        <w:pStyle w:val="BodyText"/>
       </w:pPr>
       <w:r>
         <w:t xml:space="preserve">ELENA: Of course they did.</w:t>
       </w:r>
-      <w:r>
-        <w:t xml:space="preserve"> </w:t>
-      </w:r>
-      <w:r>
-        <w:t xml:space="preserve">엘레나: 당연히 그랬겠죠.</w:t>
-      </w:r>
-    </w:p>
-    <w:p>
-      <w:pPr>
-        <w:numPr>
-          <w:ilvl w:val="0"/>
-          <w:numId w:val="1005"/>
-        </w:numPr>
+    </w:p>
+    <w:p>
+      <w:pPr>
+        <w:pStyle w:val="BodyText"/>
       </w:pPr>
       <w:r>
         <w:t xml:space="preserve">RACHEL: Noah, your launch speech. How long is it?</w:t>
       </w:r>
-      <w:r>
-        <w:t xml:space="preserve"> </w:t>
-      </w:r>
-      <w:r>
-        <w:t xml:space="preserve">레이첼: 노아, 출시 연설. 얼마나 길어요?</w:t>
-      </w:r>
-    </w:p>
-    <w:p>
-      <w:pPr>
-        <w:numPr>
-          <w:ilvl w:val="0"/>
-          <w:numId w:val="1005"/>
-        </w:numPr>
+    </w:p>
+    <w:p>
+      <w:pPr>
+        <w:pStyle w:val="BodyText"/>
       </w:pPr>
       <w:r>
         <w:t xml:space="preserve">NOAH: Twelve minutes.</w:t>
       </w:r>
-      <w:r>
-        <w:t xml:space="preserve"> </w:t>
-      </w:r>
-      <w:r>
-        <w:t xml:space="preserve">노아: 12분이요.</w:t>
-      </w:r>
-    </w:p>
-    <w:p>
-      <w:pPr>
-        <w:numPr>
-          <w:ilvl w:val="0"/>
-          <w:numId w:val="1005"/>
-        </w:numPr>
+    </w:p>
+    <w:p>
+      <w:pPr>
+        <w:pStyle w:val="BodyText"/>
       </w:pPr>
       <w:r>
         <w:t xml:space="preserve">RACHEL: Make it eight. Leave room for the knives.</w:t>
-      </w:r>
-      <w:r>
-        <w:t xml:space="preserve"> </w:t>
-      </w:r>
-      <w:r>
-        <w:t xml:space="preserve">레이첼: 8분으로 줄여요. 칼이 들어올 자리를 남겨 둬요.</w:t>
       </w:r>
     </w:p>
     <w:p>
@@ -2726,7 +1502,7 @@
               <w:jc w:val="left"/>
             </w:pPr>
             <w:r>
-              <w:t xml:space="preserve">2턴. 부스에서 방문객과 장벽 없이 서라는 원칙.</w:t>
+              <w:t xml:space="preserve">도입. 부스에서 방문객과 장벽 없이 서라는 원칙.</w:t>
             </w:r>
           </w:p>
         </w:tc>
@@ -2776,7 +1552,7 @@
               <w:jc w:val="left"/>
             </w:pPr>
             <w:r>
-              <w:t xml:space="preserve">6턴. 부스 응대의 기본. 질문으로 대화를 연다.</w:t>
+              <w:t xml:space="preserve">도입. 부스 응대의 기본. 질문으로 대화를 연다.</w:t>
             </w:r>
           </w:p>
         </w:tc>
@@ -2826,7 +1602,7 @@
               <w:jc w:val="left"/>
             </w:pPr>
             <w:r>
-              <w:t xml:space="preserve">16~18턴. 예/아니요로 끝나기 쉬운 약한 오프너.</w:t>
+              <w:t xml:space="preserve">장면1. 예/아니요로 끝나기 쉬운 약한 오프너.</w:t>
             </w:r>
           </w:p>
         </w:tc>
@@ -2876,7 +1652,7 @@
               <w:jc w:val="left"/>
             </w:pPr>
             <w:r>
-              <w:t xml:space="preserve">21턴. 상대의 경험에서 시작하는 강한 오프너.</w:t>
+              <w:t xml:space="preserve">장면1. 상대의 경험에서 시작하는 강한 오프너.</w:t>
             </w:r>
           </w:p>
         </w:tc>
@@ -2926,7 +1702,7 @@
               <w:jc w:val="left"/>
             </w:pPr>
             <w:r>
-              <w:t xml:space="preserve">23턴. 관심을 확인한 뒤 시간을 요청하는 표현.</w:t>
+              <w:t xml:space="preserve">장면1. 관심을 확인한 뒤 시간을 요청하는 표현.</w:t>
             </w:r>
           </w:p>
         </w:tc>
@@ -2976,7 +1752,7 @@
               <w:jc w:val="left"/>
             </w:pPr>
             <w:r>
-              <w:t xml:space="preserve">37턴. 전시회 리드 수집의 표준 표현.</w:t>
+              <w:t xml:space="preserve">장면1. 전시회 리드 수집의 표준 표현.</w:t>
             </w:r>
           </w:p>
         </w:tc>
@@ -3026,7 +1802,7 @@
               <w:jc w:val="left"/>
             </w:pPr>
             <w:r>
-              <w:t xml:space="preserve">46턴. 리드 정보에 맥락을 남겨야 하는 이유.</w:t>
+              <w:t xml:space="preserve">장면1. 리드 정보에 맥락을 남겨야 하는 이유.</w:t>
             </w:r>
           </w:p>
         </w:tc>
@@ -3076,7 +1852,7 @@
               <w:jc w:val="left"/>
             </w:pPr>
             <w:r>
-              <w:t xml:space="preserve">61턴. 필요 없는 혁신이라는 비판.</w:t>
+              <w:t xml:space="preserve">장면2. 필요 없는 혁신이라는 비판.</w:t>
             </w:r>
           </w:p>
         </w:tc>
@@ -3126,7 +1902,7 @@
               <w:jc w:val="left"/>
             </w:pPr>
             <w:r>
-              <w:t xml:space="preserve">89턴. 경쟁사 정탐을 정중히 막는 표현.</w:t>
+              <w:t xml:space="preserve">절정·전환. 경쟁사 정탐을 정중히 막는 표현.</w:t>
             </w:r>
           </w:p>
         </w:tc>
@@ -3176,7 +1952,7 @@
               <w:jc w:val="left"/>
             </w:pPr>
             <w:r>
-              <w:t xml:space="preserve">120턴. 공격적 질의응답에 대비해 발표를 줄이라는 조언.</w:t>
+              <w:t xml:space="preserve">마무리. 공격적 질의응답에 대비해 발표를 줄이라는 조언.</w:t>
             </w:r>
           </w:p>
         </w:tc>
@@ -3702,7 +2478,7 @@
           <w:bCs/>
           <w:b/>
         </w:rPr>
-        <w:t xml:space="preserve">46턴 DEREK:</w:t>
+        <w:t xml:space="preserve">DEREK (장면1):</w:t>
       </w:r>
       <w:r>
         <w:t xml:space="preserve"> </w:t>
@@ -3956,9 +2732,1180 @@
         <w:t xml:space="preserve">회의록을 왜 바로 써야 하냐고 묻는 신입에게 같은 구조로 30단어 안팎으로 설명해 보기.</w:t>
       </w:r>
     </w:p>
+    <w:p>
+      <w:r>
+        <w:pict>
+          <v:rect style="width:0;height:1.5pt" o:hralign="center" o:hrstd="t" o:hr="t"/>
+        </w:pict>
+      </w:r>
+    </w:p>
     <w:bookmarkEnd w:id="30"/>
     <w:bookmarkEnd w:id="31"/>
+    <w:bookmarkStart w:id="37" w:name="한국어-번역"/>
+    <w:p>
+      <w:pPr>
+        <w:pStyle w:val="Heading2"/>
+      </w:pPr>
+      <w:r>
+        <w:t xml:space="preserve">한국어 번역</w:t>
+      </w:r>
+    </w:p>
+    <w:bookmarkStart w:id="32" w:name="도입-오전-7시-45분-팀-허들-1"/>
+    <w:p>
+      <w:pPr>
+        <w:pStyle w:val="Heading3"/>
+      </w:pPr>
+      <w:r>
+        <w:t xml:space="preserve">도입 — 오전 7시 45분, 팀 허들</w:t>
+      </w:r>
+    </w:p>
+    <w:p>
+      <w:pPr>
+        <w:pStyle w:val="FirstParagraph"/>
+      </w:pPr>
+      <w:r>
+        <w:t xml:space="preserve">조이: 좋은 아침, 팀. 75분 뒤 문 열어요. 부스 규칙. 빠르게.</w:t>
+      </w:r>
+    </w:p>
+    <w:p>
+      <w:pPr>
+        <w:pStyle w:val="BodyText"/>
+      </w:pPr>
+      <w:r>
+        <w:t xml:space="preserve">타샤: 규칙 1. 절대 테이블 뒤에 서지 말 것. 테이블은 벽이에요.</w:t>
+      </w:r>
+    </w:p>
+    <w:p>
+      <w:pPr>
+        <w:pStyle w:val="BodyText"/>
+      </w:pPr>
+      <w:r>
+        <w:t xml:space="preserve">데릭: 규칙 2. 휴대폰 금지. 음식 금지. 앉기 금지. 절대.</w:t>
+      </w:r>
+    </w:p>
+    <w:p>
+      <w:pPr>
+        <w:pStyle w:val="BodyText"/>
+      </w:pPr>
+      <w:r>
+        <w:t xml:space="preserve">에이바: 물도 안 돼요?</w:t>
+      </w:r>
+    </w:p>
+    <w:p>
+      <w:pPr>
+        <w:pStyle w:val="BodyText"/>
+      </w:pPr>
+      <w:r>
+        <w:t xml:space="preserve">데릭: 물은 돼요. 커튼 뒤에서. 30초.</w:t>
+      </w:r>
+    </w:p>
+    <w:p>
+      <w:pPr>
+        <w:pStyle w:val="BodyText"/>
+      </w:pPr>
+      <w:r>
+        <w:t xml:space="preserve">조이: 규칙 3. 말하지 말고 물어요.</w:t>
+      </w:r>
+      <w:r>
+        <w:t xml:space="preserve"> </w:t>
+      </w:r>
+      <w:r>
+        <w:t xml:space="preserve">“</w:t>
+      </w:r>
+      <w:r>
+        <w:t xml:space="preserve">요즘 혈관 폐색은 어떻게 대응하세요?</w:t>
+      </w:r>
+      <w:r>
+        <w:t xml:space="preserve">”</w:t>
+      </w:r>
+    </w:p>
+    <w:p>
+      <w:pPr>
+        <w:pStyle w:val="BodyText"/>
+      </w:pPr>
+      <w:r>
+        <w:t xml:space="preserve">타샤: 규칙 4. 멈춰 서는 사람은 모두 훈련에 초대해요.</w:t>
+      </w:r>
+    </w:p>
+    <w:p>
+      <w:pPr>
+        <w:pStyle w:val="BodyText"/>
+      </w:pPr>
+      <w:r>
+        <w:t xml:space="preserve">조이: 규칙 5. 모든 배지를 스캔해요. 메모 추가. A, B, C.</w:t>
+      </w:r>
+    </w:p>
+    <w:p>
+      <w:pPr>
+        <w:pStyle w:val="BodyText"/>
+      </w:pPr>
+      <w:r>
+        <w:t xml:space="preserve">에이바: 차이가 뭐예요?</w:t>
+      </w:r>
+    </w:p>
+    <w:p>
+      <w:pPr>
+        <w:pStyle w:val="BodyText"/>
+      </w:pPr>
+      <w:r>
+        <w:t xml:space="preserve">조이: A는 이번 달에 방문이나 교육을 원하는 사람. B는 관심은 있지만 급하지 않은 사람. C는 펜을 원했던 사람. 정직하게 써요. 후속 조치 팀은 여러분이 쓴 글자를 믿으니까요.</w:t>
+      </w:r>
+    </w:p>
+    <w:p>
+      <w:pPr>
+        <w:pStyle w:val="BodyText"/>
+      </w:pPr>
+      <w:r>
+        <w:t xml:space="preserve">마커스: 그리고 목표는?</w:t>
+      </w:r>
+    </w:p>
+    <w:p>
+      <w:pPr>
+        <w:pStyle w:val="BodyText"/>
+      </w:pPr>
+      <w:r>
+        <w:t xml:space="preserve">조이: 스캔 300건. A 리드 50건. 하루에.</w:t>
+      </w:r>
+    </w:p>
+    <w:p>
+      <w:pPr>
+        <w:pStyle w:val="BodyText"/>
+      </w:pPr>
+      <w:r>
+        <w:t xml:space="preserve">레오: 할번 부스엔 벌써 줄이 있어요. 아직 안 열었는데.</w:t>
+      </w:r>
+    </w:p>
+    <w:p>
+      <w:pPr>
+        <w:pStyle w:val="BodyText"/>
+      </w:pPr>
+      <w:r>
+        <w:t xml:space="preserve">마커스: 에스프레소를 공짜로 나눠 주네.</w:t>
+      </w:r>
+    </w:p>
+    <w:p>
+      <w:pPr>
+        <w:pStyle w:val="BodyText"/>
+      </w:pPr>
+      <w:r>
+        <w:t xml:space="preserve">노아: 우린 2초를 나눠 주죠. 의사들이 어느 쪽을 기억하는지 봅시다.</w:t>
+      </w:r>
+    </w:p>
     <w:bookmarkEnd w:id="32"/>
+    <w:bookmarkStart w:id="33" w:name="장면1-개막-첫-방문객들-1"/>
+    <w:p>
+      <w:pPr>
+        <w:pStyle w:val="Heading3"/>
+      </w:pPr>
+      <w:r>
+        <w:t xml:space="preserve">장면1 — 개막, 첫 방문객들</w:t>
+      </w:r>
+    </w:p>
+    <w:p>
+      <w:pPr>
+        <w:pStyle w:val="FirstParagraph"/>
+      </w:pPr>
+      <w:r>
+        <w:t xml:space="preserve">에이바: 실례합니다, 선생님! 베이라 필 들어 보셨어요?</w:t>
+      </w:r>
+    </w:p>
+    <w:p>
+      <w:pPr>
+        <w:pStyle w:val="BodyText"/>
+      </w:pPr>
+      <w:r>
+        <w:t xml:space="preserve">조이: 아야. 쳐다보지도 않았네요.</w:t>
+      </w:r>
+    </w:p>
+    <w:p>
+      <w:pPr>
+        <w:pStyle w:val="BodyText"/>
+      </w:pPr>
+      <w:r>
+        <w:t xml:space="preserve">데릭:</w:t>
+      </w:r>
+      <w:r>
+        <w:t xml:space="preserve"> </w:t>
+      </w:r>
+      <w:r>
+        <w:t xml:space="preserve">“</w:t>
+      </w:r>
+      <w:r>
+        <w:t xml:space="preserve">들어 보셨어요</w:t>
+      </w:r>
+      <w:r>
+        <w:t xml:space="preserve">”</w:t>
+      </w:r>
+      <w:r>
+        <w:t xml:space="preserve">는 예/아니요 질문이고, 대답은 항상 아니요예요. 바쁜 의사들은 제품 이름은 그냥 지나치지만, 자기 환자에 관한 질문에는 멈춰 서요.</w:t>
+      </w:r>
+    </w:p>
+    <w:p>
+      <w:pPr>
+        <w:pStyle w:val="BodyText"/>
+      </w:pPr>
+      <w:r>
+        <w:t xml:space="preserve">에이바: 그럼 뭐라고 해요?</w:t>
+      </w:r>
+    </w:p>
+    <w:p>
+      <w:pPr>
+        <w:pStyle w:val="BodyText"/>
+      </w:pPr>
+      <w:r>
+        <w:t xml:space="preserve">조이: 그 사람들 세계를 물어요. 우리 세계 말고. 데릭, 보여 줘요.</w:t>
+      </w:r>
+    </w:p>
+    <w:p>
+      <w:pPr>
+        <w:pStyle w:val="BodyText"/>
+      </w:pPr>
+      <w:r>
+        <w:t xml:space="preserve">데릭: 선생님, 짧게 하나만요. 마지막으로 녹이실 때 얼마나 걸렸어요?</w:t>
+      </w:r>
+    </w:p>
+    <w:p>
+      <w:pPr>
+        <w:pStyle w:val="BodyText"/>
+      </w:pPr>
+      <w:r>
+        <w:t xml:space="preserve">마리아: 지난번이요? 으. 거의 두 시간. 왜요?</w:t>
+      </w:r>
+    </w:p>
+    <w:p>
+      <w:pPr>
+        <w:pStyle w:val="BodyText"/>
+      </w:pPr>
+      <w:r>
+        <w:t xml:space="preserve">데릭: 바로 그게 저희가 연구하는 거라서요. 잠깐 시간 되세요?</w:t>
+      </w:r>
+    </w:p>
+    <w:p>
+      <w:pPr>
+        <w:pStyle w:val="BodyText"/>
+      </w:pPr>
+      <w:r>
+        <w:t xml:space="preserve">마리아: 1분이요. 참고로 전 간호사 시술자예요. 의사 아니고.</w:t>
+      </w:r>
+    </w:p>
+    <w:p>
+      <w:pPr>
+        <w:pStyle w:val="BodyText"/>
+      </w:pPr>
+      <w:r>
+        <w:t xml:space="preserve">타샤: 그럼 제가 딱 만나고 싶었던 분이에요. 마리아? 우리 훈련 해 볼래요?</w:t>
+      </w:r>
+    </w:p>
+    <w:p>
+      <w:pPr>
+        <w:pStyle w:val="BodyText"/>
+      </w:pPr>
+      <w:r>
+        <w:t xml:space="preserve">마리아: 무슨 훈련이요?</w:t>
+      </w:r>
+    </w:p>
+    <w:p>
+      <w:pPr>
+        <w:pStyle w:val="BodyText"/>
+      </w:pPr>
+      <w:r>
+        <w:t xml:space="preserve">타샤: 모의 혈관 폐색이에요. 실제 환자한테 하듯이 키트를 열고 첫 행동을 하는 거예요. 시계는 환자가 통증을 호소할 때 시작돼요. 2초를 이길 수 있어요?</w:t>
+      </w:r>
+    </w:p>
+    <w:p>
+      <w:pPr>
+        <w:pStyle w:val="BodyText"/>
+      </w:pPr>
+      <w:r>
+        <w:t xml:space="preserve">마리아: 2초요? 쉽죠.</w:t>
+      </w:r>
+    </w:p>
+    <w:p>
+      <w:pPr>
+        <w:pStyle w:val="BodyText"/>
+      </w:pPr>
+      <w:r>
+        <w:t xml:space="preserve">타샤: 시작. 환자가 말해요.</w:t>
+      </w:r>
+      <w:r>
+        <w:t xml:space="preserve"> </w:t>
+      </w:r>
+      <w:r>
+        <w:t xml:space="preserve">“</w:t>
+      </w:r>
+      <w:r>
+        <w:t xml:space="preserve">아파요. 제 피부 하얘졌어요?</w:t>
+      </w:r>
+      <w:r>
+        <w:t xml:space="preserve">”</w:t>
+      </w:r>
+    </w:p>
+    <w:p>
+      <w:pPr>
+        <w:pStyle w:val="BodyText"/>
+      </w:pPr>
+      <w:r>
+        <w:t xml:space="preserve">마리아: 주입 중단. 도와줘요! 타이머… 타이머 어디 있죠?</w:t>
+      </w:r>
+    </w:p>
+    <w:p>
+      <w:pPr>
+        <w:pStyle w:val="BodyText"/>
+      </w:pPr>
+      <w:r>
+        <w:t xml:space="preserve">타샤: 시간. 3.4초. 나쁘지 않아요. 의사들은 대부분 5초 걸려요.</w:t>
+      </w:r>
+    </w:p>
+    <w:p>
+      <w:pPr>
+        <w:pStyle w:val="BodyText"/>
+      </w:pPr>
+      <w:r>
+        <w:t xml:space="preserve">마리아: 다시요. 2초 하고 싶어요.</w:t>
+      </w:r>
+    </w:p>
+    <w:p>
+      <w:pPr>
+        <w:pStyle w:val="BodyText"/>
+      </w:pPr>
+      <w:r>
+        <w:t xml:space="preserve">타샤: 다들 그렇게 말해요. 시작.</w:t>
+      </w:r>
+    </w:p>
+    <w:p>
+      <w:pPr>
+        <w:pStyle w:val="BodyText"/>
+      </w:pPr>
+      <w:r>
+        <w:t xml:space="preserve">마리아: 멈춤. 도움. 타이머. 카드. 끝!</w:t>
+      </w:r>
+    </w:p>
+    <w:p>
+      <w:pPr>
+        <w:pStyle w:val="BodyText"/>
+      </w:pPr>
+      <w:r>
+        <w:t xml:space="preserve">타샤: 1.9초! 오늘의 신기록.</w:t>
+      </w:r>
+    </w:p>
+    <w:p>
+      <w:pPr>
+        <w:pStyle w:val="BodyText"/>
+      </w:pPr>
+      <w:r>
+        <w:t xml:space="preserve">마리아: 하! 우리 팀에 말해도 돼요? 휴스턴 간호사 다섯 명.</w:t>
+      </w:r>
+    </w:p>
+    <w:p>
+      <w:pPr>
+        <w:pStyle w:val="BodyText"/>
+      </w:pPr>
+      <w:r>
+        <w:t xml:space="preserve">에이바: 물론이죠. 배지 스캔해도 될까요? 교육 날짜 보내 드릴게요.</w:t>
+      </w:r>
+    </w:p>
+    <w:p>
+      <w:pPr>
+        <w:pStyle w:val="BodyText"/>
+      </w:pPr>
+      <w:r>
+        <w:t xml:space="preserve">마리아: 스캔하세요. 간호사 시술자한테도 팔아요?</w:t>
+      </w:r>
+    </w:p>
+    <w:p>
+      <w:pPr>
+        <w:pStyle w:val="BodyText"/>
+      </w:pPr>
+      <w:r>
+        <w:t xml:space="preserve">에이바: 인증받은 분들께만요. 의사든 간호사든 상관없어요. 교육이 먼저예요. 필러는 그걸 쓰는 손만큼만 안전하니까요. 그래서 상자 하나 보내기 전에 응급 단계부터 가르쳐요.</w:t>
+      </w:r>
+    </w:p>
+    <w:p>
+      <w:pPr>
+        <w:pStyle w:val="BodyText"/>
+      </w:pPr>
+      <w:r>
+        <w:t xml:space="preserve">마리아: 드디어. 교육을 먼저 파는 사람이네. 우리 등록해 줘요.</w:t>
+      </w:r>
+    </w:p>
+    <w:p>
+      <w:pPr>
+        <w:pStyle w:val="BodyText"/>
+      </w:pPr>
+      <w:r>
+        <w:t xml:space="preserve">에이바: 배지 스캔 완료. 메모:</w:t>
+      </w:r>
+      <w:r>
+        <w:t xml:space="preserve"> </w:t>
+      </w:r>
+      <w:r>
+        <w:t xml:space="preserve">“</w:t>
+      </w:r>
+      <w:r>
+        <w:t xml:space="preserve">A. 휴스턴. 간호사 5명. 교육 원함.</w:t>
+      </w:r>
+      <w:r>
+        <w:t xml:space="preserve">”</w:t>
+      </w:r>
+    </w:p>
+    <w:p>
+      <w:pPr>
+        <w:pStyle w:val="BodyText"/>
+      </w:pPr>
+      <w:r>
+        <w:t xml:space="preserve">조이: 첫 A 리드! 9분 만에.</w:t>
+      </w:r>
+    </w:p>
+    <w:p>
+      <w:pPr>
+        <w:pStyle w:val="BodyText"/>
+      </w:pPr>
+      <w:r>
+        <w:t xml:space="preserve">에이바: 어려운 건 데릭이 했어요.</w:t>
+      </w:r>
+    </w:p>
+    <w:p>
+      <w:pPr>
+        <w:pStyle w:val="BodyText"/>
+      </w:pPr>
+      <w:r>
+        <w:t xml:space="preserve">데릭: 중요한 건 당신이 했어요. 메모를 남겼잖아요.</w:t>
+      </w:r>
+    </w:p>
+    <w:p>
+      <w:pPr>
+        <w:pStyle w:val="BodyText"/>
+      </w:pPr>
+      <w:r>
+        <w:t xml:space="preserve">에이바: 메모가 왜 중요해요?</w:t>
+      </w:r>
+    </w:p>
+    <w:p>
+      <w:pPr>
+        <w:pStyle w:val="BodyText"/>
+      </w:pPr>
+      <w:r>
+        <w:t xml:space="preserve">데릭: 다음 달이 되면 스프레드시트 위의 배지 400개가 다 똑같아 보이거든요. 마리아 얼굴도, 간호사 다섯 명도 기억 못 할 거예요. 메모가 기억이에요. 그러니까 지금 써요.</w:t>
+      </w:r>
+    </w:p>
+    <w:p>
+      <w:pPr>
+        <w:pStyle w:val="BodyText"/>
+      </w:pPr>
+      <w:r>
+        <w:t xml:space="preserve">조이: 봐요. 의사들이 훈련을 구경하고 있어요. 세 명이 기다려요.</w:t>
+      </w:r>
+    </w:p>
+    <w:p>
+      <w:pPr>
+        <w:pStyle w:val="BodyText"/>
+      </w:pPr>
+      <w:r>
+        <w:t xml:space="preserve">타샤: 사람이 사람을 불러요. 계속 돌려요.</w:t>
+      </w:r>
+    </w:p>
+    <w:p>
+      <w:pPr>
+        <w:pStyle w:val="BodyText"/>
+      </w:pPr>
+      <w:r>
+        <w:t xml:space="preserve">노아: 할번 줄은요?</w:t>
+      </w:r>
+    </w:p>
+    <w:p>
+      <w:pPr>
+        <w:pStyle w:val="BodyText"/>
+      </w:pPr>
+      <w:r>
+        <w:t xml:space="preserve">레오: 아직 길어요. 근데 대부분 에스프레소 줄이에요.</w:t>
+      </w:r>
+    </w:p>
+    <w:bookmarkEnd w:id="33"/>
+    <w:bookmarkStart w:id="34" w:name="장면2-dr.-pierce-1"/>
+    <w:p>
+      <w:pPr>
+        <w:pStyle w:val="Heading3"/>
+      </w:pPr>
+      <w:r>
+        <w:t xml:space="preserve">장면2 — Dr. Pierce</w:t>
+      </w:r>
+    </w:p>
+    <w:p>
+      <w:pPr>
+        <w:pStyle w:val="FirstParagraph"/>
+      </w:pPr>
+      <w:r>
+        <w:t xml:space="preserve">피어스: 엘레나 루이즈. 그러니까 여기로 사라졌군요.</w:t>
+      </w:r>
+    </w:p>
+    <w:p>
+      <w:pPr>
+        <w:pStyle w:val="BodyText"/>
+      </w:pPr>
+      <w:r>
+        <w:t xml:space="preserve">엘레나: 앨런! 20년이 지났는데 여전히 첫 시간에 오시네요.</w:t>
+      </w:r>
+    </w:p>
+    <w:p>
+      <w:pPr>
+        <w:pStyle w:val="BodyText"/>
+      </w:pPr>
+      <w:r>
+        <w:t xml:space="preserve">피어스: 커피가 신선하거든요. 그리고 새 장난감 구경을 좋아하죠.</w:t>
+      </w:r>
+    </w:p>
+    <w:p>
+      <w:pPr>
+        <w:pStyle w:val="BodyText"/>
+      </w:pPr>
+      <w:r>
+        <w:t xml:space="preserve">엘레나: 앨런, 이쪽은 노아 베넷. 우리 CEO예요.</w:t>
+      </w:r>
+    </w:p>
+    <w:p>
+      <w:pPr>
+        <w:pStyle w:val="BodyText"/>
+      </w:pPr>
+      <w:r>
+        <w:t xml:space="preserve">피어스: 만난 적 있죠. 몇 년 전. 부작용에 대해 물었죠. 난 없었고요.</w:t>
+      </w:r>
+    </w:p>
+    <w:p>
+      <w:pPr>
+        <w:pStyle w:val="BodyText"/>
+      </w:pPr>
+      <w:r>
+        <w:t xml:space="preserve">노아: 기억해요. 그 인터뷰 감사했어요.</w:t>
+      </w:r>
+    </w:p>
+    <w:p>
+      <w:pPr>
+        <w:pStyle w:val="BodyText"/>
+      </w:pPr>
+      <w:r>
+        <w:t xml:space="preserve">피어스: 슬로건을 칭찬했던 것도 기억해요.</w:t>
+      </w:r>
+      <w:r>
+        <w:t xml:space="preserve"> </w:t>
+      </w:r>
+      <w:r>
+        <w:t xml:space="preserve">“</w:t>
+      </w:r>
+      <w:r>
+        <w:t xml:space="preserve">오래가는 결과.</w:t>
+      </w:r>
+      <w:r>
+        <w:t xml:space="preserve">”</w:t>
+      </w:r>
+      <w:r>
+        <w:t xml:space="preserve"> </w:t>
+      </w:r>
+      <w:r>
+        <w:t xml:space="preserve">나중에 누가 말해 주더군요.</w:t>
+      </w:r>
+    </w:p>
+    <w:p>
+      <w:pPr>
+        <w:pStyle w:val="BodyText"/>
+      </w:pPr>
+      <w:r>
+        <w:t xml:space="preserve">노아: 네. 제가 썼어요. 할번에서.</w:t>
+      </w:r>
+    </w:p>
+    <w:p>
+      <w:pPr>
+        <w:pStyle w:val="BodyText"/>
+      </w:pPr>
+      <w:r>
+        <w:t xml:space="preserve">피어스: 그리고 이제 되돌릴 수 있는 필러를 팔고요. 흥미로운 경력이네요.</w:t>
+      </w:r>
+    </w:p>
+    <w:p>
+      <w:pPr>
+        <w:pStyle w:val="BodyText"/>
+      </w:pPr>
+      <w:r>
+        <w:t xml:space="preserve">노아: 배운 게 있어서요. 그 슬로건이 전부를 말하진 않았어요.</w:t>
+      </w:r>
+    </w:p>
+    <w:p>
+      <w:pPr>
+        <w:pStyle w:val="BodyText"/>
+      </w:pPr>
+      <w:r>
+        <w:t xml:space="preserve">피어스: 솔직히 말하죠. 이건 문제를 찾아다니는 해결책 같아요. 내 병원에선 좋은 술기가 폐색 대부분을 시작되기 전에 막아요.</w:t>
+      </w:r>
+    </w:p>
+    <w:p>
+      <w:pPr>
+        <w:pStyle w:val="BodyText"/>
+      </w:pPr>
+      <w:r>
+        <w:t xml:space="preserve">엘레나: 앨런, 숫자는 당신도 나만큼 알잖아요. 폐색은 드물지만 0은 아니에요. 그리고 한 번 생기면 처음 몇 분이 모든 걸 결정해요. 바로 그때 속도가 중요한 거예요.</w:t>
+      </w:r>
+    </w:p>
+    <w:p>
+      <w:pPr>
+        <w:pStyle w:val="BodyText"/>
+      </w:pPr>
+      <w:r>
+        <w:t xml:space="preserve">피어스: 좋은 손에선 거의 0이죠. 사람을 교육해요. 장치를 팔지 말고.</w:t>
+      </w:r>
+    </w:p>
+    <w:p>
+      <w:pPr>
+        <w:pStyle w:val="BodyText"/>
+      </w:pPr>
+      <w:r>
+        <w:t xml:space="preserve">타샤: 동의해요. 그래서 교육이 먼저예요. 모든 고객. 매번.</w:t>
+      </w:r>
+    </w:p>
+    <w:p>
+      <w:pPr>
+        <w:pStyle w:val="BodyText"/>
+      </w:pPr>
+      <w:r>
+        <w:t xml:space="preserve">피어스: 그리고 당신네 라벨은요? 이점이 입증되지 않았다고 돼 있던데. 읽었어요.</w:t>
+      </w:r>
+    </w:p>
+    <w:p>
+      <w:pPr>
+        <w:pStyle w:val="BodyText"/>
+      </w:pPr>
+      <w:r>
+        <w:t xml:space="preserve">에이바: 첫 페이지에 있어요. 저희한테서 들으시는 게 나아서요.</w:t>
+      </w:r>
+    </w:p>
+    <w:p>
+      <w:pPr>
+        <w:pStyle w:val="BodyText"/>
+      </w:pPr>
+      <w:r>
+        <w:t xml:space="preserve">피어스: 당신은 누구죠?</w:t>
+      </w:r>
+    </w:p>
+    <w:p>
+      <w:pPr>
+        <w:pStyle w:val="BodyText"/>
+      </w:pPr>
+      <w:r>
+        <w:t xml:space="preserve">에이바: 에이바 리드. 영업. 오스틴과 샌안토니오.</w:t>
+      </w:r>
+    </w:p>
+    <w:p>
+      <w:pPr>
+        <w:pStyle w:val="BodyText"/>
+      </w:pPr>
+      <w:r>
+        <w:t xml:space="preserve">피어스: 자기 제품 한계를 인용하는 영업 사원이라. 새롭네요.</w:t>
+      </w:r>
+    </w:p>
+    <w:p>
+      <w:pPr>
+        <w:pStyle w:val="BodyText"/>
+      </w:pPr>
+      <w:r>
+        <w:t xml:space="preserve">에이바: 저희가 측정한 건 속도, 오직 속도예요. 40명을 대상으로 한 눈가림 연구에서 2.8배 빨리 녹았어요. 그 이상은 주장하지 않아요. 데이터가 그 이상을 보여 주지 않으니까요.</w:t>
+      </w:r>
+    </w:p>
+    <w:p>
+      <w:pPr>
+        <w:pStyle w:val="BodyText"/>
+      </w:pPr>
+      <w:r>
+        <w:t xml:space="preserve">피어스: 연구 속 속도죠. 병원에서 구한 얼굴이 아니라.</w:t>
+      </w:r>
+    </w:p>
+    <w:p>
+      <w:pPr>
+        <w:pStyle w:val="BodyText"/>
+      </w:pPr>
+      <w:r>
+        <w:t xml:space="preserve">엘레나: 맞아요. 그리고 우린 정확히 그렇게 말해요. 소리 내서.</w:t>
+      </w:r>
+    </w:p>
+    <w:p>
+      <w:pPr>
+        <w:pStyle w:val="BodyText"/>
+      </w:pPr>
+      <w:r>
+        <w:t xml:space="preserve">피어스: 흠. 정직하네요. 그건 인정하죠. 하지만 설득되진 않았어요.</w:t>
+      </w:r>
+    </w:p>
+    <w:p>
+      <w:pPr>
+        <w:pStyle w:val="BodyText"/>
+      </w:pPr>
+      <w:r>
+        <w:t xml:space="preserve">노아: 그럴 만해요. 저라도 설득되지 않았을 거예요. 이렇게 하죠. 6개월 뒤에 실사용 데이터를 가지고 다시 연락드려도 될까요? 숫자가 버티지 못하면, 모두에게 말씀하셔도 돼요.</w:t>
+      </w:r>
+    </w:p>
+    <w:p>
+      <w:pPr>
+        <w:pStyle w:val="BodyText"/>
+      </w:pPr>
+      <w:r>
+        <w:t xml:space="preserve">피어스: 해 보세요. 나 온라인에 의견 올리는 거 알죠. 팔로워 3만 명.</w:t>
+      </w:r>
+    </w:p>
+    <w:p>
+      <w:pPr>
+        <w:pStyle w:val="BodyText"/>
+      </w:pPr>
+      <w:r>
+        <w:t xml:space="preserve">엘레나: 알아요, 앨런. 공정하게만 해 줘요.</w:t>
+      </w:r>
+    </w:p>
+    <w:p>
+      <w:pPr>
+        <w:pStyle w:val="BodyText"/>
+      </w:pPr>
+      <w:r>
+        <w:t xml:space="preserve">피어스: 난 항상 공정해요. 항상 친절하진 않을 뿐.</w:t>
+      </w:r>
+    </w:p>
+    <w:p>
+      <w:pPr>
+        <w:pStyle w:val="BodyText"/>
+      </w:pPr>
+      <w:r>
+        <w:t xml:space="preserve">에이바: 배지 스캔해도 될까요, 피어스 선생님?</w:t>
+      </w:r>
+    </w:p>
+    <w:p>
+      <w:pPr>
+        <w:pStyle w:val="BodyText"/>
+      </w:pPr>
+      <w:r>
+        <w:t xml:space="preserve">피어스: 그러세요.</w:t>
+      </w:r>
+      <w:r>
+        <w:t xml:space="preserve"> </w:t>
+      </w:r>
+      <w:r>
+        <w:t xml:space="preserve">“</w:t>
+      </w:r>
+      <w:r>
+        <w:t xml:space="preserve">C</w:t>
+      </w:r>
+      <w:r>
+        <w:t xml:space="preserve">”</w:t>
+      </w:r>
+      <w:r>
+        <w:t xml:space="preserve">라고 써요.</w:t>
+      </w:r>
+    </w:p>
+    <w:p>
+      <w:pPr>
+        <w:pStyle w:val="BodyText"/>
+      </w:pPr>
+      <w:r>
+        <w:t xml:space="preserve">에이바:</w:t>
+      </w:r>
+      <w:r>
+        <w:t xml:space="preserve"> </w:t>
+      </w:r>
+      <w:r>
+        <w:t xml:space="preserve">“</w:t>
+      </w:r>
+      <w:r>
+        <w:t xml:space="preserve">B</w:t>
+      </w:r>
+      <w:r>
+        <w:t xml:space="preserve">”</w:t>
+      </w:r>
+      <w:r>
+        <w:t xml:space="preserve">라고 쓸게요. 정중하게요.</w:t>
+      </w:r>
+    </w:p>
+    <w:bookmarkEnd w:id="34"/>
+    <w:bookmarkStart w:id="35" w:name="절정전환-오후-정탐과-혼잡-1"/>
+    <w:p>
+      <w:pPr>
+        <w:pStyle w:val="Heading3"/>
+      </w:pPr>
+      <w:r>
+        <w:t xml:space="preserve">절정·전환 — 오후, 정탐과 혼잡</w:t>
+      </w:r>
+    </w:p>
+    <w:p>
+      <w:pPr>
+        <w:pStyle w:val="FirstParagraph"/>
+      </w:pPr>
+      <w:r>
+        <w:t xml:space="preserve">데릭: 노아. 돌아보지 마요. 회색 재킷 입은 남자. 카일이에요.</w:t>
+      </w:r>
+    </w:p>
+    <w:p>
+      <w:pPr>
+        <w:pStyle w:val="BodyText"/>
+      </w:pPr>
+      <w:r>
+        <w:t xml:space="preserve">노아: 카일이 누군데요?</w:t>
+      </w:r>
+    </w:p>
+    <w:p>
+      <w:pPr>
+        <w:pStyle w:val="BodyText"/>
+      </w:pPr>
+      <w:r>
+        <w:t xml:space="preserve">데릭: 할번. 남서부 영업 사원. 배지엔</w:t>
+      </w:r>
+      <w:r>
+        <w:t xml:space="preserve"> </w:t>
+      </w:r>
+      <w:r>
+        <w:t xml:space="preserve">“</w:t>
+      </w:r>
+      <w:r>
+        <w:t xml:space="preserve">카일, 개인 병원</w:t>
+      </w:r>
+      <w:r>
+        <w:t xml:space="preserve">”</w:t>
+      </w:r>
+      <w:r>
+        <w:t xml:space="preserve">이라고 돼 있네요.</w:t>
+      </w:r>
+    </w:p>
+    <w:p>
+      <w:pPr>
+        <w:pStyle w:val="BodyText"/>
+      </w:pPr>
+      <w:r>
+        <w:t xml:space="preserve">카일: 안녕하세요! 부스 멋지네요. 주사기당 가격이 얼마예요? 큰 병원 기준으로?</w:t>
+      </w:r>
+    </w:p>
+    <w:p>
+      <w:pPr>
+        <w:pStyle w:val="BodyText"/>
+      </w:pPr>
+      <w:r>
+        <w:t xml:space="preserve">데릭: 안녕, 카일. 톰은 잘 있어?</w:t>
+      </w:r>
+    </w:p>
+    <w:p>
+      <w:pPr>
+        <w:pStyle w:val="BodyText"/>
+      </w:pPr>
+      <w:r>
+        <w:t xml:space="preserve">카일: …데릭. 어, 형. 그냥 궁금해서요.</w:t>
+      </w:r>
+    </w:p>
+    <w:p>
+      <w:pPr>
+        <w:pStyle w:val="BodyText"/>
+      </w:pPr>
+      <w:r>
+        <w:t xml:space="preserve">노아: 괜찮아요, 카일. 정가는 공개돼 있으니 기꺼이 알려 드리죠. 주사기당 425, 출시가는 395예요. 이 전시회에 온 누구든 물어볼 수 있는 거예요.</w:t>
+      </w:r>
+    </w:p>
+    <w:p>
+      <w:pPr>
+        <w:pStyle w:val="BodyText"/>
+      </w:pPr>
+      <w:r>
+        <w:t xml:space="preserve">카일: 대량 할인은요?</w:t>
+      </w:r>
+    </w:p>
+    <w:p>
+      <w:pPr>
+        <w:pStyle w:val="BodyText"/>
+      </w:pPr>
+      <w:r>
+        <w:t xml:space="preserve">노아: 그건 고객용이에요. 고객이 되시는 건 언제든 환영해요.</w:t>
+      </w:r>
+    </w:p>
+    <w:p>
+      <w:pPr>
+        <w:pStyle w:val="BodyText"/>
+      </w:pPr>
+      <w:r>
+        <w:t xml:space="preserve">카일: 하. 좋네요. 부스 정말 멋져요.</w:t>
+      </w:r>
+    </w:p>
+    <w:p>
+      <w:pPr>
+        <w:pStyle w:val="BodyText"/>
+      </w:pPr>
+      <w:r>
+        <w:t xml:space="preserve">데릭: 톰한테 안부 전해. 그리고 훈련 한번 해 봐. 필요할지도 몰라.</w:t>
+      </w:r>
+    </w:p>
+    <w:p>
+      <w:pPr>
+        <w:pStyle w:val="BodyText"/>
+      </w:pPr>
+      <w:r>
+        <w:t xml:space="preserve">조이: 방금 프로다웠어요, 아니면 좀 못됐어요?</w:t>
+      </w:r>
+    </w:p>
+    <w:p>
+      <w:pPr>
+        <w:pStyle w:val="BodyText"/>
+      </w:pPr>
+      <w:r>
+        <w:t xml:space="preserve">노아: 프로다웠죠. 공개 가격, 정중한 문. 그 이상은 없음.</w:t>
+      </w:r>
+    </w:p>
+    <w:p>
+      <w:pPr>
+        <w:pStyle w:val="BodyText"/>
+      </w:pPr>
+      <w:r>
+        <w:t xml:space="preserve">마커스: 노아. 우리 부스 봐. 통로 봐.</w:t>
+      </w:r>
+    </w:p>
+    <w:p>
+      <w:pPr>
+        <w:pStyle w:val="BodyText"/>
+      </w:pPr>
+      <w:r>
+        <w:t xml:space="preserve">레오: 훈련 줄이 우리 카펫을 넘어갔어요. 할번 통로까지.</w:t>
+      </w:r>
+    </w:p>
+    <w:p>
+      <w:pPr>
+        <w:pStyle w:val="BodyText"/>
+      </w:pPr>
+      <w:r>
+        <w:t xml:space="preserve">타샤: 열한 명 대기 중. 트레이너가 하나 더 필요해요.</w:t>
+      </w:r>
+    </w:p>
+    <w:p>
+      <w:pPr>
+        <w:pStyle w:val="BodyText"/>
+      </w:pPr>
+      <w:r>
+        <w:t xml:space="preserve">엘레나: 내가 할게요. 두 번째 마네킹. 마커스가 두 개 가져왔잖아요.</w:t>
+      </w:r>
+    </w:p>
+    <w:p>
+      <w:pPr>
+        <w:pStyle w:val="BodyText"/>
+      </w:pPr>
+      <w:r>
+        <w:t xml:space="preserve">마커스: 둘은 하나.</w:t>
+      </w:r>
+    </w:p>
+    <w:p>
+      <w:pPr>
+        <w:pStyle w:val="BodyText"/>
+      </w:pPr>
+      <w:r>
+        <w:t xml:space="preserve">조이: 숫자 확인. 레오?</w:t>
+      </w:r>
+    </w:p>
+    <w:p>
+      <w:pPr>
+        <w:pStyle w:val="BodyText"/>
+      </w:pPr>
+      <w:r>
+        <w:t xml:space="preserve">레오: 스캔 280건에 A 리드 41건, 그런데 아직 3시밖에 안 됐어요. 훈련 줄이 이렇게 계속 돌아가면, 문 닫기 전에 두 목표를 다 넘을 거예요.</w:t>
+      </w:r>
+    </w:p>
+    <w:p>
+      <w:pPr>
+        <w:pStyle w:val="BodyText"/>
+      </w:pPr>
+      <w:r>
+        <w:t xml:space="preserve">조이: 부정 타요. 계속 스캔해요.</w:t>
+      </w:r>
+    </w:p>
+    <w:p>
+      <w:pPr>
+        <w:pStyle w:val="BodyText"/>
+      </w:pPr>
+      <w:r>
+        <w:t xml:space="preserve">에이바: 방금 의사가 입술에 되냐고 물었어요.</w:t>
+      </w:r>
+      <w:r>
+        <w:t xml:space="preserve"> </w:t>
+      </w:r>
+      <w:r>
+        <w:t xml:space="preserve">“</w:t>
+      </w:r>
+      <w:r>
+        <w:t xml:space="preserve">라벨에 없다</w:t>
+      </w:r>
+      <w:r>
+        <w:t xml:space="preserve">”</w:t>
+      </w:r>
+      <w:r>
+        <w:t xml:space="preserve">고 했어요.</w:t>
+      </w:r>
+    </w:p>
+    <w:p>
+      <w:pPr>
+        <w:pStyle w:val="BodyText"/>
+      </w:pPr>
+      <w:r>
+        <w:t xml:space="preserve">데릭: 그래서?</w:t>
+      </w:r>
+    </w:p>
+    <w:p>
+      <w:pPr>
+        <w:pStyle w:val="BodyText"/>
+      </w:pPr>
+      <w:r>
+        <w:t xml:space="preserve">에이바:</w:t>
+      </w:r>
+      <w:r>
+        <w:t xml:space="preserve"> </w:t>
+      </w:r>
+      <w:r>
+        <w:t xml:space="preserve">“</w:t>
+      </w:r>
+      <w:r>
+        <w:t xml:space="preserve">좋은 대답이네. 지난번 영업 사원은 윙크했는데</w:t>
+      </w:r>
+      <w:r>
+        <w:t xml:space="preserve">”</w:t>
+      </w:r>
+      <w:r>
+        <w:t xml:space="preserve">라더니. 명함을 줬어요.</w:t>
+      </w:r>
+    </w:p>
+    <w:p>
+      <w:pPr>
+        <w:pStyle w:val="BodyText"/>
+      </w:pPr>
+      <w:r>
+        <w:t xml:space="preserve">데릭: …좋아요. 그거 좀 찔리네요. 좋은 쪽으로.</w:t>
+      </w:r>
+    </w:p>
+    <w:bookmarkEnd w:id="35"/>
+    <w:bookmarkStart w:id="36" w:name="마무리-오후-5시-30분-폐장-1"/>
+    <w:p>
+      <w:pPr>
+        <w:pStyle w:val="Heading3"/>
+      </w:pPr>
+      <w:r>
+        <w:t xml:space="preserve">마무리 — 오후 5시 30분, 폐장</w:t>
+      </w:r>
+    </w:p>
+    <w:p>
+      <w:pPr>
+        <w:pStyle w:val="FirstParagraph"/>
+      </w:pPr>
+      <w:r>
+        <w:t xml:space="preserve">조이: 최종 집계. 스캔 412건. A 리드 63건.</w:t>
+      </w:r>
+    </w:p>
+    <w:p>
+      <w:pPr>
+        <w:pStyle w:val="BodyText"/>
+      </w:pPr>
+      <w:r>
+        <w:t xml:space="preserve">마커스: 목표는 스캔 300건과 A 리드 50건이었는데, 둘 다 넘었어. 할번은 공짜 에스프레소, 우린 타이머. 데니스가 이 팀을 자랑스러워하겠네.</w:t>
+      </w:r>
+    </w:p>
+    <w:p>
+      <w:pPr>
+        <w:pStyle w:val="BodyText"/>
+      </w:pPr>
+      <w:r>
+        <w:t xml:space="preserve">타샤: 훈련 206회. 최고 기록 1.6초.</w:t>
+      </w:r>
+    </w:p>
+    <w:p>
+      <w:pPr>
+        <w:pStyle w:val="BodyText"/>
+      </w:pPr>
+      <w:r>
+        <w:t xml:space="preserve">에이바: 휴스턴의 마리아가 다시 왔어요. 기록을 되찾고 싶대요.</w:t>
+      </w:r>
+    </w:p>
+    <w:p>
+      <w:pPr>
+        <w:pStyle w:val="BodyText"/>
+      </w:pPr>
+      <w:r>
+        <w:t xml:space="preserve">레이첼: 노아. 줄 얘기 들었어요. 할번도 들었고요.</w:t>
+      </w:r>
+    </w:p>
+    <w:p>
+      <w:pPr>
+        <w:pStyle w:val="BodyText"/>
+      </w:pPr>
+      <w:r>
+        <w:t xml:space="preserve">노아: 레이첼! 부스에 와 주셨네요.</w:t>
+      </w:r>
+    </w:p>
+    <w:p>
+      <w:pPr>
+        <w:pStyle w:val="BodyText"/>
+      </w:pPr>
+      <w:r>
+        <w:t xml:space="preserve">레이첼: 내일 일 말해 주려고 왔어요. 심포지엄 홀은 400석이에요.</w:t>
+      </w:r>
+    </w:p>
+    <w:p>
+      <w:pPr>
+        <w:pStyle w:val="BodyText"/>
+      </w:pPr>
+      <w:r>
+        <w:t xml:space="preserve">엘레나: 등록은 몇 명이에요?</w:t>
+      </w:r>
+    </w:p>
+    <w:p>
+      <w:pPr>
+        <w:pStyle w:val="BodyText"/>
+      </w:pPr>
+      <w:r>
+        <w:t xml:space="preserve">레이첼: 520명이요. 그러니 뒤에 서서 듣는 사람도 있을 거예요. 그리고 솔직히, 모두가 배우러 오는 건 아니에요. 공격하러 오는 사람도 있어요.</w:t>
+      </w:r>
+    </w:p>
+    <w:p>
+      <w:pPr>
+        <w:pStyle w:val="BodyText"/>
+      </w:pPr>
+      <w:r>
+        <w:t xml:space="preserve">노아: 공격이요?</w:t>
+      </w:r>
+    </w:p>
+    <w:p>
+      <w:pPr>
+        <w:pStyle w:val="BodyText"/>
+      </w:pPr>
+      <w:r>
+        <w:t xml:space="preserve">레이첼: 앨런 피어스가 등록했어요. 그리고 할번 자문위원 셋. 맨 앞줄.</w:t>
+      </w:r>
+    </w:p>
+    <w:p>
+      <w:pPr>
+        <w:pStyle w:val="BodyText"/>
+      </w:pPr>
+      <w:r>
+        <w:t xml:space="preserve">엘레나: 당연히 그랬겠죠.</w:t>
+      </w:r>
+    </w:p>
+    <w:p>
+      <w:pPr>
+        <w:pStyle w:val="BodyText"/>
+      </w:pPr>
+      <w:r>
+        <w:t xml:space="preserve">레이첼: 노아, 출시 연설. 얼마나 길어요?</w:t>
+      </w:r>
+    </w:p>
+    <w:p>
+      <w:pPr>
+        <w:pStyle w:val="BodyText"/>
+      </w:pPr>
+      <w:r>
+        <w:t xml:space="preserve">노아: 12분이요.</w:t>
+      </w:r>
+    </w:p>
+    <w:p>
+      <w:pPr>
+        <w:pStyle w:val="BodyText"/>
+      </w:pPr>
+      <w:r>
+        <w:t xml:space="preserve">레이첼: 8분으로 줄여요. 칼이 들어올 자리를 남겨 둬요.</w:t>
+      </w:r>
+    </w:p>
+    <w:bookmarkEnd w:id="36"/>
+    <w:bookmarkEnd w:id="37"/>
+    <w:bookmarkEnd w:id="38"/>
     <w:sectPr/>
   </w:body>
 </w:document>
@@ -4065,583 +4012,8 @@
       </w:pPr>
     </w:lvl>
   </w:abstractNum>
-  <w:abstractNum w:abstractNumId="99411">
-    <w:nsid w:val="A99411"/>
-    <w:multiLevelType w:val="multilevel"/>
-    <w:lvl w:ilvl="0">
-      <w:start w:val="1"/>
-      <w:numFmt w:val="decimal"/>
-      <w:lvlText w:val="%1."/>
-      <w:lvlJc w:val="left"/>
-      <w:pPr>
-        <w:ind w:left="720" w:hanging="480"/>
-      </w:pPr>
-    </w:lvl>
-    <w:lvl w:ilvl="1">
-      <w:start w:val="1"/>
-      <w:numFmt w:val="decimal"/>
-      <w:lvlText w:val="%2."/>
-      <w:lvlJc w:val="left"/>
-      <w:pPr>
-        <w:ind w:left="1440" w:hanging="480"/>
-      </w:pPr>
-    </w:lvl>
-    <w:lvl w:ilvl="2">
-      <w:start w:val="1"/>
-      <w:numFmt w:val="decimal"/>
-      <w:lvlText w:val="%3."/>
-      <w:lvlJc w:val="left"/>
-      <w:pPr>
-        <w:ind w:left="2160" w:hanging="480"/>
-      </w:pPr>
-    </w:lvl>
-    <w:lvl w:ilvl="3">
-      <w:start w:val="1"/>
-      <w:numFmt w:val="decimal"/>
-      <w:lvlText w:val="%4."/>
-      <w:lvlJc w:val="left"/>
-      <w:pPr>
-        <w:ind w:left="2880" w:hanging="480"/>
-      </w:pPr>
-    </w:lvl>
-    <w:lvl w:ilvl="4">
-      <w:start w:val="1"/>
-      <w:numFmt w:val="decimal"/>
-      <w:lvlText w:val="%5."/>
-      <w:lvlJc w:val="left"/>
-      <w:pPr>
-        <w:ind w:left="3600" w:hanging="480"/>
-      </w:pPr>
-    </w:lvl>
-    <w:lvl w:ilvl="5">
-      <w:start w:val="1"/>
-      <w:numFmt w:val="decimal"/>
-      <w:lvlText w:val="%6."/>
-      <w:lvlJc w:val="left"/>
-      <w:pPr>
-        <w:ind w:left="4320" w:hanging="480"/>
-      </w:pPr>
-    </w:lvl>
-    <w:lvl w:ilvl="6">
-      <w:start w:val="1"/>
-      <w:numFmt w:val="decimal"/>
-      <w:lvlText w:val="%7."/>
-      <w:lvlJc w:val="left"/>
-      <w:pPr>
-        <w:ind w:left="5040" w:hanging="480"/>
-      </w:pPr>
-    </w:lvl>
-    <w:lvl w:ilvl="7">
-      <w:start w:val="1"/>
-      <w:numFmt w:val="decimal"/>
-      <w:lvlText w:val="%8."/>
-      <w:lvlJc w:val="left"/>
-      <w:pPr>
-        <w:ind w:left="5760" w:hanging="480"/>
-      </w:pPr>
-    </w:lvl>
-    <w:lvl w:ilvl="8">
-      <w:start w:val="1"/>
-      <w:numFmt w:val="decimal"/>
-      <w:lvlText w:val="%9."/>
-      <w:lvlJc w:val="left"/>
-      <w:pPr>
-        <w:ind w:left="6480" w:hanging="480"/>
-      </w:pPr>
-    </w:lvl>
-  </w:abstractNum>
-  <w:abstractNum w:abstractNumId="994116">
-    <w:nsid w:val="A994116"/>
-    <w:multiLevelType w:val="multilevel"/>
-    <w:lvl w:ilvl="0">
-      <w:start w:val="16"/>
-      <w:numFmt w:val="decimal"/>
-      <w:lvlText w:val="%1."/>
-      <w:lvlJc w:val="left"/>
-      <w:pPr>
-        <w:ind w:left="720" w:hanging="480"/>
-      </w:pPr>
-    </w:lvl>
-    <w:lvl w:ilvl="1">
-      <w:start w:val="16"/>
-      <w:numFmt w:val="decimal"/>
-      <w:lvlText w:val="%2."/>
-      <w:lvlJc w:val="left"/>
-      <w:pPr>
-        <w:ind w:left="1440" w:hanging="480"/>
-      </w:pPr>
-    </w:lvl>
-    <w:lvl w:ilvl="2">
-      <w:start w:val="16"/>
-      <w:numFmt w:val="decimal"/>
-      <w:lvlText w:val="%3."/>
-      <w:lvlJc w:val="left"/>
-      <w:pPr>
-        <w:ind w:left="2160" w:hanging="480"/>
-      </w:pPr>
-    </w:lvl>
-    <w:lvl w:ilvl="3">
-      <w:start w:val="16"/>
-      <w:numFmt w:val="decimal"/>
-      <w:lvlText w:val="%4."/>
-      <w:lvlJc w:val="left"/>
-      <w:pPr>
-        <w:ind w:left="2880" w:hanging="480"/>
-      </w:pPr>
-    </w:lvl>
-    <w:lvl w:ilvl="4">
-      <w:start w:val="16"/>
-      <w:numFmt w:val="decimal"/>
-      <w:lvlText w:val="%5."/>
-      <w:lvlJc w:val="left"/>
-      <w:pPr>
-        <w:ind w:left="3600" w:hanging="480"/>
-      </w:pPr>
-    </w:lvl>
-    <w:lvl w:ilvl="5">
-      <w:start w:val="16"/>
-      <w:numFmt w:val="decimal"/>
-      <w:lvlText w:val="%6."/>
-      <w:lvlJc w:val="left"/>
-      <w:pPr>
-        <w:ind w:left="4320" w:hanging="480"/>
-      </w:pPr>
-    </w:lvl>
-    <w:lvl w:ilvl="6">
-      <w:start w:val="16"/>
-      <w:numFmt w:val="decimal"/>
-      <w:lvlText w:val="%7."/>
-      <w:lvlJc w:val="left"/>
-      <w:pPr>
-        <w:ind w:left="5040" w:hanging="480"/>
-      </w:pPr>
-    </w:lvl>
-    <w:lvl w:ilvl="7">
-      <w:start w:val="16"/>
-      <w:numFmt w:val="decimal"/>
-      <w:lvlText w:val="%8."/>
-      <w:lvlJc w:val="left"/>
-      <w:pPr>
-        <w:ind w:left="5760" w:hanging="480"/>
-      </w:pPr>
-    </w:lvl>
-    <w:lvl w:ilvl="8">
-      <w:start w:val="16"/>
-      <w:numFmt w:val="decimal"/>
-      <w:lvlText w:val="%9."/>
-      <w:lvlJc w:val="left"/>
-      <w:pPr>
-        <w:ind w:left="6480" w:hanging="480"/>
-      </w:pPr>
-    </w:lvl>
-  </w:abstractNum>
-  <w:abstractNum w:abstractNumId="994151">
-    <w:nsid w:val="A994151"/>
-    <w:multiLevelType w:val="multilevel"/>
-    <w:lvl w:ilvl="0">
-      <w:start w:val="51"/>
-      <w:numFmt w:val="decimal"/>
-      <w:lvlText w:val="%1."/>
-      <w:lvlJc w:val="left"/>
-      <w:pPr>
-        <w:ind w:left="720" w:hanging="480"/>
-      </w:pPr>
-    </w:lvl>
-    <w:lvl w:ilvl="1">
-      <w:start w:val="51"/>
-      <w:numFmt w:val="decimal"/>
-      <w:lvlText w:val="%2."/>
-      <w:lvlJc w:val="left"/>
-      <w:pPr>
-        <w:ind w:left="1440" w:hanging="480"/>
-      </w:pPr>
-    </w:lvl>
-    <w:lvl w:ilvl="2">
-      <w:start w:val="51"/>
-      <w:numFmt w:val="decimal"/>
-      <w:lvlText w:val="%3."/>
-      <w:lvlJc w:val="left"/>
-      <w:pPr>
-        <w:ind w:left="2160" w:hanging="480"/>
-      </w:pPr>
-    </w:lvl>
-    <w:lvl w:ilvl="3">
-      <w:start w:val="51"/>
-      <w:numFmt w:val="decimal"/>
-      <w:lvlText w:val="%4."/>
-      <w:lvlJc w:val="left"/>
-      <w:pPr>
-        <w:ind w:left="2880" w:hanging="480"/>
-      </w:pPr>
-    </w:lvl>
-    <w:lvl w:ilvl="4">
-      <w:start w:val="51"/>
-      <w:numFmt w:val="decimal"/>
-      <w:lvlText w:val="%5."/>
-      <w:lvlJc w:val="left"/>
-      <w:pPr>
-        <w:ind w:left="3600" w:hanging="480"/>
-      </w:pPr>
-    </w:lvl>
-    <w:lvl w:ilvl="5">
-      <w:start w:val="51"/>
-      <w:numFmt w:val="decimal"/>
-      <w:lvlText w:val="%6."/>
-      <w:lvlJc w:val="left"/>
-      <w:pPr>
-        <w:ind w:left="4320" w:hanging="480"/>
-      </w:pPr>
-    </w:lvl>
-    <w:lvl w:ilvl="6">
-      <w:start w:val="51"/>
-      <w:numFmt w:val="decimal"/>
-      <w:lvlText w:val="%7."/>
-      <w:lvlJc w:val="left"/>
-      <w:pPr>
-        <w:ind w:left="5040" w:hanging="480"/>
-      </w:pPr>
-    </w:lvl>
-    <w:lvl w:ilvl="7">
-      <w:start w:val="51"/>
-      <w:numFmt w:val="decimal"/>
-      <w:lvlText w:val="%8."/>
-      <w:lvlJc w:val="left"/>
-      <w:pPr>
-        <w:ind w:left="5760" w:hanging="480"/>
-      </w:pPr>
-    </w:lvl>
-    <w:lvl w:ilvl="8">
-      <w:start w:val="51"/>
-      <w:numFmt w:val="decimal"/>
-      <w:lvlText w:val="%9."/>
-      <w:lvlJc w:val="left"/>
-      <w:pPr>
-        <w:ind w:left="6480" w:hanging="480"/>
-      </w:pPr>
-    </w:lvl>
-  </w:abstractNum>
-  <w:abstractNum w:abstractNumId="994181">
-    <w:nsid w:val="A994181"/>
-    <w:multiLevelType w:val="multilevel"/>
-    <w:lvl w:ilvl="0">
-      <w:start w:val="81"/>
-      <w:numFmt w:val="decimal"/>
-      <w:lvlText w:val="%1."/>
-      <w:lvlJc w:val="left"/>
-      <w:pPr>
-        <w:ind w:left="720" w:hanging="480"/>
-      </w:pPr>
-    </w:lvl>
-    <w:lvl w:ilvl="1">
-      <w:start w:val="81"/>
-      <w:numFmt w:val="decimal"/>
-      <w:lvlText w:val="%2."/>
-      <w:lvlJc w:val="left"/>
-      <w:pPr>
-        <w:ind w:left="1440" w:hanging="480"/>
-      </w:pPr>
-    </w:lvl>
-    <w:lvl w:ilvl="2">
-      <w:start w:val="81"/>
-      <w:numFmt w:val="decimal"/>
-      <w:lvlText w:val="%3."/>
-      <w:lvlJc w:val="left"/>
-      <w:pPr>
-        <w:ind w:left="2160" w:hanging="480"/>
-      </w:pPr>
-    </w:lvl>
-    <w:lvl w:ilvl="3">
-      <w:start w:val="81"/>
-      <w:numFmt w:val="decimal"/>
-      <w:lvlText w:val="%4."/>
-      <w:lvlJc w:val="left"/>
-      <w:pPr>
-        <w:ind w:left="2880" w:hanging="480"/>
-      </w:pPr>
-    </w:lvl>
-    <w:lvl w:ilvl="4">
-      <w:start w:val="81"/>
-      <w:numFmt w:val="decimal"/>
-      <w:lvlText w:val="%5."/>
-      <w:lvlJc w:val="left"/>
-      <w:pPr>
-        <w:ind w:left="3600" w:hanging="480"/>
-      </w:pPr>
-    </w:lvl>
-    <w:lvl w:ilvl="5">
-      <w:start w:val="81"/>
-      <w:numFmt w:val="decimal"/>
-      <w:lvlText w:val="%6."/>
-      <w:lvlJc w:val="left"/>
-      <w:pPr>
-        <w:ind w:left="4320" w:hanging="480"/>
-      </w:pPr>
-    </w:lvl>
-    <w:lvl w:ilvl="6">
-      <w:start w:val="81"/>
-      <w:numFmt w:val="decimal"/>
-      <w:lvlText w:val="%7."/>
-      <w:lvlJc w:val="left"/>
-      <w:pPr>
-        <w:ind w:left="5040" w:hanging="480"/>
-      </w:pPr>
-    </w:lvl>
-    <w:lvl w:ilvl="7">
-      <w:start w:val="81"/>
-      <w:numFmt w:val="decimal"/>
-      <w:lvlText w:val="%8."/>
-      <w:lvlJc w:val="left"/>
-      <w:pPr>
-        <w:ind w:left="5760" w:hanging="480"/>
-      </w:pPr>
-    </w:lvl>
-    <w:lvl w:ilvl="8">
-      <w:start w:val="81"/>
-      <w:numFmt w:val="decimal"/>
-      <w:lvlText w:val="%9."/>
-      <w:lvlJc w:val="left"/>
-      <w:pPr>
-        <w:ind w:left="6480" w:hanging="480"/>
-      </w:pPr>
-    </w:lvl>
-  </w:abstractNum>
-  <w:abstractNum w:abstractNumId="9941106">
-    <w:nsid w:val="A9941106"/>
-    <w:multiLevelType w:val="multilevel"/>
-    <w:lvl w:ilvl="0">
-      <w:start w:val="106"/>
-      <w:numFmt w:val="decimal"/>
-      <w:lvlText w:val="%1."/>
-      <w:lvlJc w:val="left"/>
-      <w:pPr>
-        <w:ind w:left="720" w:hanging="480"/>
-      </w:pPr>
-    </w:lvl>
-    <w:lvl w:ilvl="1">
-      <w:start w:val="106"/>
-      <w:numFmt w:val="decimal"/>
-      <w:lvlText w:val="%2."/>
-      <w:lvlJc w:val="left"/>
-      <w:pPr>
-        <w:ind w:left="1440" w:hanging="480"/>
-      </w:pPr>
-    </w:lvl>
-    <w:lvl w:ilvl="2">
-      <w:start w:val="106"/>
-      <w:numFmt w:val="decimal"/>
-      <w:lvlText w:val="%3."/>
-      <w:lvlJc w:val="left"/>
-      <w:pPr>
-        <w:ind w:left="2160" w:hanging="480"/>
-      </w:pPr>
-    </w:lvl>
-    <w:lvl w:ilvl="3">
-      <w:start w:val="106"/>
-      <w:numFmt w:val="decimal"/>
-      <w:lvlText w:val="%4."/>
-      <w:lvlJc w:val="left"/>
-      <w:pPr>
-        <w:ind w:left="2880" w:hanging="480"/>
-      </w:pPr>
-    </w:lvl>
-    <w:lvl w:ilvl="4">
-      <w:start w:val="106"/>
-      <w:numFmt w:val="decimal"/>
-      <w:lvlText w:val="%5."/>
-      <w:lvlJc w:val="left"/>
-      <w:pPr>
-        <w:ind w:left="3600" w:hanging="480"/>
-      </w:pPr>
-    </w:lvl>
-    <w:lvl w:ilvl="5">
-      <w:start w:val="106"/>
-      <w:numFmt w:val="decimal"/>
-      <w:lvlText w:val="%6."/>
-      <w:lvlJc w:val="left"/>
-      <w:pPr>
-        <w:ind w:left="4320" w:hanging="480"/>
-      </w:pPr>
-    </w:lvl>
-    <w:lvl w:ilvl="6">
-      <w:start w:val="106"/>
-      <w:numFmt w:val="decimal"/>
-      <w:lvlText w:val="%7."/>
-      <w:lvlJc w:val="left"/>
-      <w:pPr>
-        <w:ind w:left="5040" w:hanging="480"/>
-      </w:pPr>
-    </w:lvl>
-    <w:lvl w:ilvl="7">
-      <w:start w:val="106"/>
-      <w:numFmt w:val="decimal"/>
-      <w:lvlText w:val="%8."/>
-      <w:lvlJc w:val="left"/>
-      <w:pPr>
-        <w:ind w:left="5760" w:hanging="480"/>
-      </w:pPr>
-    </w:lvl>
-    <w:lvl w:ilvl="8">
-      <w:start w:val="106"/>
-      <w:numFmt w:val="decimal"/>
-      <w:lvlText w:val="%9."/>
-      <w:lvlJc w:val="left"/>
-      <w:pPr>
-        <w:ind w:left="6480" w:hanging="480"/>
-      </w:pPr>
-    </w:lvl>
-  </w:abstractNum>
   <w:num w:numId="1000">
     <w:abstractNumId w:val="990"/>
-  </w:num>
-  <w:num w:numId="1001">
-    <w:abstractNumId w:val="99411"/>
-    <w:lvlOverride w:ilvl="0">
-      <w:startOverride w:val="1"/>
-    </w:lvlOverride>
-    <w:lvlOverride w:ilvl="1">
-      <w:startOverride w:val="1"/>
-    </w:lvlOverride>
-    <w:lvlOverride w:ilvl="2">
-      <w:startOverride w:val="1"/>
-    </w:lvlOverride>
-    <w:lvlOverride w:ilvl="3">
-      <w:startOverride w:val="1"/>
-    </w:lvlOverride>
-    <w:lvlOverride w:ilvl="4">
-      <w:startOverride w:val="1"/>
-    </w:lvlOverride>
-    <w:lvlOverride w:ilvl="5">
-      <w:startOverride w:val="1"/>
-    </w:lvlOverride>
-    <w:lvlOverride w:ilvl="6">
-      <w:startOverride w:val="1"/>
-    </w:lvlOverride>
-    <w:lvlOverride w:ilvl="7">
-      <w:startOverride w:val="1"/>
-    </w:lvlOverride>
-    <w:lvlOverride w:ilvl="8">
-      <w:startOverride w:val="1"/>
-    </w:lvlOverride>
-  </w:num>
-  <w:num w:numId="1002">
-    <w:abstractNumId w:val="994116"/>
-    <w:lvlOverride w:ilvl="0">
-      <w:startOverride w:val="16"/>
-    </w:lvlOverride>
-    <w:lvlOverride w:ilvl="1">
-      <w:startOverride w:val="16"/>
-    </w:lvlOverride>
-    <w:lvlOverride w:ilvl="2">
-      <w:startOverride w:val="16"/>
-    </w:lvlOverride>
-    <w:lvlOverride w:ilvl="3">
-      <w:startOverride w:val="16"/>
-    </w:lvlOverride>
-    <w:lvlOverride w:ilvl="4">
-      <w:startOverride w:val="16"/>
-    </w:lvlOverride>
-    <w:lvlOverride w:ilvl="5">
-      <w:startOverride w:val="16"/>
-    </w:lvlOverride>
-    <w:lvlOverride w:ilvl="6">
-      <w:startOverride w:val="16"/>
-    </w:lvlOverride>
-    <w:lvlOverride w:ilvl="7">
-      <w:startOverride w:val="16"/>
-    </w:lvlOverride>
-    <w:lvlOverride w:ilvl="8">
-      <w:startOverride w:val="16"/>
-    </w:lvlOverride>
-  </w:num>
-  <w:num w:numId="1003">
-    <w:abstractNumId w:val="994151"/>
-    <w:lvlOverride w:ilvl="0">
-      <w:startOverride w:val="51"/>
-    </w:lvlOverride>
-    <w:lvlOverride w:ilvl="1">
-      <w:startOverride w:val="51"/>
-    </w:lvlOverride>
-    <w:lvlOverride w:ilvl="2">
-      <w:startOverride w:val="51"/>
-    </w:lvlOverride>
-    <w:lvlOverride w:ilvl="3">
-      <w:startOverride w:val="51"/>
-    </w:lvlOverride>
-    <w:lvlOverride w:ilvl="4">
-      <w:startOverride w:val="51"/>
-    </w:lvlOverride>
-    <w:lvlOverride w:ilvl="5">
-      <w:startOverride w:val="51"/>
-    </w:lvlOverride>
-    <w:lvlOverride w:ilvl="6">
-      <w:startOverride w:val="51"/>
-    </w:lvlOverride>
-    <w:lvlOverride w:ilvl="7">
-      <w:startOverride w:val="51"/>
-    </w:lvlOverride>
-    <w:lvlOverride w:ilvl="8">
-      <w:startOverride w:val="51"/>
-    </w:lvlOverride>
-  </w:num>
-  <w:num w:numId="1004">
-    <w:abstractNumId w:val="994181"/>
-    <w:lvlOverride w:ilvl="0">
-      <w:startOverride w:val="81"/>
-    </w:lvlOverride>
-    <w:lvlOverride w:ilvl="1">
-      <w:startOverride w:val="81"/>
-    </w:lvlOverride>
-    <w:lvlOverride w:ilvl="2">
-      <w:startOverride w:val="81"/>
-    </w:lvlOverride>
-    <w:lvlOverride w:ilvl="3">
-      <w:startOverride w:val="81"/>
-    </w:lvlOverride>
-    <w:lvlOverride w:ilvl="4">
-      <w:startOverride w:val="81"/>
-    </w:lvlOverride>
-    <w:lvlOverride w:ilvl="5">
-      <w:startOverride w:val="81"/>
-    </w:lvlOverride>
-    <w:lvlOverride w:ilvl="6">
-      <w:startOverride w:val="81"/>
-    </w:lvlOverride>
-    <w:lvlOverride w:ilvl="7">
-      <w:startOverride w:val="81"/>
-    </w:lvlOverride>
-    <w:lvlOverride w:ilvl="8">
-      <w:startOverride w:val="81"/>
-    </w:lvlOverride>
-  </w:num>
-  <w:num w:numId="1005">
-    <w:abstractNumId w:val="9941106"/>
-    <w:lvlOverride w:ilvl="0">
-      <w:startOverride w:val="106"/>
-    </w:lvlOverride>
-    <w:lvlOverride w:ilvl="1">
-      <w:startOverride w:val="106"/>
-    </w:lvlOverride>
-    <w:lvlOverride w:ilvl="2">
-      <w:startOverride w:val="106"/>
-    </w:lvlOverride>
-    <w:lvlOverride w:ilvl="3">
-      <w:startOverride w:val="106"/>
-    </w:lvlOverride>
-    <w:lvlOverride w:ilvl="4">
-      <w:startOverride w:val="106"/>
-    </w:lvlOverride>
-    <w:lvlOverride w:ilvl="5">
-      <w:startOverride w:val="106"/>
-    </w:lvlOverride>
-    <w:lvlOverride w:ilvl="6">
-      <w:startOverride w:val="106"/>
-    </w:lvlOverride>
-    <w:lvlOverride w:ilvl="7">
-      <w:startOverride w:val="106"/>
-    </w:lvlOverride>
-    <w:lvlOverride w:ilvl="8">
-      <w:startOverride w:val="106"/>
-    </w:lvlOverride>
   </w:num>
 </w:numbering>
 </file>
